--- a/Пояснительная_записка_Synq.docx
+++ b/Пояснительная_записка_Synq.docx
@@ -4573,6 +4573,92 @@
                 <w:sz w:val="22"/>
                 <w:szCs w:val="22"/>
               </w:rPr>
+              <w:t xml:space="preserve">PortfolioFileUrl</w:t>
+            </w:r>
+          </w:p>
+        </w:tc>
+        <w:tc>
+          <w:tcPr>
+            <w:tcW w:type="dxa" w:w="2500"/>
+            <w:tcBorders>
+              <w:top w:val="single" w:sz="1"/>
+              <w:left w:val="single" w:sz="1"/>
+              <w:bottom w:val="single" w:sz="1"/>
+              <w:right w:val="single" w:sz="1"/>
+            </w:tcBorders>
+            <w:vAlign w:val="center"/>
+          </w:tcPr>
+          <w:p>
+            <w:pPr>
+              <w:spacing w:line="276" w:lineRule="auto"/>
+              <w:jc w:val="start"/>
+            </w:pPr>
+            <w:r>
+              <w:rPr>
+                <w:rFonts w:ascii="Times New Roman" w:cs="Times New Roman" w:eastAsia="Times New Roman" w:hAnsi="Times New Roman"/>
+                <w:b w:val="false"/>
+                <w:bCs w:val="false"/>
+                <w:sz w:val="22"/>
+                <w:szCs w:val="22"/>
+              </w:rPr>
+              <w:t xml:space="preserve">TEXT</w:t>
+            </w:r>
+          </w:p>
+        </w:tc>
+        <w:tc>
+          <w:tcPr>
+            <w:tcW w:type="dxa" w:w="4000"/>
+            <w:tcBorders>
+              <w:top w:val="single" w:sz="1"/>
+              <w:left w:val="single" w:sz="1"/>
+              <w:bottom w:val="single" w:sz="1"/>
+              <w:right w:val="single" w:sz="1"/>
+            </w:tcBorders>
+            <w:vAlign w:val="center"/>
+          </w:tcPr>
+          <w:p>
+            <w:pPr>
+              <w:spacing w:line="276" w:lineRule="auto"/>
+              <w:jc w:val="start"/>
+            </w:pPr>
+            <w:r>
+              <w:rPr>
+                <w:rFonts w:ascii="Times New Roman" w:cs="Times New Roman" w:eastAsia="Times New Roman" w:hAnsi="Times New Roman"/>
+                <w:b w:val="false"/>
+                <w:bCs w:val="false"/>
+                <w:sz w:val="22"/>
+                <w:szCs w:val="22"/>
+              </w:rPr>
+              <w:t xml:space="preserve">URL файла портфолио</w:t>
+            </w:r>
+          </w:p>
+        </w:tc>
+      </w:tr>
+      <w:tr>
+        <w:tc>
+          <w:tcPr>
+            <w:tcW w:type="dxa" w:w="2500"/>
+            <w:tcBorders>
+              <w:top w:val="single" w:sz="1"/>
+              <w:left w:val="single" w:sz="1"/>
+              <w:bottom w:val="single" w:sz="1"/>
+              <w:right w:val="single" w:sz="1"/>
+            </w:tcBorders>
+            <w:vAlign w:val="center"/>
+          </w:tcPr>
+          <w:p>
+            <w:pPr>
+              <w:spacing w:line="276" w:lineRule="auto"/>
+              <w:jc w:val="start"/>
+            </w:pPr>
+            <w:r>
+              <w:rPr>
+                <w:rFonts w:ascii="Times New Roman" w:cs="Times New Roman" w:eastAsia="Times New Roman" w:hAnsi="Times New Roman"/>
+                <w:b w:val="false"/>
+                <w:bCs w:val="false"/>
+                <w:sz w:val="22"/>
+                <w:szCs w:val="22"/>
+              </w:rPr>
               <w:t xml:space="preserve">IsVerified</w:t>
             </w:r>
           </w:p>
@@ -7130,7 +7216,7 @@
                 <w:sz w:val="22"/>
                 <w:szCs w:val="22"/>
               </w:rPr>
-              <w:t xml:space="preserve">VARCHAR(128)</w:t>
+              <w:t xml:space="preserve">VARCHAR(64)</w:t>
             </w:r>
           </w:p>
         </w:tc>
@@ -7457,7 +7543,7 @@
                 <w:sz w:val="22"/>
                 <w:szCs w:val="22"/>
               </w:rPr>
-              <w:t xml:space="preserve">VARCHAR(128)</w:t>
+              <w:t xml:space="preserve">VARCHAR(64)</w:t>
             </w:r>
           </w:p>
         </w:tc>
@@ -7520,7 +7606,7 @@
           <w:sz w:val="24"/>
           <w:szCs w:val="24"/>
         </w:rPr>
-        <w:t xml:space="preserve">Структура таблицы Proposals представлена в таблице 2.6.</w:t>
+        <w:t xml:space="preserve">Структура таблицы JobAttachments представлена в таблице 2.6.</w:t>
       </w:r>
     </w:p>
     <w:p>
@@ -7536,7 +7622,7 @@
           <w:sz w:val="22"/>
           <w:szCs w:val="22"/>
         </w:rPr>
-        <w:t xml:space="preserve">Таблица 2.6 — Структура таблицы Proposals</w:t>
+        <w:t xml:space="preserve">Таблица 2.6 — Структура таблицы JobAttachments</w:t>
       </w:r>
     </w:p>
     <w:tbl>
@@ -7842,7 +7928,7 @@
                 <w:sz w:val="22"/>
                 <w:szCs w:val="22"/>
               </w:rPr>
-              <w:t xml:space="preserve">UserId</w:t>
+              <w:t xml:space="preserve">FileName</w:t>
             </w:r>
           </w:p>
         </w:tc>
@@ -7870,7 +7956,7 @@
                 <w:sz w:val="22"/>
                 <w:szCs w:val="22"/>
               </w:rPr>
-              <w:t xml:space="preserve">GUID</w:t>
+              <w:t xml:space="preserve">VARCHAR(256)</w:t>
             </w:r>
           </w:p>
         </w:tc>
@@ -7898,7 +7984,7 @@
                 <w:sz w:val="22"/>
                 <w:szCs w:val="22"/>
               </w:rPr>
-              <w:t xml:space="preserve">Внешний ключ на Users (исполнитель)</w:t>
+              <w:t xml:space="preserve">Имя файла</w:t>
             </w:r>
           </w:p>
         </w:tc>
@@ -7928,7 +8014,7 @@
                 <w:sz w:val="22"/>
                 <w:szCs w:val="22"/>
               </w:rPr>
-              <w:t xml:space="preserve">Price</w:t>
+              <w:t xml:space="preserve">FileUrl</w:t>
             </w:r>
           </w:p>
         </w:tc>
@@ -7956,7 +8042,7 @@
                 <w:sz w:val="22"/>
                 <w:szCs w:val="22"/>
               </w:rPr>
-              <w:t xml:space="preserve">DECIMAL</w:t>
+              <w:t xml:space="preserve">VARCHAR(1024)</w:t>
             </w:r>
           </w:p>
         </w:tc>
@@ -7984,351 +8070,7 @@
                 <w:sz w:val="22"/>
                 <w:szCs w:val="22"/>
               </w:rPr>
-              <w:t xml:space="preserve">Предлагаемая цена</w:t>
-            </w:r>
-          </w:p>
-        </w:tc>
-      </w:tr>
-      <w:tr>
-        <w:tc>
-          <w:tcPr>
-            <w:tcW w:type="dxa" w:w="2500"/>
-            <w:tcBorders>
-              <w:top w:val="single" w:sz="1"/>
-              <w:left w:val="single" w:sz="1"/>
-              <w:bottom w:val="single" w:sz="1"/>
-              <w:right w:val="single" w:sz="1"/>
-            </w:tcBorders>
-            <w:vAlign w:val="center"/>
-          </w:tcPr>
-          <w:p>
-            <w:pPr>
-              <w:spacing w:line="276" w:lineRule="auto"/>
-              <w:jc w:val="start"/>
-            </w:pPr>
-            <w:r>
-              <w:rPr>
-                <w:rFonts w:ascii="Times New Roman" w:cs="Times New Roman" w:eastAsia="Times New Roman" w:hAnsi="Times New Roman"/>
-                <w:b w:val="false"/>
-                <w:bCs w:val="false"/>
-                <w:sz w:val="22"/>
-                <w:szCs w:val="22"/>
-              </w:rPr>
-              <w:t xml:space="preserve">DeadlineDays</w:t>
-            </w:r>
-          </w:p>
-        </w:tc>
-        <w:tc>
-          <w:tcPr>
-            <w:tcW w:type="dxa" w:w="2500"/>
-            <w:tcBorders>
-              <w:top w:val="single" w:sz="1"/>
-              <w:left w:val="single" w:sz="1"/>
-              <w:bottom w:val="single" w:sz="1"/>
-              <w:right w:val="single" w:sz="1"/>
-            </w:tcBorders>
-            <w:vAlign w:val="center"/>
-          </w:tcPr>
-          <w:p>
-            <w:pPr>
-              <w:spacing w:line="276" w:lineRule="auto"/>
-              <w:jc w:val="start"/>
-            </w:pPr>
-            <w:r>
-              <w:rPr>
-                <w:rFonts w:ascii="Times New Roman" w:cs="Times New Roman" w:eastAsia="Times New Roman" w:hAnsi="Times New Roman"/>
-                <w:b w:val="false"/>
-                <w:bCs w:val="false"/>
-                <w:sz w:val="22"/>
-                <w:szCs w:val="22"/>
-              </w:rPr>
-              <w:t xml:space="preserve">INTEGER</w:t>
-            </w:r>
-          </w:p>
-        </w:tc>
-        <w:tc>
-          <w:tcPr>
-            <w:tcW w:type="dxa" w:w="4000"/>
-            <w:tcBorders>
-              <w:top w:val="single" w:sz="1"/>
-              <w:left w:val="single" w:sz="1"/>
-              <w:bottom w:val="single" w:sz="1"/>
-              <w:right w:val="single" w:sz="1"/>
-            </w:tcBorders>
-            <w:vAlign w:val="center"/>
-          </w:tcPr>
-          <w:p>
-            <w:pPr>
-              <w:spacing w:line="276" w:lineRule="auto"/>
-              <w:jc w:val="start"/>
-            </w:pPr>
-            <w:r>
-              <w:rPr>
-                <w:rFonts w:ascii="Times New Roman" w:cs="Times New Roman" w:eastAsia="Times New Roman" w:hAnsi="Times New Roman"/>
-                <w:b w:val="false"/>
-                <w:bCs w:val="false"/>
-                <w:sz w:val="22"/>
-                <w:szCs w:val="22"/>
-              </w:rPr>
-              <w:t xml:space="preserve">Срок выполнения (дней)</w:t>
-            </w:r>
-          </w:p>
-        </w:tc>
-      </w:tr>
-      <w:tr>
-        <w:tc>
-          <w:tcPr>
-            <w:tcW w:type="dxa" w:w="2500"/>
-            <w:tcBorders>
-              <w:top w:val="single" w:sz="1"/>
-              <w:left w:val="single" w:sz="1"/>
-              <w:bottom w:val="single" w:sz="1"/>
-              <w:right w:val="single" w:sz="1"/>
-            </w:tcBorders>
-            <w:vAlign w:val="center"/>
-          </w:tcPr>
-          <w:p>
-            <w:pPr>
-              <w:spacing w:line="276" w:lineRule="auto"/>
-              <w:jc w:val="start"/>
-            </w:pPr>
-            <w:r>
-              <w:rPr>
-                <w:rFonts w:ascii="Times New Roman" w:cs="Times New Roman" w:eastAsia="Times New Roman" w:hAnsi="Times New Roman"/>
-                <w:b w:val="false"/>
-                <w:bCs w:val="false"/>
-                <w:sz w:val="22"/>
-                <w:szCs w:val="22"/>
-              </w:rPr>
-              <w:t xml:space="preserve">CoverLetter</w:t>
-            </w:r>
-          </w:p>
-        </w:tc>
-        <w:tc>
-          <w:tcPr>
-            <w:tcW w:type="dxa" w:w="2500"/>
-            <w:tcBorders>
-              <w:top w:val="single" w:sz="1"/>
-              <w:left w:val="single" w:sz="1"/>
-              <w:bottom w:val="single" w:sz="1"/>
-              <w:right w:val="single" w:sz="1"/>
-            </w:tcBorders>
-            <w:vAlign w:val="center"/>
-          </w:tcPr>
-          <w:p>
-            <w:pPr>
-              <w:spacing w:line="276" w:lineRule="auto"/>
-              <w:jc w:val="start"/>
-            </w:pPr>
-            <w:r>
-              <w:rPr>
-                <w:rFonts w:ascii="Times New Roman" w:cs="Times New Roman" w:eastAsia="Times New Roman" w:hAnsi="Times New Roman"/>
-                <w:b w:val="false"/>
-                <w:bCs w:val="false"/>
-                <w:sz w:val="22"/>
-                <w:szCs w:val="22"/>
-              </w:rPr>
-              <w:t xml:space="preserve">TEXT</w:t>
-            </w:r>
-          </w:p>
-        </w:tc>
-        <w:tc>
-          <w:tcPr>
-            <w:tcW w:type="dxa" w:w="4000"/>
-            <w:tcBorders>
-              <w:top w:val="single" w:sz="1"/>
-              <w:left w:val="single" w:sz="1"/>
-              <w:bottom w:val="single" w:sz="1"/>
-              <w:right w:val="single" w:sz="1"/>
-            </w:tcBorders>
-            <w:vAlign w:val="center"/>
-          </w:tcPr>
-          <w:p>
-            <w:pPr>
-              <w:spacing w:line="276" w:lineRule="auto"/>
-              <w:jc w:val="start"/>
-            </w:pPr>
-            <w:r>
-              <w:rPr>
-                <w:rFonts w:ascii="Times New Roman" w:cs="Times New Roman" w:eastAsia="Times New Roman" w:hAnsi="Times New Roman"/>
-                <w:b w:val="false"/>
-                <w:bCs w:val="false"/>
-                <w:sz w:val="22"/>
-                <w:szCs w:val="22"/>
-              </w:rPr>
-              <w:t xml:space="preserve">Сопроводительное письмо</w:t>
-            </w:r>
-          </w:p>
-        </w:tc>
-      </w:tr>
-      <w:tr>
-        <w:tc>
-          <w:tcPr>
-            <w:tcW w:type="dxa" w:w="2500"/>
-            <w:tcBorders>
-              <w:top w:val="single" w:sz="1"/>
-              <w:left w:val="single" w:sz="1"/>
-              <w:bottom w:val="single" w:sz="1"/>
-              <w:right w:val="single" w:sz="1"/>
-            </w:tcBorders>
-            <w:vAlign w:val="center"/>
-          </w:tcPr>
-          <w:p>
-            <w:pPr>
-              <w:spacing w:line="276" w:lineRule="auto"/>
-              <w:jc w:val="start"/>
-            </w:pPr>
-            <w:r>
-              <w:rPr>
-                <w:rFonts w:ascii="Times New Roman" w:cs="Times New Roman" w:eastAsia="Times New Roman" w:hAnsi="Times New Roman"/>
-                <w:b w:val="false"/>
-                <w:bCs w:val="false"/>
-                <w:sz w:val="22"/>
-                <w:szCs w:val="22"/>
-              </w:rPr>
-              <w:t xml:space="preserve">Status</w:t>
-            </w:r>
-          </w:p>
-        </w:tc>
-        <w:tc>
-          <w:tcPr>
-            <w:tcW w:type="dxa" w:w="2500"/>
-            <w:tcBorders>
-              <w:top w:val="single" w:sz="1"/>
-              <w:left w:val="single" w:sz="1"/>
-              <w:bottom w:val="single" w:sz="1"/>
-              <w:right w:val="single" w:sz="1"/>
-            </w:tcBorders>
-            <w:vAlign w:val="center"/>
-          </w:tcPr>
-          <w:p>
-            <w:pPr>
-              <w:spacing w:line="276" w:lineRule="auto"/>
-              <w:jc w:val="start"/>
-            </w:pPr>
-            <w:r>
-              <w:rPr>
-                <w:rFonts w:ascii="Times New Roman" w:cs="Times New Roman" w:eastAsia="Times New Roman" w:hAnsi="Times New Roman"/>
-                <w:b w:val="false"/>
-                <w:bCs w:val="false"/>
-                <w:sz w:val="22"/>
-                <w:szCs w:val="22"/>
-              </w:rPr>
-              <w:t xml:space="preserve">VARCHAR(32)</w:t>
-            </w:r>
-          </w:p>
-        </w:tc>
-        <w:tc>
-          <w:tcPr>
-            <w:tcW w:type="dxa" w:w="4000"/>
-            <w:tcBorders>
-              <w:top w:val="single" w:sz="1"/>
-              <w:left w:val="single" w:sz="1"/>
-              <w:bottom w:val="single" w:sz="1"/>
-              <w:right w:val="single" w:sz="1"/>
-            </w:tcBorders>
-            <w:vAlign w:val="center"/>
-          </w:tcPr>
-          <w:p>
-            <w:pPr>
-              <w:spacing w:line="276" w:lineRule="auto"/>
-              <w:jc w:val="start"/>
-            </w:pPr>
-            <w:r>
-              <w:rPr>
-                <w:rFonts w:ascii="Times New Roman" w:cs="Times New Roman" w:eastAsia="Times New Roman" w:hAnsi="Times New Roman"/>
-                <w:b w:val="false"/>
-                <w:bCs w:val="false"/>
-                <w:sz w:val="22"/>
-                <w:szCs w:val="22"/>
-              </w:rPr>
-              <w:t xml:space="preserve">Статус (Pending/Accepted/Rejected/Withdrawn)</w:t>
-            </w:r>
-          </w:p>
-        </w:tc>
-      </w:tr>
-      <w:tr>
-        <w:tc>
-          <w:tcPr>
-            <w:tcW w:type="dxa" w:w="2500"/>
-            <w:tcBorders>
-              <w:top w:val="single" w:sz="1"/>
-              <w:left w:val="single" w:sz="1"/>
-              <w:bottom w:val="single" w:sz="1"/>
-              <w:right w:val="single" w:sz="1"/>
-            </w:tcBorders>
-            <w:vAlign w:val="center"/>
-          </w:tcPr>
-          <w:p>
-            <w:pPr>
-              <w:spacing w:line="276" w:lineRule="auto"/>
-              <w:jc w:val="start"/>
-            </w:pPr>
-            <w:r>
-              <w:rPr>
-                <w:rFonts w:ascii="Times New Roman" w:cs="Times New Roman" w:eastAsia="Times New Roman" w:hAnsi="Times New Roman"/>
-                <w:b w:val="false"/>
-                <w:bCs w:val="false"/>
-                <w:sz w:val="22"/>
-                <w:szCs w:val="22"/>
-              </w:rPr>
-              <w:t xml:space="preserve">CreatedAt</w:t>
-            </w:r>
-          </w:p>
-        </w:tc>
-        <w:tc>
-          <w:tcPr>
-            <w:tcW w:type="dxa" w:w="2500"/>
-            <w:tcBorders>
-              <w:top w:val="single" w:sz="1"/>
-              <w:left w:val="single" w:sz="1"/>
-              <w:bottom w:val="single" w:sz="1"/>
-              <w:right w:val="single" w:sz="1"/>
-            </w:tcBorders>
-            <w:vAlign w:val="center"/>
-          </w:tcPr>
-          <w:p>
-            <w:pPr>
-              <w:spacing w:line="276" w:lineRule="auto"/>
-              <w:jc w:val="start"/>
-            </w:pPr>
-            <w:r>
-              <w:rPr>
-                <w:rFonts w:ascii="Times New Roman" w:cs="Times New Roman" w:eastAsia="Times New Roman" w:hAnsi="Times New Roman"/>
-                <w:b w:val="false"/>
-                <w:bCs w:val="false"/>
-                <w:sz w:val="22"/>
-                <w:szCs w:val="22"/>
-              </w:rPr>
-              <w:t xml:space="preserve">TIMESTAMP</w:t>
-            </w:r>
-          </w:p>
-        </w:tc>
-        <w:tc>
-          <w:tcPr>
-            <w:tcW w:type="dxa" w:w="4000"/>
-            <w:tcBorders>
-              <w:top w:val="single" w:sz="1"/>
-              <w:left w:val="single" w:sz="1"/>
-              <w:bottom w:val="single" w:sz="1"/>
-              <w:right w:val="single" w:sz="1"/>
-            </w:tcBorders>
-            <w:vAlign w:val="center"/>
-          </w:tcPr>
-          <w:p>
-            <w:pPr>
-              <w:spacing w:line="276" w:lineRule="auto"/>
-              <w:jc w:val="start"/>
-            </w:pPr>
-            <w:r>
-              <w:rPr>
-                <w:rFonts w:ascii="Times New Roman" w:cs="Times New Roman" w:eastAsia="Times New Roman" w:hAnsi="Times New Roman"/>
-                <w:b w:val="false"/>
-                <w:bCs w:val="false"/>
-                <w:sz w:val="22"/>
-                <w:szCs w:val="22"/>
-              </w:rPr>
-              <w:t xml:space="preserve">Дата создания</w:t>
+              <w:t xml:space="preserve">URL файла</w:t>
             </w:r>
           </w:p>
         </w:tc>
@@ -8363,7 +8105,7 @@
           <w:sz w:val="24"/>
           <w:szCs w:val="24"/>
         </w:rPr>
-        <w:t xml:space="preserve">Структура таблицы Chats представлена в таблице 2.7.</w:t>
+        <w:t xml:space="preserve">Структура таблицы Proposals представлена в таблице 2.7.</w:t>
       </w:r>
     </w:p>
     <w:p>
@@ -8379,7 +8121,7 @@
           <w:sz w:val="22"/>
           <w:szCs w:val="22"/>
         </w:rPr>
-        <w:t xml:space="preserve">Таблица 2.7 — Структура таблицы Chats</w:t>
+        <w:t xml:space="preserve">Таблица 2.7 — Структура таблицы Proposals</w:t>
       </w:r>
     </w:p>
     <w:tbl>
@@ -8599,7 +8341,7 @@
                 <w:sz w:val="22"/>
                 <w:szCs w:val="22"/>
               </w:rPr>
-              <w:t xml:space="preserve">UserId</w:t>
+              <w:t xml:space="preserve">JobId</w:t>
             </w:r>
           </w:p>
         </w:tc>
@@ -8655,7 +8397,7 @@
                 <w:sz w:val="22"/>
                 <w:szCs w:val="22"/>
               </w:rPr>
-              <w:t xml:space="preserve">Внешний ключ на Users (инициатор)</w:t>
+              <w:t xml:space="preserve">Внешний ключ на Jobs</w:t>
             </w:r>
           </w:p>
         </w:tc>
@@ -8685,7 +8427,7 @@
                 <w:sz w:val="22"/>
                 <w:szCs w:val="22"/>
               </w:rPr>
-              <w:t xml:space="preserve">ParticipantId</w:t>
+              <w:t xml:space="preserve">UserId</w:t>
             </w:r>
           </w:p>
         </w:tc>
@@ -8741,7 +8483,7 @@
                 <w:sz w:val="22"/>
                 <w:szCs w:val="22"/>
               </w:rPr>
-              <w:t xml:space="preserve">Внешний ключ на Users (участник)</w:t>
+              <w:t xml:space="preserve">Внешний ключ на Users (исполнитель)</w:t>
             </w:r>
           </w:p>
         </w:tc>
@@ -8771,7 +8513,7 @@
                 <w:sz w:val="22"/>
                 <w:szCs w:val="22"/>
               </w:rPr>
-              <w:t xml:space="preserve">JobId</w:t>
+              <w:t xml:space="preserve">Price</w:t>
             </w:r>
           </w:p>
         </w:tc>
@@ -8799,7 +8541,7 @@
                 <w:sz w:val="22"/>
                 <w:szCs w:val="22"/>
               </w:rPr>
-              <w:t xml:space="preserve">GUID</w:t>
+              <w:t xml:space="preserve">DECIMAL</w:t>
             </w:r>
           </w:p>
         </w:tc>
@@ -8827,7 +8569,7 @@
                 <w:sz w:val="22"/>
                 <w:szCs w:val="22"/>
               </w:rPr>
-              <w:t xml:space="preserve">Внешний ключ на Jobs (nullable)</w:t>
+              <w:t xml:space="preserve">Предлагаемая цена</w:t>
             </w:r>
           </w:p>
         </w:tc>
@@ -8857,7 +8599,7 @@
                 <w:sz w:val="22"/>
                 <w:szCs w:val="22"/>
               </w:rPr>
-              <w:t xml:space="preserve">LastMessage</w:t>
+              <w:t xml:space="preserve">DeadlineDays</w:t>
             </w:r>
           </w:p>
         </w:tc>
@@ -8885,7 +8627,7 @@
                 <w:sz w:val="22"/>
                 <w:szCs w:val="22"/>
               </w:rPr>
-              <w:t xml:space="preserve">TEXT</w:t>
+              <w:t xml:space="preserve">INTEGER</w:t>
             </w:r>
           </w:p>
         </w:tc>
@@ -8913,7 +8655,7 @@
                 <w:sz w:val="22"/>
                 <w:szCs w:val="22"/>
               </w:rPr>
-              <w:t xml:space="preserve">Последнее сообщение</w:t>
+              <w:t xml:space="preserve">Срок выполнения (дней)</w:t>
             </w:r>
           </w:p>
         </w:tc>
@@ -8943,7 +8685,7 @@
                 <w:sz w:val="22"/>
                 <w:szCs w:val="22"/>
               </w:rPr>
-              <w:t xml:space="preserve">LastMessageAt</w:t>
+              <w:t xml:space="preserve">CoverLetter</w:t>
             </w:r>
           </w:p>
         </w:tc>
@@ -8971,7 +8713,7 @@
                 <w:sz w:val="22"/>
                 <w:szCs w:val="22"/>
               </w:rPr>
-              <w:t xml:space="preserve">TIMESTAMP</w:t>
+              <w:t xml:space="preserve">TEXT</w:t>
             </w:r>
           </w:p>
         </w:tc>
@@ -8999,7 +8741,7 @@
                 <w:sz w:val="22"/>
                 <w:szCs w:val="22"/>
               </w:rPr>
-              <w:t xml:space="preserve">Время последнего сообщения</w:t>
+              <w:t xml:space="preserve">Сопроводительное письмо</w:t>
             </w:r>
           </w:p>
         </w:tc>
@@ -9029,7 +8771,7 @@
                 <w:sz w:val="22"/>
                 <w:szCs w:val="22"/>
               </w:rPr>
-              <w:t xml:space="preserve">UnreadCount</w:t>
+              <w:t xml:space="preserve">Status</w:t>
             </w:r>
           </w:p>
         </w:tc>
@@ -9057,7 +8799,7 @@
                 <w:sz w:val="22"/>
                 <w:szCs w:val="22"/>
               </w:rPr>
-              <w:t xml:space="preserve">INTEGER</w:t>
+              <w:t xml:space="preserve">VARCHAR(32)</w:t>
             </w:r>
           </w:p>
         </w:tc>
@@ -9085,179 +8827,7 @@
                 <w:sz w:val="22"/>
                 <w:szCs w:val="22"/>
               </w:rPr>
-              <w:t xml:space="preserve">Количество непрочитанных</w:t>
-            </w:r>
-          </w:p>
-        </w:tc>
-      </w:tr>
-      <w:tr>
-        <w:tc>
-          <w:tcPr>
-            <w:tcW w:type="dxa" w:w="2500"/>
-            <w:tcBorders>
-              <w:top w:val="single" w:sz="1"/>
-              <w:left w:val="single" w:sz="1"/>
-              <w:bottom w:val="single" w:sz="1"/>
-              <w:right w:val="single" w:sz="1"/>
-            </w:tcBorders>
-            <w:vAlign w:val="center"/>
-          </w:tcPr>
-          <w:p>
-            <w:pPr>
-              <w:spacing w:line="276" w:lineRule="auto"/>
-              <w:jc w:val="start"/>
-            </w:pPr>
-            <w:r>
-              <w:rPr>
-                <w:rFonts w:ascii="Times New Roman" w:cs="Times New Roman" w:eastAsia="Times New Roman" w:hAnsi="Times New Roman"/>
-                <w:b w:val="false"/>
-                <w:bCs w:val="false"/>
-                <w:sz w:val="22"/>
-                <w:szCs w:val="22"/>
-              </w:rPr>
-              <w:t xml:space="preserve">IsLeftByUser</w:t>
-            </w:r>
-          </w:p>
-        </w:tc>
-        <w:tc>
-          <w:tcPr>
-            <w:tcW w:type="dxa" w:w="2500"/>
-            <w:tcBorders>
-              <w:top w:val="single" w:sz="1"/>
-              <w:left w:val="single" w:sz="1"/>
-              <w:bottom w:val="single" w:sz="1"/>
-              <w:right w:val="single" w:sz="1"/>
-            </w:tcBorders>
-            <w:vAlign w:val="center"/>
-          </w:tcPr>
-          <w:p>
-            <w:pPr>
-              <w:spacing w:line="276" w:lineRule="auto"/>
-              <w:jc w:val="start"/>
-            </w:pPr>
-            <w:r>
-              <w:rPr>
-                <w:rFonts w:ascii="Times New Roman" w:cs="Times New Roman" w:eastAsia="Times New Roman" w:hAnsi="Times New Roman"/>
-                <w:b w:val="false"/>
-                <w:bCs w:val="false"/>
-                <w:sz w:val="22"/>
-                <w:szCs w:val="22"/>
-              </w:rPr>
-              <w:t xml:space="preserve">BOOLEAN</w:t>
-            </w:r>
-          </w:p>
-        </w:tc>
-        <w:tc>
-          <w:tcPr>
-            <w:tcW w:type="dxa" w:w="4000"/>
-            <w:tcBorders>
-              <w:top w:val="single" w:sz="1"/>
-              <w:left w:val="single" w:sz="1"/>
-              <w:bottom w:val="single" w:sz="1"/>
-              <w:right w:val="single" w:sz="1"/>
-            </w:tcBorders>
-            <w:vAlign w:val="center"/>
-          </w:tcPr>
-          <w:p>
-            <w:pPr>
-              <w:spacing w:line="276" w:lineRule="auto"/>
-              <w:jc w:val="start"/>
-            </w:pPr>
-            <w:r>
-              <w:rPr>
-                <w:rFonts w:ascii="Times New Roman" w:cs="Times New Roman" w:eastAsia="Times New Roman" w:hAnsi="Times New Roman"/>
-                <w:b w:val="false"/>
-                <w:bCs w:val="false"/>
-                <w:sz w:val="22"/>
-                <w:szCs w:val="22"/>
-              </w:rPr>
-              <w:t xml:space="preserve">Покинут инициатором</w:t>
-            </w:r>
-          </w:p>
-        </w:tc>
-      </w:tr>
-      <w:tr>
-        <w:tc>
-          <w:tcPr>
-            <w:tcW w:type="dxa" w:w="2500"/>
-            <w:tcBorders>
-              <w:top w:val="single" w:sz="1"/>
-              <w:left w:val="single" w:sz="1"/>
-              <w:bottom w:val="single" w:sz="1"/>
-              <w:right w:val="single" w:sz="1"/>
-            </w:tcBorders>
-            <w:vAlign w:val="center"/>
-          </w:tcPr>
-          <w:p>
-            <w:pPr>
-              <w:spacing w:line="276" w:lineRule="auto"/>
-              <w:jc w:val="start"/>
-            </w:pPr>
-            <w:r>
-              <w:rPr>
-                <w:rFonts w:ascii="Times New Roman" w:cs="Times New Roman" w:eastAsia="Times New Roman" w:hAnsi="Times New Roman"/>
-                <w:b w:val="false"/>
-                <w:bCs w:val="false"/>
-                <w:sz w:val="22"/>
-                <w:szCs w:val="22"/>
-              </w:rPr>
-              <w:t xml:space="preserve">IsLeftByParticipant</w:t>
-            </w:r>
-          </w:p>
-        </w:tc>
-        <w:tc>
-          <w:tcPr>
-            <w:tcW w:type="dxa" w:w="2500"/>
-            <w:tcBorders>
-              <w:top w:val="single" w:sz="1"/>
-              <w:left w:val="single" w:sz="1"/>
-              <w:bottom w:val="single" w:sz="1"/>
-              <w:right w:val="single" w:sz="1"/>
-            </w:tcBorders>
-            <w:vAlign w:val="center"/>
-          </w:tcPr>
-          <w:p>
-            <w:pPr>
-              <w:spacing w:line="276" w:lineRule="auto"/>
-              <w:jc w:val="start"/>
-            </w:pPr>
-            <w:r>
-              <w:rPr>
-                <w:rFonts w:ascii="Times New Roman" w:cs="Times New Roman" w:eastAsia="Times New Roman" w:hAnsi="Times New Roman"/>
-                <w:b w:val="false"/>
-                <w:bCs w:val="false"/>
-                <w:sz w:val="22"/>
-                <w:szCs w:val="22"/>
-              </w:rPr>
-              <w:t xml:space="preserve">BOOLEAN</w:t>
-            </w:r>
-          </w:p>
-        </w:tc>
-        <w:tc>
-          <w:tcPr>
-            <w:tcW w:type="dxa" w:w="4000"/>
-            <w:tcBorders>
-              <w:top w:val="single" w:sz="1"/>
-              <w:left w:val="single" w:sz="1"/>
-              <w:bottom w:val="single" w:sz="1"/>
-              <w:right w:val="single" w:sz="1"/>
-            </w:tcBorders>
-            <w:vAlign w:val="center"/>
-          </w:tcPr>
-          <w:p>
-            <w:pPr>
-              <w:spacing w:line="276" w:lineRule="auto"/>
-              <w:jc w:val="start"/>
-            </w:pPr>
-            <w:r>
-              <w:rPr>
-                <w:rFonts w:ascii="Times New Roman" w:cs="Times New Roman" w:eastAsia="Times New Roman" w:hAnsi="Times New Roman"/>
-                <w:b w:val="false"/>
-                <w:bCs w:val="false"/>
-                <w:sz w:val="22"/>
-                <w:szCs w:val="22"/>
-              </w:rPr>
-              <w:t xml:space="preserve">Покинут участником</w:t>
+              <w:t xml:space="preserve">Статус (Pending/Accepted/Rejected/Withdrawn)</w:t>
             </w:r>
           </w:p>
         </w:tc>
@@ -9378,7 +8948,7 @@
           <w:sz w:val="24"/>
           <w:szCs w:val="24"/>
         </w:rPr>
-        <w:t xml:space="preserve">Структура таблицы Messages представлена в таблице 2.8.</w:t>
+        <w:t xml:space="preserve">Структура таблицы ProposalSkills представлена в таблице 2.8.</w:t>
       </w:r>
     </w:p>
     <w:p>
@@ -9394,7 +8964,7 @@
           <w:sz w:val="22"/>
           <w:szCs w:val="22"/>
         </w:rPr>
-        <w:t xml:space="preserve">Таблица 2.8 — Структура таблицы Messages</w:t>
+        <w:t xml:space="preserve">Таблица 2.8 — Структура таблицы ProposalSkills</w:t>
       </w:r>
     </w:p>
     <w:tbl>
@@ -9528,7 +9098,7 @@
                 <w:sz w:val="22"/>
                 <w:szCs w:val="22"/>
               </w:rPr>
-              <w:t xml:space="preserve">Id</w:t>
+              <w:t xml:space="preserve">ProposalId</w:t>
             </w:r>
           </w:p>
         </w:tc>
@@ -9584,7 +9154,7 @@
                 <w:sz w:val="22"/>
                 <w:szCs w:val="22"/>
               </w:rPr>
-              <w:t xml:space="preserve">Первичный ключ</w:t>
+              <w:t xml:space="preserve">Внешний ключ на Proposals (составной PK)</w:t>
             </w:r>
           </w:p>
         </w:tc>
@@ -9614,7 +9184,7 @@
                 <w:sz w:val="22"/>
                 <w:szCs w:val="22"/>
               </w:rPr>
-              <w:t xml:space="preserve">ChatId</w:t>
+              <w:t xml:space="preserve">SkillName</w:t>
             </w:r>
           </w:p>
         </w:tc>
@@ -9642,7 +9212,7 @@
                 <w:sz w:val="22"/>
                 <w:szCs w:val="22"/>
               </w:rPr>
-              <w:t xml:space="preserve">GUID</w:t>
+              <w:t xml:space="preserve">VARCHAR(64)</w:t>
             </w:r>
           </w:p>
         </w:tc>
@@ -9670,265 +9240,7 @@
                 <w:sz w:val="22"/>
                 <w:szCs w:val="22"/>
               </w:rPr>
-              <w:t xml:space="preserve">Внешний ключ на Chats</w:t>
-            </w:r>
-          </w:p>
-        </w:tc>
-      </w:tr>
-      <w:tr>
-        <w:tc>
-          <w:tcPr>
-            <w:tcW w:type="dxa" w:w="2500"/>
-            <w:tcBorders>
-              <w:top w:val="single" w:sz="1"/>
-              <w:left w:val="single" w:sz="1"/>
-              <w:bottom w:val="single" w:sz="1"/>
-              <w:right w:val="single" w:sz="1"/>
-            </w:tcBorders>
-            <w:vAlign w:val="center"/>
-          </w:tcPr>
-          <w:p>
-            <w:pPr>
-              <w:spacing w:line="276" w:lineRule="auto"/>
-              <w:jc w:val="start"/>
-            </w:pPr>
-            <w:r>
-              <w:rPr>
-                <w:rFonts w:ascii="Times New Roman" w:cs="Times New Roman" w:eastAsia="Times New Roman" w:hAnsi="Times New Roman"/>
-                <w:b w:val="false"/>
-                <w:bCs w:val="false"/>
-                <w:sz w:val="22"/>
-                <w:szCs w:val="22"/>
-              </w:rPr>
-              <w:t xml:space="preserve">SenderId</w:t>
-            </w:r>
-          </w:p>
-        </w:tc>
-        <w:tc>
-          <w:tcPr>
-            <w:tcW w:type="dxa" w:w="2500"/>
-            <w:tcBorders>
-              <w:top w:val="single" w:sz="1"/>
-              <w:left w:val="single" w:sz="1"/>
-              <w:bottom w:val="single" w:sz="1"/>
-              <w:right w:val="single" w:sz="1"/>
-            </w:tcBorders>
-            <w:vAlign w:val="center"/>
-          </w:tcPr>
-          <w:p>
-            <w:pPr>
-              <w:spacing w:line="276" w:lineRule="auto"/>
-              <w:jc w:val="start"/>
-            </w:pPr>
-            <w:r>
-              <w:rPr>
-                <w:rFonts w:ascii="Times New Roman" w:cs="Times New Roman" w:eastAsia="Times New Roman" w:hAnsi="Times New Roman"/>
-                <w:b w:val="false"/>
-                <w:bCs w:val="false"/>
-                <w:sz w:val="22"/>
-                <w:szCs w:val="22"/>
-              </w:rPr>
-              <w:t xml:space="preserve">GUID</w:t>
-            </w:r>
-          </w:p>
-        </w:tc>
-        <w:tc>
-          <w:tcPr>
-            <w:tcW w:type="dxa" w:w="4000"/>
-            <w:tcBorders>
-              <w:top w:val="single" w:sz="1"/>
-              <w:left w:val="single" w:sz="1"/>
-              <w:bottom w:val="single" w:sz="1"/>
-              <w:right w:val="single" w:sz="1"/>
-            </w:tcBorders>
-            <w:vAlign w:val="center"/>
-          </w:tcPr>
-          <w:p>
-            <w:pPr>
-              <w:spacing w:line="276" w:lineRule="auto"/>
-              <w:jc w:val="start"/>
-            </w:pPr>
-            <w:r>
-              <w:rPr>
-                <w:rFonts w:ascii="Times New Roman" w:cs="Times New Roman" w:eastAsia="Times New Roman" w:hAnsi="Times New Roman"/>
-                <w:b w:val="false"/>
-                <w:bCs w:val="false"/>
-                <w:sz w:val="22"/>
-                <w:szCs w:val="22"/>
-              </w:rPr>
-              <w:t xml:space="preserve">Внешний ключ на Users (отправитель)</w:t>
-            </w:r>
-          </w:p>
-        </w:tc>
-      </w:tr>
-      <w:tr>
-        <w:tc>
-          <w:tcPr>
-            <w:tcW w:type="dxa" w:w="2500"/>
-            <w:tcBorders>
-              <w:top w:val="single" w:sz="1"/>
-              <w:left w:val="single" w:sz="1"/>
-              <w:bottom w:val="single" w:sz="1"/>
-              <w:right w:val="single" w:sz="1"/>
-            </w:tcBorders>
-            <w:vAlign w:val="center"/>
-          </w:tcPr>
-          <w:p>
-            <w:pPr>
-              <w:spacing w:line="276" w:lineRule="auto"/>
-              <w:jc w:val="start"/>
-            </w:pPr>
-            <w:r>
-              <w:rPr>
-                <w:rFonts w:ascii="Times New Roman" w:cs="Times New Roman" w:eastAsia="Times New Roman" w:hAnsi="Times New Roman"/>
-                <w:b w:val="false"/>
-                <w:bCs w:val="false"/>
-                <w:sz w:val="22"/>
-                <w:szCs w:val="22"/>
-              </w:rPr>
-              <w:t xml:space="preserve">Text</w:t>
-            </w:r>
-          </w:p>
-        </w:tc>
-        <w:tc>
-          <w:tcPr>
-            <w:tcW w:type="dxa" w:w="2500"/>
-            <w:tcBorders>
-              <w:top w:val="single" w:sz="1"/>
-              <w:left w:val="single" w:sz="1"/>
-              <w:bottom w:val="single" w:sz="1"/>
-              <w:right w:val="single" w:sz="1"/>
-            </w:tcBorders>
-            <w:vAlign w:val="center"/>
-          </w:tcPr>
-          <w:p>
-            <w:pPr>
-              <w:spacing w:line="276" w:lineRule="auto"/>
-              <w:jc w:val="start"/>
-            </w:pPr>
-            <w:r>
-              <w:rPr>
-                <w:rFonts w:ascii="Times New Roman" w:cs="Times New Roman" w:eastAsia="Times New Roman" w:hAnsi="Times New Roman"/>
-                <w:b w:val="false"/>
-                <w:bCs w:val="false"/>
-                <w:sz w:val="22"/>
-                <w:szCs w:val="22"/>
-              </w:rPr>
-              <w:t xml:space="preserve">TEXT</w:t>
-            </w:r>
-          </w:p>
-        </w:tc>
-        <w:tc>
-          <w:tcPr>
-            <w:tcW w:type="dxa" w:w="4000"/>
-            <w:tcBorders>
-              <w:top w:val="single" w:sz="1"/>
-              <w:left w:val="single" w:sz="1"/>
-              <w:bottom w:val="single" w:sz="1"/>
-              <w:right w:val="single" w:sz="1"/>
-            </w:tcBorders>
-            <w:vAlign w:val="center"/>
-          </w:tcPr>
-          <w:p>
-            <w:pPr>
-              <w:spacing w:line="276" w:lineRule="auto"/>
-              <w:jc w:val="start"/>
-            </w:pPr>
-            <w:r>
-              <w:rPr>
-                <w:rFonts w:ascii="Times New Roman" w:cs="Times New Roman" w:eastAsia="Times New Roman" w:hAnsi="Times New Roman"/>
-                <w:b w:val="false"/>
-                <w:bCs w:val="false"/>
-                <w:sz w:val="22"/>
-                <w:szCs w:val="22"/>
-              </w:rPr>
-              <w:t xml:space="preserve">Текст сообщения</w:t>
-            </w:r>
-          </w:p>
-        </w:tc>
-      </w:tr>
-      <w:tr>
-        <w:tc>
-          <w:tcPr>
-            <w:tcW w:type="dxa" w:w="2500"/>
-            <w:tcBorders>
-              <w:top w:val="single" w:sz="1"/>
-              <w:left w:val="single" w:sz="1"/>
-              <w:bottom w:val="single" w:sz="1"/>
-              <w:right w:val="single" w:sz="1"/>
-            </w:tcBorders>
-            <w:vAlign w:val="center"/>
-          </w:tcPr>
-          <w:p>
-            <w:pPr>
-              <w:spacing w:line="276" w:lineRule="auto"/>
-              <w:jc w:val="start"/>
-            </w:pPr>
-            <w:r>
-              <w:rPr>
-                <w:rFonts w:ascii="Times New Roman" w:cs="Times New Roman" w:eastAsia="Times New Roman" w:hAnsi="Times New Roman"/>
-                <w:b w:val="false"/>
-                <w:bCs w:val="false"/>
-                <w:sz w:val="22"/>
-                <w:szCs w:val="22"/>
-              </w:rPr>
-              <w:t xml:space="preserve">CreatedAt</w:t>
-            </w:r>
-          </w:p>
-        </w:tc>
-        <w:tc>
-          <w:tcPr>
-            <w:tcW w:type="dxa" w:w="2500"/>
-            <w:tcBorders>
-              <w:top w:val="single" w:sz="1"/>
-              <w:left w:val="single" w:sz="1"/>
-              <w:bottom w:val="single" w:sz="1"/>
-              <w:right w:val="single" w:sz="1"/>
-            </w:tcBorders>
-            <w:vAlign w:val="center"/>
-          </w:tcPr>
-          <w:p>
-            <w:pPr>
-              <w:spacing w:line="276" w:lineRule="auto"/>
-              <w:jc w:val="start"/>
-            </w:pPr>
-            <w:r>
-              <w:rPr>
-                <w:rFonts w:ascii="Times New Roman" w:cs="Times New Roman" w:eastAsia="Times New Roman" w:hAnsi="Times New Roman"/>
-                <w:b w:val="false"/>
-                <w:bCs w:val="false"/>
-                <w:sz w:val="22"/>
-                <w:szCs w:val="22"/>
-              </w:rPr>
-              <w:t xml:space="preserve">TIMESTAMP</w:t>
-            </w:r>
-          </w:p>
-        </w:tc>
-        <w:tc>
-          <w:tcPr>
-            <w:tcW w:type="dxa" w:w="4000"/>
-            <w:tcBorders>
-              <w:top w:val="single" w:sz="1"/>
-              <w:left w:val="single" w:sz="1"/>
-              <w:bottom w:val="single" w:sz="1"/>
-              <w:right w:val="single" w:sz="1"/>
-            </w:tcBorders>
-            <w:vAlign w:val="center"/>
-          </w:tcPr>
-          <w:p>
-            <w:pPr>
-              <w:spacing w:line="276" w:lineRule="auto"/>
-              <w:jc w:val="start"/>
-            </w:pPr>
-            <w:r>
-              <w:rPr>
-                <w:rFonts w:ascii="Times New Roman" w:cs="Times New Roman" w:eastAsia="Times New Roman" w:hAnsi="Times New Roman"/>
-                <w:b w:val="false"/>
-                <w:bCs w:val="false"/>
-                <w:sz w:val="22"/>
-                <w:szCs w:val="22"/>
-              </w:rPr>
-              <w:t xml:space="preserve">Дата отправки</w:t>
+              <w:t xml:space="preserve">Внешний ключ на Skills (составной PK)</w:t>
             </w:r>
           </w:p>
         </w:tc>
@@ -9963,7 +9275,7 @@
           <w:sz w:val="24"/>
           <w:szCs w:val="24"/>
         </w:rPr>
-        <w:t xml:space="preserve">Структура таблицы Posts представлена в таблице 2.9.</w:t>
+        <w:t xml:space="preserve">Структура таблицы Chats представлена в таблице 2.9.</w:t>
       </w:r>
     </w:p>
     <w:p>
@@ -9979,7 +9291,7 @@
           <w:sz w:val="22"/>
           <w:szCs w:val="22"/>
         </w:rPr>
-        <w:t xml:space="preserve">Таблица 2.9 — Структура таблицы Posts</w:t>
+        <w:t xml:space="preserve">Таблица 2.9 — Структура таблицы Chats</w:t>
       </w:r>
     </w:p>
     <w:tbl>
@@ -10255,7 +9567,7 @@
                 <w:sz w:val="22"/>
                 <w:szCs w:val="22"/>
               </w:rPr>
-              <w:t xml:space="preserve">Внешний ключ на Users (автор)</w:t>
+              <w:t xml:space="preserve">Внешний ключ на Users (инициатор)</w:t>
             </w:r>
           </w:p>
         </w:tc>
@@ -10285,7 +9597,7 @@
                 <w:sz w:val="22"/>
                 <w:szCs w:val="22"/>
               </w:rPr>
-              <w:t xml:space="preserve">Title</w:t>
+              <w:t xml:space="preserve">ParticipantId</w:t>
             </w:r>
           </w:p>
         </w:tc>
@@ -10313,7 +9625,7 @@
                 <w:sz w:val="22"/>
                 <w:szCs w:val="22"/>
               </w:rPr>
-              <w:t xml:space="preserve">VARCHAR(256)</w:t>
+              <w:t xml:space="preserve">GUID</w:t>
             </w:r>
           </w:p>
         </w:tc>
@@ -10341,7 +9653,7 @@
                 <w:sz w:val="22"/>
                 <w:szCs w:val="22"/>
               </w:rPr>
-              <w:t xml:space="preserve">Заголовок публикации</w:t>
+              <w:t xml:space="preserve">Внешний ключ на Users (участник)</w:t>
             </w:r>
           </w:p>
         </w:tc>
@@ -10371,7 +9683,7 @@
                 <w:sz w:val="22"/>
                 <w:szCs w:val="22"/>
               </w:rPr>
-              <w:t xml:space="preserve">Content</w:t>
+              <w:t xml:space="preserve">JobId</w:t>
             </w:r>
           </w:p>
         </w:tc>
@@ -10399,7 +9711,7 @@
                 <w:sz w:val="22"/>
                 <w:szCs w:val="22"/>
               </w:rPr>
-              <w:t xml:space="preserve">TEXT</w:t>
+              <w:t xml:space="preserve">GUID</w:t>
             </w:r>
           </w:p>
         </w:tc>
@@ -10427,7 +9739,7 @@
                 <w:sz w:val="22"/>
                 <w:szCs w:val="22"/>
               </w:rPr>
-              <w:t xml:space="preserve">Содержимое публикации</w:t>
+              <w:t xml:space="preserve">Внешний ключ на Jobs (nullable)</w:t>
             </w:r>
           </w:p>
         </w:tc>
@@ -10457,7 +9769,7 @@
                 <w:sz w:val="22"/>
                 <w:szCs w:val="22"/>
               </w:rPr>
-              <w:t xml:space="preserve">LikesCount</w:t>
+              <w:t xml:space="preserve">LastMessage</w:t>
             </w:r>
           </w:p>
         </w:tc>
@@ -10485,7 +9797,7 @@
                 <w:sz w:val="22"/>
                 <w:szCs w:val="22"/>
               </w:rPr>
-              <w:t xml:space="preserve">INTEGER</w:t>
+              <w:t xml:space="preserve">TEXT</w:t>
             </w:r>
           </w:p>
         </w:tc>
@@ -10513,7 +9825,7 @@
                 <w:sz w:val="22"/>
                 <w:szCs w:val="22"/>
               </w:rPr>
-              <w:t xml:space="preserve">Количество лайков</w:t>
+              <w:t xml:space="preserve">Последнее сообщение</w:t>
             </w:r>
           </w:p>
         </w:tc>
@@ -10543,7 +9855,7 @@
                 <w:sz w:val="22"/>
                 <w:szCs w:val="22"/>
               </w:rPr>
-              <w:t xml:space="preserve">CommentsCount</w:t>
+              <w:t xml:space="preserve">LastMessageAt</w:t>
             </w:r>
           </w:p>
         </w:tc>
@@ -10571,6 +9883,92 @@
                 <w:sz w:val="22"/>
                 <w:szCs w:val="22"/>
               </w:rPr>
+              <w:t xml:space="preserve">TIMESTAMP</w:t>
+            </w:r>
+          </w:p>
+        </w:tc>
+        <w:tc>
+          <w:tcPr>
+            <w:tcW w:type="dxa" w:w="4000"/>
+            <w:tcBorders>
+              <w:top w:val="single" w:sz="1"/>
+              <w:left w:val="single" w:sz="1"/>
+              <w:bottom w:val="single" w:sz="1"/>
+              <w:right w:val="single" w:sz="1"/>
+            </w:tcBorders>
+            <w:vAlign w:val="center"/>
+          </w:tcPr>
+          <w:p>
+            <w:pPr>
+              <w:spacing w:line="276" w:lineRule="auto"/>
+              <w:jc w:val="start"/>
+            </w:pPr>
+            <w:r>
+              <w:rPr>
+                <w:rFonts w:ascii="Times New Roman" w:cs="Times New Roman" w:eastAsia="Times New Roman" w:hAnsi="Times New Roman"/>
+                <w:b w:val="false"/>
+                <w:bCs w:val="false"/>
+                <w:sz w:val="22"/>
+                <w:szCs w:val="22"/>
+              </w:rPr>
+              <w:t xml:space="preserve">Время последнего сообщения</w:t>
+            </w:r>
+          </w:p>
+        </w:tc>
+      </w:tr>
+      <w:tr>
+        <w:tc>
+          <w:tcPr>
+            <w:tcW w:type="dxa" w:w="2500"/>
+            <w:tcBorders>
+              <w:top w:val="single" w:sz="1"/>
+              <w:left w:val="single" w:sz="1"/>
+              <w:bottom w:val="single" w:sz="1"/>
+              <w:right w:val="single" w:sz="1"/>
+            </w:tcBorders>
+            <w:vAlign w:val="center"/>
+          </w:tcPr>
+          <w:p>
+            <w:pPr>
+              <w:spacing w:line="276" w:lineRule="auto"/>
+              <w:jc w:val="start"/>
+            </w:pPr>
+            <w:r>
+              <w:rPr>
+                <w:rFonts w:ascii="Times New Roman" w:cs="Times New Roman" w:eastAsia="Times New Roman" w:hAnsi="Times New Roman"/>
+                <w:b w:val="false"/>
+                <w:bCs w:val="false"/>
+                <w:sz w:val="22"/>
+                <w:szCs w:val="22"/>
+              </w:rPr>
+              <w:t xml:space="preserve">UnreadCount</w:t>
+            </w:r>
+          </w:p>
+        </w:tc>
+        <w:tc>
+          <w:tcPr>
+            <w:tcW w:type="dxa" w:w="2500"/>
+            <w:tcBorders>
+              <w:top w:val="single" w:sz="1"/>
+              <w:left w:val="single" w:sz="1"/>
+              <w:bottom w:val="single" w:sz="1"/>
+              <w:right w:val="single" w:sz="1"/>
+            </w:tcBorders>
+            <w:vAlign w:val="center"/>
+          </w:tcPr>
+          <w:p>
+            <w:pPr>
+              <w:spacing w:line="276" w:lineRule="auto"/>
+              <w:jc w:val="start"/>
+            </w:pPr>
+            <w:r>
+              <w:rPr>
+                <w:rFonts w:ascii="Times New Roman" w:cs="Times New Roman" w:eastAsia="Times New Roman" w:hAnsi="Times New Roman"/>
+                <w:b w:val="false"/>
+                <w:bCs w:val="false"/>
+                <w:sz w:val="22"/>
+                <w:szCs w:val="22"/>
+              </w:rPr>
               <w:t xml:space="preserve">INTEGER</w:t>
             </w:r>
           </w:p>
@@ -10599,7 +9997,351 @@
                 <w:sz w:val="22"/>
                 <w:szCs w:val="22"/>
               </w:rPr>
-              <w:t xml:space="preserve">Количество комментариев</w:t>
+              <w:t xml:space="preserve">Количество непрочитанных</w:t>
+            </w:r>
+          </w:p>
+        </w:tc>
+      </w:tr>
+      <w:tr>
+        <w:tc>
+          <w:tcPr>
+            <w:tcW w:type="dxa" w:w="2500"/>
+            <w:tcBorders>
+              <w:top w:val="single" w:sz="1"/>
+              <w:left w:val="single" w:sz="1"/>
+              <w:bottom w:val="single" w:sz="1"/>
+              <w:right w:val="single" w:sz="1"/>
+            </w:tcBorders>
+            <w:vAlign w:val="center"/>
+          </w:tcPr>
+          <w:p>
+            <w:pPr>
+              <w:spacing w:line="276" w:lineRule="auto"/>
+              <w:jc w:val="start"/>
+            </w:pPr>
+            <w:r>
+              <w:rPr>
+                <w:rFonts w:ascii="Times New Roman" w:cs="Times New Roman" w:eastAsia="Times New Roman" w:hAnsi="Times New Roman"/>
+                <w:b w:val="false"/>
+                <w:bCs w:val="false"/>
+                <w:sz w:val="22"/>
+                <w:szCs w:val="22"/>
+              </w:rPr>
+              <w:t xml:space="preserve">IsLeftByUser</w:t>
+            </w:r>
+          </w:p>
+        </w:tc>
+        <w:tc>
+          <w:tcPr>
+            <w:tcW w:type="dxa" w:w="2500"/>
+            <w:tcBorders>
+              <w:top w:val="single" w:sz="1"/>
+              <w:left w:val="single" w:sz="1"/>
+              <w:bottom w:val="single" w:sz="1"/>
+              <w:right w:val="single" w:sz="1"/>
+            </w:tcBorders>
+            <w:vAlign w:val="center"/>
+          </w:tcPr>
+          <w:p>
+            <w:pPr>
+              <w:spacing w:line="276" w:lineRule="auto"/>
+              <w:jc w:val="start"/>
+            </w:pPr>
+            <w:r>
+              <w:rPr>
+                <w:rFonts w:ascii="Times New Roman" w:cs="Times New Roman" w:eastAsia="Times New Roman" w:hAnsi="Times New Roman"/>
+                <w:b w:val="false"/>
+                <w:bCs w:val="false"/>
+                <w:sz w:val="22"/>
+                <w:szCs w:val="22"/>
+              </w:rPr>
+              <w:t xml:space="preserve">BOOLEAN</w:t>
+            </w:r>
+          </w:p>
+        </w:tc>
+        <w:tc>
+          <w:tcPr>
+            <w:tcW w:type="dxa" w:w="4000"/>
+            <w:tcBorders>
+              <w:top w:val="single" w:sz="1"/>
+              <w:left w:val="single" w:sz="1"/>
+              <w:bottom w:val="single" w:sz="1"/>
+              <w:right w:val="single" w:sz="1"/>
+            </w:tcBorders>
+            <w:vAlign w:val="center"/>
+          </w:tcPr>
+          <w:p>
+            <w:pPr>
+              <w:spacing w:line="276" w:lineRule="auto"/>
+              <w:jc w:val="start"/>
+            </w:pPr>
+            <w:r>
+              <w:rPr>
+                <w:rFonts w:ascii="Times New Roman" w:cs="Times New Roman" w:eastAsia="Times New Roman" w:hAnsi="Times New Roman"/>
+                <w:b w:val="false"/>
+                <w:bCs w:val="false"/>
+                <w:sz w:val="22"/>
+                <w:szCs w:val="22"/>
+              </w:rPr>
+              <w:t xml:space="preserve">Покинут инициатором</w:t>
+            </w:r>
+          </w:p>
+        </w:tc>
+      </w:tr>
+      <w:tr>
+        <w:tc>
+          <w:tcPr>
+            <w:tcW w:type="dxa" w:w="2500"/>
+            <w:tcBorders>
+              <w:top w:val="single" w:sz="1"/>
+              <w:left w:val="single" w:sz="1"/>
+              <w:bottom w:val="single" w:sz="1"/>
+              <w:right w:val="single" w:sz="1"/>
+            </w:tcBorders>
+            <w:vAlign w:val="center"/>
+          </w:tcPr>
+          <w:p>
+            <w:pPr>
+              <w:spacing w:line="276" w:lineRule="auto"/>
+              <w:jc w:val="start"/>
+            </w:pPr>
+            <w:r>
+              <w:rPr>
+                <w:rFonts w:ascii="Times New Roman" w:cs="Times New Roman" w:eastAsia="Times New Roman" w:hAnsi="Times New Roman"/>
+                <w:b w:val="false"/>
+                <w:bCs w:val="false"/>
+                <w:sz w:val="22"/>
+                <w:szCs w:val="22"/>
+              </w:rPr>
+              <w:t xml:space="preserve">IsLeftByParticipant</w:t>
+            </w:r>
+          </w:p>
+        </w:tc>
+        <w:tc>
+          <w:tcPr>
+            <w:tcW w:type="dxa" w:w="2500"/>
+            <w:tcBorders>
+              <w:top w:val="single" w:sz="1"/>
+              <w:left w:val="single" w:sz="1"/>
+              <w:bottom w:val="single" w:sz="1"/>
+              <w:right w:val="single" w:sz="1"/>
+            </w:tcBorders>
+            <w:vAlign w:val="center"/>
+          </w:tcPr>
+          <w:p>
+            <w:pPr>
+              <w:spacing w:line="276" w:lineRule="auto"/>
+              <w:jc w:val="start"/>
+            </w:pPr>
+            <w:r>
+              <w:rPr>
+                <w:rFonts w:ascii="Times New Roman" w:cs="Times New Roman" w:eastAsia="Times New Roman" w:hAnsi="Times New Roman"/>
+                <w:b w:val="false"/>
+                <w:bCs w:val="false"/>
+                <w:sz w:val="22"/>
+                <w:szCs w:val="22"/>
+              </w:rPr>
+              <w:t xml:space="preserve">BOOLEAN</w:t>
+            </w:r>
+          </w:p>
+        </w:tc>
+        <w:tc>
+          <w:tcPr>
+            <w:tcW w:type="dxa" w:w="4000"/>
+            <w:tcBorders>
+              <w:top w:val="single" w:sz="1"/>
+              <w:left w:val="single" w:sz="1"/>
+              <w:bottom w:val="single" w:sz="1"/>
+              <w:right w:val="single" w:sz="1"/>
+            </w:tcBorders>
+            <w:vAlign w:val="center"/>
+          </w:tcPr>
+          <w:p>
+            <w:pPr>
+              <w:spacing w:line="276" w:lineRule="auto"/>
+              <w:jc w:val="start"/>
+            </w:pPr>
+            <w:r>
+              <w:rPr>
+                <w:rFonts w:ascii="Times New Roman" w:cs="Times New Roman" w:eastAsia="Times New Roman" w:hAnsi="Times New Roman"/>
+                <w:b w:val="false"/>
+                <w:bCs w:val="false"/>
+                <w:sz w:val="22"/>
+                <w:szCs w:val="22"/>
+              </w:rPr>
+              <w:t xml:space="preserve">Покинут участником</w:t>
+            </w:r>
+          </w:p>
+        </w:tc>
+      </w:tr>
+      <w:tr>
+        <w:tc>
+          <w:tcPr>
+            <w:tcW w:type="dxa" w:w="2500"/>
+            <w:tcBorders>
+              <w:top w:val="single" w:sz="1"/>
+              <w:left w:val="single" w:sz="1"/>
+              <w:bottom w:val="single" w:sz="1"/>
+              <w:right w:val="single" w:sz="1"/>
+            </w:tcBorders>
+            <w:vAlign w:val="center"/>
+          </w:tcPr>
+          <w:p>
+            <w:pPr>
+              <w:spacing w:line="276" w:lineRule="auto"/>
+              <w:jc w:val="start"/>
+            </w:pPr>
+            <w:r>
+              <w:rPr>
+                <w:rFonts w:ascii="Times New Roman" w:cs="Times New Roman" w:eastAsia="Times New Roman" w:hAnsi="Times New Roman"/>
+                <w:b w:val="false"/>
+                <w:bCs w:val="false"/>
+                <w:sz w:val="22"/>
+                <w:szCs w:val="22"/>
+              </w:rPr>
+              <w:t xml:space="preserve">LeftAtByUser</w:t>
+            </w:r>
+          </w:p>
+        </w:tc>
+        <w:tc>
+          <w:tcPr>
+            <w:tcW w:type="dxa" w:w="2500"/>
+            <w:tcBorders>
+              <w:top w:val="single" w:sz="1"/>
+              <w:left w:val="single" w:sz="1"/>
+              <w:bottom w:val="single" w:sz="1"/>
+              <w:right w:val="single" w:sz="1"/>
+            </w:tcBorders>
+            <w:vAlign w:val="center"/>
+          </w:tcPr>
+          <w:p>
+            <w:pPr>
+              <w:spacing w:line="276" w:lineRule="auto"/>
+              <w:jc w:val="start"/>
+            </w:pPr>
+            <w:r>
+              <w:rPr>
+                <w:rFonts w:ascii="Times New Roman" w:cs="Times New Roman" w:eastAsia="Times New Roman" w:hAnsi="Times New Roman"/>
+                <w:b w:val="false"/>
+                <w:bCs w:val="false"/>
+                <w:sz w:val="22"/>
+                <w:szCs w:val="22"/>
+              </w:rPr>
+              <w:t xml:space="preserve">TIMESTAMP</w:t>
+            </w:r>
+          </w:p>
+        </w:tc>
+        <w:tc>
+          <w:tcPr>
+            <w:tcW w:type="dxa" w:w="4000"/>
+            <w:tcBorders>
+              <w:top w:val="single" w:sz="1"/>
+              <w:left w:val="single" w:sz="1"/>
+              <w:bottom w:val="single" w:sz="1"/>
+              <w:right w:val="single" w:sz="1"/>
+            </w:tcBorders>
+            <w:vAlign w:val="center"/>
+          </w:tcPr>
+          <w:p>
+            <w:pPr>
+              <w:spacing w:line="276" w:lineRule="auto"/>
+              <w:jc w:val="start"/>
+            </w:pPr>
+            <w:r>
+              <w:rPr>
+                <w:rFonts w:ascii="Times New Roman" w:cs="Times New Roman" w:eastAsia="Times New Roman" w:hAnsi="Times New Roman"/>
+                <w:b w:val="false"/>
+                <w:bCs w:val="false"/>
+                <w:sz w:val="22"/>
+                <w:szCs w:val="22"/>
+              </w:rPr>
+              <w:t xml:space="preserve">Время выхода инициатора</w:t>
+            </w:r>
+          </w:p>
+        </w:tc>
+      </w:tr>
+      <w:tr>
+        <w:tc>
+          <w:tcPr>
+            <w:tcW w:type="dxa" w:w="2500"/>
+            <w:tcBorders>
+              <w:top w:val="single" w:sz="1"/>
+              <w:left w:val="single" w:sz="1"/>
+              <w:bottom w:val="single" w:sz="1"/>
+              <w:right w:val="single" w:sz="1"/>
+            </w:tcBorders>
+            <w:vAlign w:val="center"/>
+          </w:tcPr>
+          <w:p>
+            <w:pPr>
+              <w:spacing w:line="276" w:lineRule="auto"/>
+              <w:jc w:val="start"/>
+            </w:pPr>
+            <w:r>
+              <w:rPr>
+                <w:rFonts w:ascii="Times New Roman" w:cs="Times New Roman" w:eastAsia="Times New Roman" w:hAnsi="Times New Roman"/>
+                <w:b w:val="false"/>
+                <w:bCs w:val="false"/>
+                <w:sz w:val="22"/>
+                <w:szCs w:val="22"/>
+              </w:rPr>
+              <w:t xml:space="preserve">LeftAtByParticipant</w:t>
+            </w:r>
+          </w:p>
+        </w:tc>
+        <w:tc>
+          <w:tcPr>
+            <w:tcW w:type="dxa" w:w="2500"/>
+            <w:tcBorders>
+              <w:top w:val="single" w:sz="1"/>
+              <w:left w:val="single" w:sz="1"/>
+              <w:bottom w:val="single" w:sz="1"/>
+              <w:right w:val="single" w:sz="1"/>
+            </w:tcBorders>
+            <w:vAlign w:val="center"/>
+          </w:tcPr>
+          <w:p>
+            <w:pPr>
+              <w:spacing w:line="276" w:lineRule="auto"/>
+              <w:jc w:val="start"/>
+            </w:pPr>
+            <w:r>
+              <w:rPr>
+                <w:rFonts w:ascii="Times New Roman" w:cs="Times New Roman" w:eastAsia="Times New Roman" w:hAnsi="Times New Roman"/>
+                <w:b w:val="false"/>
+                <w:bCs w:val="false"/>
+                <w:sz w:val="22"/>
+                <w:szCs w:val="22"/>
+              </w:rPr>
+              <w:t xml:space="preserve">TIMESTAMP</w:t>
+            </w:r>
+          </w:p>
+        </w:tc>
+        <w:tc>
+          <w:tcPr>
+            <w:tcW w:type="dxa" w:w="4000"/>
+            <w:tcBorders>
+              <w:top w:val="single" w:sz="1"/>
+              <w:left w:val="single" w:sz="1"/>
+              <w:bottom w:val="single" w:sz="1"/>
+              <w:right w:val="single" w:sz="1"/>
+            </w:tcBorders>
+            <w:vAlign w:val="center"/>
+          </w:tcPr>
+          <w:p>
+            <w:pPr>
+              <w:spacing w:line="276" w:lineRule="auto"/>
+              <w:jc w:val="start"/>
+            </w:pPr>
+            <w:r>
+              <w:rPr>
+                <w:rFonts w:ascii="Times New Roman" w:cs="Times New Roman" w:eastAsia="Times New Roman" w:hAnsi="Times New Roman"/>
+                <w:b w:val="false"/>
+                <w:bCs w:val="false"/>
+                <w:sz w:val="22"/>
+                <w:szCs w:val="22"/>
+              </w:rPr>
+              <w:t xml:space="preserve">Время выхода участника</w:t>
             </w:r>
           </w:p>
         </w:tc>
@@ -10720,7 +10462,7 @@
           <w:sz w:val="24"/>
           <w:szCs w:val="24"/>
         </w:rPr>
-        <w:t xml:space="preserve">Структура таблицы Reviews представлена в таблице 2.10.</w:t>
+        <w:t xml:space="preserve">Структура таблицы Messages представлена в таблице 2.10.</w:t>
       </w:r>
     </w:p>
     <w:p>
@@ -10736,7 +10478,7 @@
           <w:sz w:val="22"/>
           <w:szCs w:val="22"/>
         </w:rPr>
-        <w:t xml:space="preserve">Таблица 2.10 — Структура таблицы Reviews</w:t>
+        <w:t xml:space="preserve">Таблица 2.10 — Структура таблицы Messages</w:t>
       </w:r>
     </w:p>
     <w:tbl>
@@ -10956,7 +10698,7 @@
                 <w:sz w:val="22"/>
                 <w:szCs w:val="22"/>
               </w:rPr>
-              <w:t xml:space="preserve">UserId</w:t>
+              <w:t xml:space="preserve">ChatId</w:t>
             </w:r>
           </w:p>
         </w:tc>
@@ -11012,7 +10754,7 @@
                 <w:sz w:val="22"/>
                 <w:szCs w:val="22"/>
               </w:rPr>
-              <w:t xml:space="preserve">Внешний ключ на Users (получатель)</w:t>
+              <w:t xml:space="preserve">Внешний ключ на Chats</w:t>
             </w:r>
           </w:p>
         </w:tc>
@@ -11042,7 +10784,7 @@
                 <w:sz w:val="22"/>
                 <w:szCs w:val="22"/>
               </w:rPr>
-              <w:t xml:space="preserve">AuthorId</w:t>
+              <w:t xml:space="preserve">SenderId</w:t>
             </w:r>
           </w:p>
         </w:tc>
@@ -11098,7 +10840,7 @@
                 <w:sz w:val="22"/>
                 <w:szCs w:val="22"/>
               </w:rPr>
-              <w:t xml:space="preserve">Внешний ключ на Users (автор)</w:t>
+              <w:t xml:space="preserve">Внешний ключ на Users (отправитель)</w:t>
             </w:r>
           </w:p>
         </w:tc>
@@ -11128,7 +10870,7 @@
                 <w:sz w:val="22"/>
                 <w:szCs w:val="22"/>
               </w:rPr>
-              <w:t xml:space="preserve">Rating</w:t>
+              <w:t xml:space="preserve">Text</w:t>
             </w:r>
           </w:p>
         </w:tc>
@@ -11156,7 +10898,7 @@
                 <w:sz w:val="22"/>
                 <w:szCs w:val="22"/>
               </w:rPr>
-              <w:t xml:space="preserve">INTEGER</w:t>
+              <w:t xml:space="preserve">TEXT</w:t>
             </w:r>
           </w:p>
         </w:tc>
@@ -11184,7 +10926,7 @@
                 <w:sz w:val="22"/>
                 <w:szCs w:val="22"/>
               </w:rPr>
-              <w:t xml:space="preserve">Рейтинг (1-5)</w:t>
+              <w:t xml:space="preserve">Текст сообщения</w:t>
             </w:r>
           </w:p>
         </w:tc>
@@ -11214,7 +10956,7 @@
                 <w:sz w:val="22"/>
                 <w:szCs w:val="22"/>
               </w:rPr>
-              <w:t xml:space="preserve">Text</w:t>
+              <w:t xml:space="preserve">CreatedAt</w:t>
             </w:r>
           </w:p>
         </w:tc>
@@ -11242,7 +10984,7 @@
                 <w:sz w:val="22"/>
                 <w:szCs w:val="22"/>
               </w:rPr>
-              <w:t xml:space="preserve">TEXT</w:t>
+              <w:t xml:space="preserve">TIMESTAMP</w:t>
             </w:r>
           </w:p>
         </w:tc>
@@ -11270,179 +11012,7 @@
                 <w:sz w:val="22"/>
                 <w:szCs w:val="22"/>
               </w:rPr>
-              <w:t xml:space="preserve">Текст отзыва</w:t>
-            </w:r>
-          </w:p>
-        </w:tc>
-      </w:tr>
-      <w:tr>
-        <w:tc>
-          <w:tcPr>
-            <w:tcW w:type="dxa" w:w="2500"/>
-            <w:tcBorders>
-              <w:top w:val="single" w:sz="1"/>
-              <w:left w:val="single" w:sz="1"/>
-              <w:bottom w:val="single" w:sz="1"/>
-              <w:right w:val="single" w:sz="1"/>
-            </w:tcBorders>
-            <w:vAlign w:val="center"/>
-          </w:tcPr>
-          <w:p>
-            <w:pPr>
-              <w:spacing w:line="276" w:lineRule="auto"/>
-              <w:jc w:val="start"/>
-            </w:pPr>
-            <w:r>
-              <w:rPr>
-                <w:rFonts w:ascii="Times New Roman" w:cs="Times New Roman" w:eastAsia="Times New Roman" w:hAnsi="Times New Roman"/>
-                <w:b w:val="false"/>
-                <w:bCs w:val="false"/>
-                <w:sz w:val="22"/>
-                <w:szCs w:val="22"/>
-              </w:rPr>
-              <w:t xml:space="preserve">JobId</w:t>
-            </w:r>
-          </w:p>
-        </w:tc>
-        <w:tc>
-          <w:tcPr>
-            <w:tcW w:type="dxa" w:w="2500"/>
-            <w:tcBorders>
-              <w:top w:val="single" w:sz="1"/>
-              <w:left w:val="single" w:sz="1"/>
-              <w:bottom w:val="single" w:sz="1"/>
-              <w:right w:val="single" w:sz="1"/>
-            </w:tcBorders>
-            <w:vAlign w:val="center"/>
-          </w:tcPr>
-          <w:p>
-            <w:pPr>
-              <w:spacing w:line="276" w:lineRule="auto"/>
-              <w:jc w:val="start"/>
-            </w:pPr>
-            <w:r>
-              <w:rPr>
-                <w:rFonts w:ascii="Times New Roman" w:cs="Times New Roman" w:eastAsia="Times New Roman" w:hAnsi="Times New Roman"/>
-                <w:b w:val="false"/>
-                <w:bCs w:val="false"/>
-                <w:sz w:val="22"/>
-                <w:szCs w:val="22"/>
-              </w:rPr>
-              <w:t xml:space="preserve">GUID</w:t>
-            </w:r>
-          </w:p>
-        </w:tc>
-        <w:tc>
-          <w:tcPr>
-            <w:tcW w:type="dxa" w:w="4000"/>
-            <w:tcBorders>
-              <w:top w:val="single" w:sz="1"/>
-              <w:left w:val="single" w:sz="1"/>
-              <w:bottom w:val="single" w:sz="1"/>
-              <w:right w:val="single" w:sz="1"/>
-            </w:tcBorders>
-            <w:vAlign w:val="center"/>
-          </w:tcPr>
-          <w:p>
-            <w:pPr>
-              <w:spacing w:line="276" w:lineRule="auto"/>
-              <w:jc w:val="start"/>
-            </w:pPr>
-            <w:r>
-              <w:rPr>
-                <w:rFonts w:ascii="Times New Roman" w:cs="Times New Roman" w:eastAsia="Times New Roman" w:hAnsi="Times New Roman"/>
-                <w:b w:val="false"/>
-                <w:bCs w:val="false"/>
-                <w:sz w:val="22"/>
-                <w:szCs w:val="22"/>
-              </w:rPr>
-              <w:t xml:space="preserve">Внешний ключ на Jobs (nullable)</w:t>
-            </w:r>
-          </w:p>
-        </w:tc>
-      </w:tr>
-      <w:tr>
-        <w:tc>
-          <w:tcPr>
-            <w:tcW w:type="dxa" w:w="2500"/>
-            <w:tcBorders>
-              <w:top w:val="single" w:sz="1"/>
-              <w:left w:val="single" w:sz="1"/>
-              <w:bottom w:val="single" w:sz="1"/>
-              <w:right w:val="single" w:sz="1"/>
-            </w:tcBorders>
-            <w:vAlign w:val="center"/>
-          </w:tcPr>
-          <w:p>
-            <w:pPr>
-              <w:spacing w:line="276" w:lineRule="auto"/>
-              <w:jc w:val="start"/>
-            </w:pPr>
-            <w:r>
-              <w:rPr>
-                <w:rFonts w:ascii="Times New Roman" w:cs="Times New Roman" w:eastAsia="Times New Roman" w:hAnsi="Times New Roman"/>
-                <w:b w:val="false"/>
-                <w:bCs w:val="false"/>
-                <w:sz w:val="22"/>
-                <w:szCs w:val="22"/>
-              </w:rPr>
-              <w:t xml:space="preserve">CreatedAt</w:t>
-            </w:r>
-          </w:p>
-        </w:tc>
-        <w:tc>
-          <w:tcPr>
-            <w:tcW w:type="dxa" w:w="2500"/>
-            <w:tcBorders>
-              <w:top w:val="single" w:sz="1"/>
-              <w:left w:val="single" w:sz="1"/>
-              <w:bottom w:val="single" w:sz="1"/>
-              <w:right w:val="single" w:sz="1"/>
-            </w:tcBorders>
-            <w:vAlign w:val="center"/>
-          </w:tcPr>
-          <w:p>
-            <w:pPr>
-              <w:spacing w:line="276" w:lineRule="auto"/>
-              <w:jc w:val="start"/>
-            </w:pPr>
-            <w:r>
-              <w:rPr>
-                <w:rFonts w:ascii="Times New Roman" w:cs="Times New Roman" w:eastAsia="Times New Roman" w:hAnsi="Times New Roman"/>
-                <w:b w:val="false"/>
-                <w:bCs w:val="false"/>
-                <w:sz w:val="22"/>
-                <w:szCs w:val="22"/>
-              </w:rPr>
-              <w:t xml:space="preserve">TIMESTAMP</w:t>
-            </w:r>
-          </w:p>
-        </w:tc>
-        <w:tc>
-          <w:tcPr>
-            <w:tcW w:type="dxa" w:w="4000"/>
-            <w:tcBorders>
-              <w:top w:val="single" w:sz="1"/>
-              <w:left w:val="single" w:sz="1"/>
-              <w:bottom w:val="single" w:sz="1"/>
-              <w:right w:val="single" w:sz="1"/>
-            </w:tcBorders>
-            <w:vAlign w:val="center"/>
-          </w:tcPr>
-          <w:p>
-            <w:pPr>
-              <w:spacing w:line="276" w:lineRule="auto"/>
-              <w:jc w:val="start"/>
-            </w:pPr>
-            <w:r>
-              <w:rPr>
-                <w:rFonts w:ascii="Times New Roman" w:cs="Times New Roman" w:eastAsia="Times New Roman" w:hAnsi="Times New Roman"/>
-                <w:b w:val="false"/>
-                <w:bCs w:val="false"/>
-                <w:sz w:val="22"/>
-                <w:szCs w:val="22"/>
-              </w:rPr>
-              <w:t xml:space="preserve">Дата создания</w:t>
+              <w:t xml:space="preserve">Дата отправки</w:t>
             </w:r>
           </w:p>
         </w:tc>
@@ -11477,6 +11047,2862 @@
           <w:sz w:val="24"/>
           <w:szCs w:val="24"/>
         </w:rPr>
+        <w:t xml:space="preserve">Структура таблицы Posts представлена в таблице 2.11.</w:t>
+      </w:r>
+    </w:p>
+    <w:p>
+      <w:pPr>
+        <w:spacing w:after="120" w:before="60" w:line="276" w:lineRule="auto"/>
+        <w:jc w:val="start"/>
+      </w:pPr>
+      <w:r>
+        <w:rPr>
+          <w:rFonts w:ascii="Times New Roman" w:cs="Times New Roman" w:eastAsia="Times New Roman" w:hAnsi="Times New Roman"/>
+          <w:i w:val="false"/>
+          <w:iCs w:val="false"/>
+          <w:sz w:val="22"/>
+          <w:szCs w:val="22"/>
+        </w:rPr>
+        <w:t xml:space="preserve">Таблица 2.11 — Структура таблицы Posts</w:t>
+      </w:r>
+    </w:p>
+    <w:tbl>
+      <w:tblPr>
+        <w:tblW w:type="dxa" w:w="9000"/>
+        <w:tblBorders>
+          <w:top w:val="single" w:color="auto" w:sz="4"/>
+          <w:left w:val="single" w:color="auto" w:sz="4"/>
+          <w:bottom w:val="single" w:color="auto" w:sz="4"/>
+          <w:right w:val="single" w:color="auto" w:sz="4"/>
+          <w:insideH w:val="single" w:color="auto" w:sz="4"/>
+          <w:insideV w:val="single" w:color="auto" w:sz="4"/>
+        </w:tblBorders>
+      </w:tblPr>
+      <w:tblGrid>
+        <w:gridCol w:w="100"/>
+        <w:gridCol w:w="100"/>
+        <w:gridCol w:w="100"/>
+      </w:tblGrid>
+      <w:tr>
+        <w:tc>
+          <w:tcPr>
+            <w:tcW w:type="dxa" w:w="2500"/>
+            <w:tcBorders>
+              <w:top w:val="single" w:sz="1"/>
+              <w:left w:val="single" w:sz="1"/>
+              <w:bottom w:val="single" w:sz="1"/>
+              <w:right w:val="single" w:sz="1"/>
+            </w:tcBorders>
+            <w:shd w:fill="E8E8E8" w:val="clear"/>
+            <w:vAlign w:val="center"/>
+          </w:tcPr>
+          <w:p>
+            <w:pPr>
+              <w:spacing w:line="276" w:lineRule="auto"/>
+              <w:jc w:val="center"/>
+            </w:pPr>
+            <w:r>
+              <w:rPr>
+                <w:rFonts w:ascii="Times New Roman" w:cs="Times New Roman" w:eastAsia="Times New Roman" w:hAnsi="Times New Roman"/>
+                <w:b/>
+                <w:bCs/>
+                <w:sz w:val="22"/>
+                <w:szCs w:val="22"/>
+              </w:rPr>
+              <w:t xml:space="preserve">Поле</w:t>
+            </w:r>
+          </w:p>
+        </w:tc>
+        <w:tc>
+          <w:tcPr>
+            <w:tcW w:type="dxa" w:w="2500"/>
+            <w:tcBorders>
+              <w:top w:val="single" w:sz="1"/>
+              <w:left w:val="single" w:sz="1"/>
+              <w:bottom w:val="single" w:sz="1"/>
+              <w:right w:val="single" w:sz="1"/>
+            </w:tcBorders>
+            <w:shd w:fill="E8E8E8" w:val="clear"/>
+            <w:vAlign w:val="center"/>
+          </w:tcPr>
+          <w:p>
+            <w:pPr>
+              <w:spacing w:line="276" w:lineRule="auto"/>
+              <w:jc w:val="center"/>
+            </w:pPr>
+            <w:r>
+              <w:rPr>
+                <w:rFonts w:ascii="Times New Roman" w:cs="Times New Roman" w:eastAsia="Times New Roman" w:hAnsi="Times New Roman"/>
+                <w:b/>
+                <w:bCs/>
+                <w:sz w:val="22"/>
+                <w:szCs w:val="22"/>
+              </w:rPr>
+              <w:t xml:space="preserve">Тип данных</w:t>
+            </w:r>
+          </w:p>
+        </w:tc>
+        <w:tc>
+          <w:tcPr>
+            <w:tcW w:type="dxa" w:w="4000"/>
+            <w:tcBorders>
+              <w:top w:val="single" w:sz="1"/>
+              <w:left w:val="single" w:sz="1"/>
+              <w:bottom w:val="single" w:sz="1"/>
+              <w:right w:val="single" w:sz="1"/>
+            </w:tcBorders>
+            <w:shd w:fill="E8E8E8" w:val="clear"/>
+            <w:vAlign w:val="center"/>
+          </w:tcPr>
+          <w:p>
+            <w:pPr>
+              <w:spacing w:line="276" w:lineRule="auto"/>
+              <w:jc w:val="center"/>
+            </w:pPr>
+            <w:r>
+              <w:rPr>
+                <w:rFonts w:ascii="Times New Roman" w:cs="Times New Roman" w:eastAsia="Times New Roman" w:hAnsi="Times New Roman"/>
+                <w:b/>
+                <w:bCs/>
+                <w:sz w:val="22"/>
+                <w:szCs w:val="22"/>
+              </w:rPr>
+              <w:t xml:space="preserve">Описание</w:t>
+            </w:r>
+          </w:p>
+        </w:tc>
+      </w:tr>
+      <w:tr>
+        <w:tc>
+          <w:tcPr>
+            <w:tcW w:type="dxa" w:w="2500"/>
+            <w:tcBorders>
+              <w:top w:val="single" w:sz="1"/>
+              <w:left w:val="single" w:sz="1"/>
+              <w:bottom w:val="single" w:sz="1"/>
+              <w:right w:val="single" w:sz="1"/>
+            </w:tcBorders>
+            <w:vAlign w:val="center"/>
+          </w:tcPr>
+          <w:p>
+            <w:pPr>
+              <w:spacing w:line="276" w:lineRule="auto"/>
+              <w:jc w:val="start"/>
+            </w:pPr>
+            <w:r>
+              <w:rPr>
+                <w:rFonts w:ascii="Times New Roman" w:cs="Times New Roman" w:eastAsia="Times New Roman" w:hAnsi="Times New Roman"/>
+                <w:b w:val="false"/>
+                <w:bCs w:val="false"/>
+                <w:sz w:val="22"/>
+                <w:szCs w:val="22"/>
+              </w:rPr>
+              <w:t xml:space="preserve">Id</w:t>
+            </w:r>
+          </w:p>
+        </w:tc>
+        <w:tc>
+          <w:tcPr>
+            <w:tcW w:type="dxa" w:w="2500"/>
+            <w:tcBorders>
+              <w:top w:val="single" w:sz="1"/>
+              <w:left w:val="single" w:sz="1"/>
+              <w:bottom w:val="single" w:sz="1"/>
+              <w:right w:val="single" w:sz="1"/>
+            </w:tcBorders>
+            <w:vAlign w:val="center"/>
+          </w:tcPr>
+          <w:p>
+            <w:pPr>
+              <w:spacing w:line="276" w:lineRule="auto"/>
+              <w:jc w:val="start"/>
+            </w:pPr>
+            <w:r>
+              <w:rPr>
+                <w:rFonts w:ascii="Times New Roman" w:cs="Times New Roman" w:eastAsia="Times New Roman" w:hAnsi="Times New Roman"/>
+                <w:b w:val="false"/>
+                <w:bCs w:val="false"/>
+                <w:sz w:val="22"/>
+                <w:szCs w:val="22"/>
+              </w:rPr>
+              <w:t xml:space="preserve">GUID</w:t>
+            </w:r>
+          </w:p>
+        </w:tc>
+        <w:tc>
+          <w:tcPr>
+            <w:tcW w:type="dxa" w:w="4000"/>
+            <w:tcBorders>
+              <w:top w:val="single" w:sz="1"/>
+              <w:left w:val="single" w:sz="1"/>
+              <w:bottom w:val="single" w:sz="1"/>
+              <w:right w:val="single" w:sz="1"/>
+            </w:tcBorders>
+            <w:vAlign w:val="center"/>
+          </w:tcPr>
+          <w:p>
+            <w:pPr>
+              <w:spacing w:line="276" w:lineRule="auto"/>
+              <w:jc w:val="start"/>
+            </w:pPr>
+            <w:r>
+              <w:rPr>
+                <w:rFonts w:ascii="Times New Roman" w:cs="Times New Roman" w:eastAsia="Times New Roman" w:hAnsi="Times New Roman"/>
+                <w:b w:val="false"/>
+                <w:bCs w:val="false"/>
+                <w:sz w:val="22"/>
+                <w:szCs w:val="22"/>
+              </w:rPr>
+              <w:t xml:space="preserve">Первичный ключ</w:t>
+            </w:r>
+          </w:p>
+        </w:tc>
+      </w:tr>
+      <w:tr>
+        <w:tc>
+          <w:tcPr>
+            <w:tcW w:type="dxa" w:w="2500"/>
+            <w:tcBorders>
+              <w:top w:val="single" w:sz="1"/>
+              <w:left w:val="single" w:sz="1"/>
+              <w:bottom w:val="single" w:sz="1"/>
+              <w:right w:val="single" w:sz="1"/>
+            </w:tcBorders>
+            <w:vAlign w:val="center"/>
+          </w:tcPr>
+          <w:p>
+            <w:pPr>
+              <w:spacing w:line="276" w:lineRule="auto"/>
+              <w:jc w:val="start"/>
+            </w:pPr>
+            <w:r>
+              <w:rPr>
+                <w:rFonts w:ascii="Times New Roman" w:cs="Times New Roman" w:eastAsia="Times New Roman" w:hAnsi="Times New Roman"/>
+                <w:b w:val="false"/>
+                <w:bCs w:val="false"/>
+                <w:sz w:val="22"/>
+                <w:szCs w:val="22"/>
+              </w:rPr>
+              <w:t xml:space="preserve">UserId</w:t>
+            </w:r>
+          </w:p>
+        </w:tc>
+        <w:tc>
+          <w:tcPr>
+            <w:tcW w:type="dxa" w:w="2500"/>
+            <w:tcBorders>
+              <w:top w:val="single" w:sz="1"/>
+              <w:left w:val="single" w:sz="1"/>
+              <w:bottom w:val="single" w:sz="1"/>
+              <w:right w:val="single" w:sz="1"/>
+            </w:tcBorders>
+            <w:vAlign w:val="center"/>
+          </w:tcPr>
+          <w:p>
+            <w:pPr>
+              <w:spacing w:line="276" w:lineRule="auto"/>
+              <w:jc w:val="start"/>
+            </w:pPr>
+            <w:r>
+              <w:rPr>
+                <w:rFonts w:ascii="Times New Roman" w:cs="Times New Roman" w:eastAsia="Times New Roman" w:hAnsi="Times New Roman"/>
+                <w:b w:val="false"/>
+                <w:bCs w:val="false"/>
+                <w:sz w:val="22"/>
+                <w:szCs w:val="22"/>
+              </w:rPr>
+              <w:t xml:space="preserve">GUID</w:t>
+            </w:r>
+          </w:p>
+        </w:tc>
+        <w:tc>
+          <w:tcPr>
+            <w:tcW w:type="dxa" w:w="4000"/>
+            <w:tcBorders>
+              <w:top w:val="single" w:sz="1"/>
+              <w:left w:val="single" w:sz="1"/>
+              <w:bottom w:val="single" w:sz="1"/>
+              <w:right w:val="single" w:sz="1"/>
+            </w:tcBorders>
+            <w:vAlign w:val="center"/>
+          </w:tcPr>
+          <w:p>
+            <w:pPr>
+              <w:spacing w:line="276" w:lineRule="auto"/>
+              <w:jc w:val="start"/>
+            </w:pPr>
+            <w:r>
+              <w:rPr>
+                <w:rFonts w:ascii="Times New Roman" w:cs="Times New Roman" w:eastAsia="Times New Roman" w:hAnsi="Times New Roman"/>
+                <w:b w:val="false"/>
+                <w:bCs w:val="false"/>
+                <w:sz w:val="22"/>
+                <w:szCs w:val="22"/>
+              </w:rPr>
+              <w:t xml:space="preserve">Внешний ключ на Users (автор)</w:t>
+            </w:r>
+          </w:p>
+        </w:tc>
+      </w:tr>
+      <w:tr>
+        <w:tc>
+          <w:tcPr>
+            <w:tcW w:type="dxa" w:w="2500"/>
+            <w:tcBorders>
+              <w:top w:val="single" w:sz="1"/>
+              <w:left w:val="single" w:sz="1"/>
+              <w:bottom w:val="single" w:sz="1"/>
+              <w:right w:val="single" w:sz="1"/>
+            </w:tcBorders>
+            <w:vAlign w:val="center"/>
+          </w:tcPr>
+          <w:p>
+            <w:pPr>
+              <w:spacing w:line="276" w:lineRule="auto"/>
+              <w:jc w:val="start"/>
+            </w:pPr>
+            <w:r>
+              <w:rPr>
+                <w:rFonts w:ascii="Times New Roman" w:cs="Times New Roman" w:eastAsia="Times New Roman" w:hAnsi="Times New Roman"/>
+                <w:b w:val="false"/>
+                <w:bCs w:val="false"/>
+                <w:sz w:val="22"/>
+                <w:szCs w:val="22"/>
+              </w:rPr>
+              <w:t xml:space="preserve">Title</w:t>
+            </w:r>
+          </w:p>
+        </w:tc>
+        <w:tc>
+          <w:tcPr>
+            <w:tcW w:type="dxa" w:w="2500"/>
+            <w:tcBorders>
+              <w:top w:val="single" w:sz="1"/>
+              <w:left w:val="single" w:sz="1"/>
+              <w:bottom w:val="single" w:sz="1"/>
+              <w:right w:val="single" w:sz="1"/>
+            </w:tcBorders>
+            <w:vAlign w:val="center"/>
+          </w:tcPr>
+          <w:p>
+            <w:pPr>
+              <w:spacing w:line="276" w:lineRule="auto"/>
+              <w:jc w:val="start"/>
+            </w:pPr>
+            <w:r>
+              <w:rPr>
+                <w:rFonts w:ascii="Times New Roman" w:cs="Times New Roman" w:eastAsia="Times New Roman" w:hAnsi="Times New Roman"/>
+                <w:b w:val="false"/>
+                <w:bCs w:val="false"/>
+                <w:sz w:val="22"/>
+                <w:szCs w:val="22"/>
+              </w:rPr>
+              <w:t xml:space="preserve">VARCHAR(256)</w:t>
+            </w:r>
+          </w:p>
+        </w:tc>
+        <w:tc>
+          <w:tcPr>
+            <w:tcW w:type="dxa" w:w="4000"/>
+            <w:tcBorders>
+              <w:top w:val="single" w:sz="1"/>
+              <w:left w:val="single" w:sz="1"/>
+              <w:bottom w:val="single" w:sz="1"/>
+              <w:right w:val="single" w:sz="1"/>
+            </w:tcBorders>
+            <w:vAlign w:val="center"/>
+          </w:tcPr>
+          <w:p>
+            <w:pPr>
+              <w:spacing w:line="276" w:lineRule="auto"/>
+              <w:jc w:val="start"/>
+            </w:pPr>
+            <w:r>
+              <w:rPr>
+                <w:rFonts w:ascii="Times New Roman" w:cs="Times New Roman" w:eastAsia="Times New Roman" w:hAnsi="Times New Roman"/>
+                <w:b w:val="false"/>
+                <w:bCs w:val="false"/>
+                <w:sz w:val="22"/>
+                <w:szCs w:val="22"/>
+              </w:rPr>
+              <w:t xml:space="preserve">Заголовок публикации</w:t>
+            </w:r>
+          </w:p>
+        </w:tc>
+      </w:tr>
+      <w:tr>
+        <w:tc>
+          <w:tcPr>
+            <w:tcW w:type="dxa" w:w="2500"/>
+            <w:tcBorders>
+              <w:top w:val="single" w:sz="1"/>
+              <w:left w:val="single" w:sz="1"/>
+              <w:bottom w:val="single" w:sz="1"/>
+              <w:right w:val="single" w:sz="1"/>
+            </w:tcBorders>
+            <w:vAlign w:val="center"/>
+          </w:tcPr>
+          <w:p>
+            <w:pPr>
+              <w:spacing w:line="276" w:lineRule="auto"/>
+              <w:jc w:val="start"/>
+            </w:pPr>
+            <w:r>
+              <w:rPr>
+                <w:rFonts w:ascii="Times New Roman" w:cs="Times New Roman" w:eastAsia="Times New Roman" w:hAnsi="Times New Roman"/>
+                <w:b w:val="false"/>
+                <w:bCs w:val="false"/>
+                <w:sz w:val="22"/>
+                <w:szCs w:val="22"/>
+              </w:rPr>
+              <w:t xml:space="preserve">Content</w:t>
+            </w:r>
+          </w:p>
+        </w:tc>
+        <w:tc>
+          <w:tcPr>
+            <w:tcW w:type="dxa" w:w="2500"/>
+            <w:tcBorders>
+              <w:top w:val="single" w:sz="1"/>
+              <w:left w:val="single" w:sz="1"/>
+              <w:bottom w:val="single" w:sz="1"/>
+              <w:right w:val="single" w:sz="1"/>
+            </w:tcBorders>
+            <w:vAlign w:val="center"/>
+          </w:tcPr>
+          <w:p>
+            <w:pPr>
+              <w:spacing w:line="276" w:lineRule="auto"/>
+              <w:jc w:val="start"/>
+            </w:pPr>
+            <w:r>
+              <w:rPr>
+                <w:rFonts w:ascii="Times New Roman" w:cs="Times New Roman" w:eastAsia="Times New Roman" w:hAnsi="Times New Roman"/>
+                <w:b w:val="false"/>
+                <w:bCs w:val="false"/>
+                <w:sz w:val="22"/>
+                <w:szCs w:val="22"/>
+              </w:rPr>
+              <w:t xml:space="preserve">TEXT</w:t>
+            </w:r>
+          </w:p>
+        </w:tc>
+        <w:tc>
+          <w:tcPr>
+            <w:tcW w:type="dxa" w:w="4000"/>
+            <w:tcBorders>
+              <w:top w:val="single" w:sz="1"/>
+              <w:left w:val="single" w:sz="1"/>
+              <w:bottom w:val="single" w:sz="1"/>
+              <w:right w:val="single" w:sz="1"/>
+            </w:tcBorders>
+            <w:vAlign w:val="center"/>
+          </w:tcPr>
+          <w:p>
+            <w:pPr>
+              <w:spacing w:line="276" w:lineRule="auto"/>
+              <w:jc w:val="start"/>
+            </w:pPr>
+            <w:r>
+              <w:rPr>
+                <w:rFonts w:ascii="Times New Roman" w:cs="Times New Roman" w:eastAsia="Times New Roman" w:hAnsi="Times New Roman"/>
+                <w:b w:val="false"/>
+                <w:bCs w:val="false"/>
+                <w:sz w:val="22"/>
+                <w:szCs w:val="22"/>
+              </w:rPr>
+              <w:t xml:space="preserve">Содержимое публикации</w:t>
+            </w:r>
+          </w:p>
+        </w:tc>
+      </w:tr>
+      <w:tr>
+        <w:tc>
+          <w:tcPr>
+            <w:tcW w:type="dxa" w:w="2500"/>
+            <w:tcBorders>
+              <w:top w:val="single" w:sz="1"/>
+              <w:left w:val="single" w:sz="1"/>
+              <w:bottom w:val="single" w:sz="1"/>
+              <w:right w:val="single" w:sz="1"/>
+            </w:tcBorders>
+            <w:vAlign w:val="center"/>
+          </w:tcPr>
+          <w:p>
+            <w:pPr>
+              <w:spacing w:line="276" w:lineRule="auto"/>
+              <w:jc w:val="start"/>
+            </w:pPr>
+            <w:r>
+              <w:rPr>
+                <w:rFonts w:ascii="Times New Roman" w:cs="Times New Roman" w:eastAsia="Times New Roman" w:hAnsi="Times New Roman"/>
+                <w:b w:val="false"/>
+                <w:bCs w:val="false"/>
+                <w:sz w:val="22"/>
+                <w:szCs w:val="22"/>
+              </w:rPr>
+              <w:t xml:space="preserve">LikesCount</w:t>
+            </w:r>
+          </w:p>
+        </w:tc>
+        <w:tc>
+          <w:tcPr>
+            <w:tcW w:type="dxa" w:w="2500"/>
+            <w:tcBorders>
+              <w:top w:val="single" w:sz="1"/>
+              <w:left w:val="single" w:sz="1"/>
+              <w:bottom w:val="single" w:sz="1"/>
+              <w:right w:val="single" w:sz="1"/>
+            </w:tcBorders>
+            <w:vAlign w:val="center"/>
+          </w:tcPr>
+          <w:p>
+            <w:pPr>
+              <w:spacing w:line="276" w:lineRule="auto"/>
+              <w:jc w:val="start"/>
+            </w:pPr>
+            <w:r>
+              <w:rPr>
+                <w:rFonts w:ascii="Times New Roman" w:cs="Times New Roman" w:eastAsia="Times New Roman" w:hAnsi="Times New Roman"/>
+                <w:b w:val="false"/>
+                <w:bCs w:val="false"/>
+                <w:sz w:val="22"/>
+                <w:szCs w:val="22"/>
+              </w:rPr>
+              <w:t xml:space="preserve">INTEGER</w:t>
+            </w:r>
+          </w:p>
+        </w:tc>
+        <w:tc>
+          <w:tcPr>
+            <w:tcW w:type="dxa" w:w="4000"/>
+            <w:tcBorders>
+              <w:top w:val="single" w:sz="1"/>
+              <w:left w:val="single" w:sz="1"/>
+              <w:bottom w:val="single" w:sz="1"/>
+              <w:right w:val="single" w:sz="1"/>
+            </w:tcBorders>
+            <w:vAlign w:val="center"/>
+          </w:tcPr>
+          <w:p>
+            <w:pPr>
+              <w:spacing w:line="276" w:lineRule="auto"/>
+              <w:jc w:val="start"/>
+            </w:pPr>
+            <w:r>
+              <w:rPr>
+                <w:rFonts w:ascii="Times New Roman" w:cs="Times New Roman" w:eastAsia="Times New Roman" w:hAnsi="Times New Roman"/>
+                <w:b w:val="false"/>
+                <w:bCs w:val="false"/>
+                <w:sz w:val="22"/>
+                <w:szCs w:val="22"/>
+              </w:rPr>
+              <w:t xml:space="preserve">Количество лайков</w:t>
+            </w:r>
+          </w:p>
+        </w:tc>
+      </w:tr>
+      <w:tr>
+        <w:tc>
+          <w:tcPr>
+            <w:tcW w:type="dxa" w:w="2500"/>
+            <w:tcBorders>
+              <w:top w:val="single" w:sz="1"/>
+              <w:left w:val="single" w:sz="1"/>
+              <w:bottom w:val="single" w:sz="1"/>
+              <w:right w:val="single" w:sz="1"/>
+            </w:tcBorders>
+            <w:vAlign w:val="center"/>
+          </w:tcPr>
+          <w:p>
+            <w:pPr>
+              <w:spacing w:line="276" w:lineRule="auto"/>
+              <w:jc w:val="start"/>
+            </w:pPr>
+            <w:r>
+              <w:rPr>
+                <w:rFonts w:ascii="Times New Roman" w:cs="Times New Roman" w:eastAsia="Times New Roman" w:hAnsi="Times New Roman"/>
+                <w:b w:val="false"/>
+                <w:bCs w:val="false"/>
+                <w:sz w:val="22"/>
+                <w:szCs w:val="22"/>
+              </w:rPr>
+              <w:t xml:space="preserve">CommentsCount</w:t>
+            </w:r>
+          </w:p>
+        </w:tc>
+        <w:tc>
+          <w:tcPr>
+            <w:tcW w:type="dxa" w:w="2500"/>
+            <w:tcBorders>
+              <w:top w:val="single" w:sz="1"/>
+              <w:left w:val="single" w:sz="1"/>
+              <w:bottom w:val="single" w:sz="1"/>
+              <w:right w:val="single" w:sz="1"/>
+            </w:tcBorders>
+            <w:vAlign w:val="center"/>
+          </w:tcPr>
+          <w:p>
+            <w:pPr>
+              <w:spacing w:line="276" w:lineRule="auto"/>
+              <w:jc w:val="start"/>
+            </w:pPr>
+            <w:r>
+              <w:rPr>
+                <w:rFonts w:ascii="Times New Roman" w:cs="Times New Roman" w:eastAsia="Times New Roman" w:hAnsi="Times New Roman"/>
+                <w:b w:val="false"/>
+                <w:bCs w:val="false"/>
+                <w:sz w:val="22"/>
+                <w:szCs w:val="22"/>
+              </w:rPr>
+              <w:t xml:space="preserve">INTEGER</w:t>
+            </w:r>
+          </w:p>
+        </w:tc>
+        <w:tc>
+          <w:tcPr>
+            <w:tcW w:type="dxa" w:w="4000"/>
+            <w:tcBorders>
+              <w:top w:val="single" w:sz="1"/>
+              <w:left w:val="single" w:sz="1"/>
+              <w:bottom w:val="single" w:sz="1"/>
+              <w:right w:val="single" w:sz="1"/>
+            </w:tcBorders>
+            <w:vAlign w:val="center"/>
+          </w:tcPr>
+          <w:p>
+            <w:pPr>
+              <w:spacing w:line="276" w:lineRule="auto"/>
+              <w:jc w:val="start"/>
+            </w:pPr>
+            <w:r>
+              <w:rPr>
+                <w:rFonts w:ascii="Times New Roman" w:cs="Times New Roman" w:eastAsia="Times New Roman" w:hAnsi="Times New Roman"/>
+                <w:b w:val="false"/>
+                <w:bCs w:val="false"/>
+                <w:sz w:val="22"/>
+                <w:szCs w:val="22"/>
+              </w:rPr>
+              <w:t xml:space="preserve">Количество комментариев</w:t>
+            </w:r>
+          </w:p>
+        </w:tc>
+      </w:tr>
+      <w:tr>
+        <w:tc>
+          <w:tcPr>
+            <w:tcW w:type="dxa" w:w="2500"/>
+            <w:tcBorders>
+              <w:top w:val="single" w:sz="1"/>
+              <w:left w:val="single" w:sz="1"/>
+              <w:bottom w:val="single" w:sz="1"/>
+              <w:right w:val="single" w:sz="1"/>
+            </w:tcBorders>
+            <w:vAlign w:val="center"/>
+          </w:tcPr>
+          <w:p>
+            <w:pPr>
+              <w:spacing w:line="276" w:lineRule="auto"/>
+              <w:jc w:val="start"/>
+            </w:pPr>
+            <w:r>
+              <w:rPr>
+                <w:rFonts w:ascii="Times New Roman" w:cs="Times New Roman" w:eastAsia="Times New Roman" w:hAnsi="Times New Roman"/>
+                <w:b w:val="false"/>
+                <w:bCs w:val="false"/>
+                <w:sz w:val="22"/>
+                <w:szCs w:val="22"/>
+              </w:rPr>
+              <w:t xml:space="preserve">CreatedAt</w:t>
+            </w:r>
+          </w:p>
+        </w:tc>
+        <w:tc>
+          <w:tcPr>
+            <w:tcW w:type="dxa" w:w="2500"/>
+            <w:tcBorders>
+              <w:top w:val="single" w:sz="1"/>
+              <w:left w:val="single" w:sz="1"/>
+              <w:bottom w:val="single" w:sz="1"/>
+              <w:right w:val="single" w:sz="1"/>
+            </w:tcBorders>
+            <w:vAlign w:val="center"/>
+          </w:tcPr>
+          <w:p>
+            <w:pPr>
+              <w:spacing w:line="276" w:lineRule="auto"/>
+              <w:jc w:val="start"/>
+            </w:pPr>
+            <w:r>
+              <w:rPr>
+                <w:rFonts w:ascii="Times New Roman" w:cs="Times New Roman" w:eastAsia="Times New Roman" w:hAnsi="Times New Roman"/>
+                <w:b w:val="false"/>
+                <w:bCs w:val="false"/>
+                <w:sz w:val="22"/>
+                <w:szCs w:val="22"/>
+              </w:rPr>
+              <w:t xml:space="preserve">TIMESTAMP</w:t>
+            </w:r>
+          </w:p>
+        </w:tc>
+        <w:tc>
+          <w:tcPr>
+            <w:tcW w:type="dxa" w:w="4000"/>
+            <w:tcBorders>
+              <w:top w:val="single" w:sz="1"/>
+              <w:left w:val="single" w:sz="1"/>
+              <w:bottom w:val="single" w:sz="1"/>
+              <w:right w:val="single" w:sz="1"/>
+            </w:tcBorders>
+            <w:vAlign w:val="center"/>
+          </w:tcPr>
+          <w:p>
+            <w:pPr>
+              <w:spacing w:line="276" w:lineRule="auto"/>
+              <w:jc w:val="start"/>
+            </w:pPr>
+            <w:r>
+              <w:rPr>
+                <w:rFonts w:ascii="Times New Roman" w:cs="Times New Roman" w:eastAsia="Times New Roman" w:hAnsi="Times New Roman"/>
+                <w:b w:val="false"/>
+                <w:bCs w:val="false"/>
+                <w:sz w:val="22"/>
+                <w:szCs w:val="22"/>
+              </w:rPr>
+              <w:t xml:space="preserve">Дата создания</w:t>
+            </w:r>
+          </w:p>
+        </w:tc>
+      </w:tr>
+    </w:tbl>
+    <w:p>
+      <w:pPr>
+        <w:spacing w:line="276" w:lineRule="auto"/>
+      </w:pPr>
+      <w:r>
+        <w:rPr>
+          <w:rFonts w:ascii="Times New Roman" w:cs="Times New Roman" w:eastAsia="Times New Roman" w:hAnsi="Times New Roman"/>
+          <w:sz w:val="24"/>
+          <w:szCs w:val="24"/>
+        </w:rPr>
+        <w:t xml:space="preserve"/>
+      </w:r>
+    </w:p>
+    <w:p>
+      <w:pPr>
+        <w:spacing w:line="276" w:lineRule="auto"/>
+        <w:ind w:firstLine="708"/>
+        <w:jc w:val="both"/>
+      </w:pPr>
+      <w:r>
+        <w:rPr>
+          <w:rFonts w:ascii="Times New Roman" w:cs="Times New Roman" w:eastAsia="Times New Roman" w:hAnsi="Times New Roman"/>
+          <w:b w:val="false"/>
+          <w:bCs w:val="false"/>
+          <w:i w:val="false"/>
+          <w:iCs w:val="false"/>
+          <w:sz w:val="24"/>
+          <w:szCs w:val="24"/>
+        </w:rPr>
+        <w:t xml:space="preserve">Структура таблицы Reviews представлена в таблице 2.12.</w:t>
+      </w:r>
+    </w:p>
+    <w:p>
+      <w:pPr>
+        <w:spacing w:after="120" w:before="60" w:line="276" w:lineRule="auto"/>
+        <w:jc w:val="start"/>
+      </w:pPr>
+      <w:r>
+        <w:rPr>
+          <w:rFonts w:ascii="Times New Roman" w:cs="Times New Roman" w:eastAsia="Times New Roman" w:hAnsi="Times New Roman"/>
+          <w:i w:val="false"/>
+          <w:iCs w:val="false"/>
+          <w:sz w:val="22"/>
+          <w:szCs w:val="22"/>
+        </w:rPr>
+        <w:t xml:space="preserve">Таблица 2.12 — Структура таблицы Reviews</w:t>
+      </w:r>
+    </w:p>
+    <w:tbl>
+      <w:tblPr>
+        <w:tblW w:type="dxa" w:w="9000"/>
+        <w:tblBorders>
+          <w:top w:val="single" w:color="auto" w:sz="4"/>
+          <w:left w:val="single" w:color="auto" w:sz="4"/>
+          <w:bottom w:val="single" w:color="auto" w:sz="4"/>
+          <w:right w:val="single" w:color="auto" w:sz="4"/>
+          <w:insideH w:val="single" w:color="auto" w:sz="4"/>
+          <w:insideV w:val="single" w:color="auto" w:sz="4"/>
+        </w:tblBorders>
+      </w:tblPr>
+      <w:tblGrid>
+        <w:gridCol w:w="100"/>
+        <w:gridCol w:w="100"/>
+        <w:gridCol w:w="100"/>
+      </w:tblGrid>
+      <w:tr>
+        <w:tc>
+          <w:tcPr>
+            <w:tcW w:type="dxa" w:w="2500"/>
+            <w:tcBorders>
+              <w:top w:val="single" w:sz="1"/>
+              <w:left w:val="single" w:sz="1"/>
+              <w:bottom w:val="single" w:sz="1"/>
+              <w:right w:val="single" w:sz="1"/>
+            </w:tcBorders>
+            <w:shd w:fill="E8E8E8" w:val="clear"/>
+            <w:vAlign w:val="center"/>
+          </w:tcPr>
+          <w:p>
+            <w:pPr>
+              <w:spacing w:line="276" w:lineRule="auto"/>
+              <w:jc w:val="center"/>
+            </w:pPr>
+            <w:r>
+              <w:rPr>
+                <w:rFonts w:ascii="Times New Roman" w:cs="Times New Roman" w:eastAsia="Times New Roman" w:hAnsi="Times New Roman"/>
+                <w:b/>
+                <w:bCs/>
+                <w:sz w:val="22"/>
+                <w:szCs w:val="22"/>
+              </w:rPr>
+              <w:t xml:space="preserve">Поле</w:t>
+            </w:r>
+          </w:p>
+        </w:tc>
+        <w:tc>
+          <w:tcPr>
+            <w:tcW w:type="dxa" w:w="2500"/>
+            <w:tcBorders>
+              <w:top w:val="single" w:sz="1"/>
+              <w:left w:val="single" w:sz="1"/>
+              <w:bottom w:val="single" w:sz="1"/>
+              <w:right w:val="single" w:sz="1"/>
+            </w:tcBorders>
+            <w:shd w:fill="E8E8E8" w:val="clear"/>
+            <w:vAlign w:val="center"/>
+          </w:tcPr>
+          <w:p>
+            <w:pPr>
+              <w:spacing w:line="276" w:lineRule="auto"/>
+              <w:jc w:val="center"/>
+            </w:pPr>
+            <w:r>
+              <w:rPr>
+                <w:rFonts w:ascii="Times New Roman" w:cs="Times New Roman" w:eastAsia="Times New Roman" w:hAnsi="Times New Roman"/>
+                <w:b/>
+                <w:bCs/>
+                <w:sz w:val="22"/>
+                <w:szCs w:val="22"/>
+              </w:rPr>
+              <w:t xml:space="preserve">Тип данных</w:t>
+            </w:r>
+          </w:p>
+        </w:tc>
+        <w:tc>
+          <w:tcPr>
+            <w:tcW w:type="dxa" w:w="4000"/>
+            <w:tcBorders>
+              <w:top w:val="single" w:sz="1"/>
+              <w:left w:val="single" w:sz="1"/>
+              <w:bottom w:val="single" w:sz="1"/>
+              <w:right w:val="single" w:sz="1"/>
+            </w:tcBorders>
+            <w:shd w:fill="E8E8E8" w:val="clear"/>
+            <w:vAlign w:val="center"/>
+          </w:tcPr>
+          <w:p>
+            <w:pPr>
+              <w:spacing w:line="276" w:lineRule="auto"/>
+              <w:jc w:val="center"/>
+            </w:pPr>
+            <w:r>
+              <w:rPr>
+                <w:rFonts w:ascii="Times New Roman" w:cs="Times New Roman" w:eastAsia="Times New Roman" w:hAnsi="Times New Roman"/>
+                <w:b/>
+                <w:bCs/>
+                <w:sz w:val="22"/>
+                <w:szCs w:val="22"/>
+              </w:rPr>
+              <w:t xml:space="preserve">Описание</w:t>
+            </w:r>
+          </w:p>
+        </w:tc>
+      </w:tr>
+      <w:tr>
+        <w:tc>
+          <w:tcPr>
+            <w:tcW w:type="dxa" w:w="2500"/>
+            <w:tcBorders>
+              <w:top w:val="single" w:sz="1"/>
+              <w:left w:val="single" w:sz="1"/>
+              <w:bottom w:val="single" w:sz="1"/>
+              <w:right w:val="single" w:sz="1"/>
+            </w:tcBorders>
+            <w:vAlign w:val="center"/>
+          </w:tcPr>
+          <w:p>
+            <w:pPr>
+              <w:spacing w:line="276" w:lineRule="auto"/>
+              <w:jc w:val="start"/>
+            </w:pPr>
+            <w:r>
+              <w:rPr>
+                <w:rFonts w:ascii="Times New Roman" w:cs="Times New Roman" w:eastAsia="Times New Roman" w:hAnsi="Times New Roman"/>
+                <w:b w:val="false"/>
+                <w:bCs w:val="false"/>
+                <w:sz w:val="22"/>
+                <w:szCs w:val="22"/>
+              </w:rPr>
+              <w:t xml:space="preserve">Id</w:t>
+            </w:r>
+          </w:p>
+        </w:tc>
+        <w:tc>
+          <w:tcPr>
+            <w:tcW w:type="dxa" w:w="2500"/>
+            <w:tcBorders>
+              <w:top w:val="single" w:sz="1"/>
+              <w:left w:val="single" w:sz="1"/>
+              <w:bottom w:val="single" w:sz="1"/>
+              <w:right w:val="single" w:sz="1"/>
+            </w:tcBorders>
+            <w:vAlign w:val="center"/>
+          </w:tcPr>
+          <w:p>
+            <w:pPr>
+              <w:spacing w:line="276" w:lineRule="auto"/>
+              <w:jc w:val="start"/>
+            </w:pPr>
+            <w:r>
+              <w:rPr>
+                <w:rFonts w:ascii="Times New Roman" w:cs="Times New Roman" w:eastAsia="Times New Roman" w:hAnsi="Times New Roman"/>
+                <w:b w:val="false"/>
+                <w:bCs w:val="false"/>
+                <w:sz w:val="22"/>
+                <w:szCs w:val="22"/>
+              </w:rPr>
+              <w:t xml:space="preserve">GUID</w:t>
+            </w:r>
+          </w:p>
+        </w:tc>
+        <w:tc>
+          <w:tcPr>
+            <w:tcW w:type="dxa" w:w="4000"/>
+            <w:tcBorders>
+              <w:top w:val="single" w:sz="1"/>
+              <w:left w:val="single" w:sz="1"/>
+              <w:bottom w:val="single" w:sz="1"/>
+              <w:right w:val="single" w:sz="1"/>
+            </w:tcBorders>
+            <w:vAlign w:val="center"/>
+          </w:tcPr>
+          <w:p>
+            <w:pPr>
+              <w:spacing w:line="276" w:lineRule="auto"/>
+              <w:jc w:val="start"/>
+            </w:pPr>
+            <w:r>
+              <w:rPr>
+                <w:rFonts w:ascii="Times New Roman" w:cs="Times New Roman" w:eastAsia="Times New Roman" w:hAnsi="Times New Roman"/>
+                <w:b w:val="false"/>
+                <w:bCs w:val="false"/>
+                <w:sz w:val="22"/>
+                <w:szCs w:val="22"/>
+              </w:rPr>
+              <w:t xml:space="preserve">Первичный ключ</w:t>
+            </w:r>
+          </w:p>
+        </w:tc>
+      </w:tr>
+      <w:tr>
+        <w:tc>
+          <w:tcPr>
+            <w:tcW w:type="dxa" w:w="2500"/>
+            <w:tcBorders>
+              <w:top w:val="single" w:sz="1"/>
+              <w:left w:val="single" w:sz="1"/>
+              <w:bottom w:val="single" w:sz="1"/>
+              <w:right w:val="single" w:sz="1"/>
+            </w:tcBorders>
+            <w:vAlign w:val="center"/>
+          </w:tcPr>
+          <w:p>
+            <w:pPr>
+              <w:spacing w:line="276" w:lineRule="auto"/>
+              <w:jc w:val="start"/>
+            </w:pPr>
+            <w:r>
+              <w:rPr>
+                <w:rFonts w:ascii="Times New Roman" w:cs="Times New Roman" w:eastAsia="Times New Roman" w:hAnsi="Times New Roman"/>
+                <w:b w:val="false"/>
+                <w:bCs w:val="false"/>
+                <w:sz w:val="22"/>
+                <w:szCs w:val="22"/>
+              </w:rPr>
+              <w:t xml:space="preserve">UserId</w:t>
+            </w:r>
+          </w:p>
+        </w:tc>
+        <w:tc>
+          <w:tcPr>
+            <w:tcW w:type="dxa" w:w="2500"/>
+            <w:tcBorders>
+              <w:top w:val="single" w:sz="1"/>
+              <w:left w:val="single" w:sz="1"/>
+              <w:bottom w:val="single" w:sz="1"/>
+              <w:right w:val="single" w:sz="1"/>
+            </w:tcBorders>
+            <w:vAlign w:val="center"/>
+          </w:tcPr>
+          <w:p>
+            <w:pPr>
+              <w:spacing w:line="276" w:lineRule="auto"/>
+              <w:jc w:val="start"/>
+            </w:pPr>
+            <w:r>
+              <w:rPr>
+                <w:rFonts w:ascii="Times New Roman" w:cs="Times New Roman" w:eastAsia="Times New Roman" w:hAnsi="Times New Roman"/>
+                <w:b w:val="false"/>
+                <w:bCs w:val="false"/>
+                <w:sz w:val="22"/>
+                <w:szCs w:val="22"/>
+              </w:rPr>
+              <w:t xml:space="preserve">GUID</w:t>
+            </w:r>
+          </w:p>
+        </w:tc>
+        <w:tc>
+          <w:tcPr>
+            <w:tcW w:type="dxa" w:w="4000"/>
+            <w:tcBorders>
+              <w:top w:val="single" w:sz="1"/>
+              <w:left w:val="single" w:sz="1"/>
+              <w:bottom w:val="single" w:sz="1"/>
+              <w:right w:val="single" w:sz="1"/>
+            </w:tcBorders>
+            <w:vAlign w:val="center"/>
+          </w:tcPr>
+          <w:p>
+            <w:pPr>
+              <w:spacing w:line="276" w:lineRule="auto"/>
+              <w:jc w:val="start"/>
+            </w:pPr>
+            <w:r>
+              <w:rPr>
+                <w:rFonts w:ascii="Times New Roman" w:cs="Times New Roman" w:eastAsia="Times New Roman" w:hAnsi="Times New Roman"/>
+                <w:b w:val="false"/>
+                <w:bCs w:val="false"/>
+                <w:sz w:val="22"/>
+                <w:szCs w:val="22"/>
+              </w:rPr>
+              <w:t xml:space="preserve">Внешний ключ на Users (получатель)</w:t>
+            </w:r>
+          </w:p>
+        </w:tc>
+      </w:tr>
+      <w:tr>
+        <w:tc>
+          <w:tcPr>
+            <w:tcW w:type="dxa" w:w="2500"/>
+            <w:tcBorders>
+              <w:top w:val="single" w:sz="1"/>
+              <w:left w:val="single" w:sz="1"/>
+              <w:bottom w:val="single" w:sz="1"/>
+              <w:right w:val="single" w:sz="1"/>
+            </w:tcBorders>
+            <w:vAlign w:val="center"/>
+          </w:tcPr>
+          <w:p>
+            <w:pPr>
+              <w:spacing w:line="276" w:lineRule="auto"/>
+              <w:jc w:val="start"/>
+            </w:pPr>
+            <w:r>
+              <w:rPr>
+                <w:rFonts w:ascii="Times New Roman" w:cs="Times New Roman" w:eastAsia="Times New Roman" w:hAnsi="Times New Roman"/>
+                <w:b w:val="false"/>
+                <w:bCs w:val="false"/>
+                <w:sz w:val="22"/>
+                <w:szCs w:val="22"/>
+              </w:rPr>
+              <w:t xml:space="preserve">AuthorId</w:t>
+            </w:r>
+          </w:p>
+        </w:tc>
+        <w:tc>
+          <w:tcPr>
+            <w:tcW w:type="dxa" w:w="2500"/>
+            <w:tcBorders>
+              <w:top w:val="single" w:sz="1"/>
+              <w:left w:val="single" w:sz="1"/>
+              <w:bottom w:val="single" w:sz="1"/>
+              <w:right w:val="single" w:sz="1"/>
+            </w:tcBorders>
+            <w:vAlign w:val="center"/>
+          </w:tcPr>
+          <w:p>
+            <w:pPr>
+              <w:spacing w:line="276" w:lineRule="auto"/>
+              <w:jc w:val="start"/>
+            </w:pPr>
+            <w:r>
+              <w:rPr>
+                <w:rFonts w:ascii="Times New Roman" w:cs="Times New Roman" w:eastAsia="Times New Roman" w:hAnsi="Times New Roman"/>
+                <w:b w:val="false"/>
+                <w:bCs w:val="false"/>
+                <w:sz w:val="22"/>
+                <w:szCs w:val="22"/>
+              </w:rPr>
+              <w:t xml:space="preserve">GUID</w:t>
+            </w:r>
+          </w:p>
+        </w:tc>
+        <w:tc>
+          <w:tcPr>
+            <w:tcW w:type="dxa" w:w="4000"/>
+            <w:tcBorders>
+              <w:top w:val="single" w:sz="1"/>
+              <w:left w:val="single" w:sz="1"/>
+              <w:bottom w:val="single" w:sz="1"/>
+              <w:right w:val="single" w:sz="1"/>
+            </w:tcBorders>
+            <w:vAlign w:val="center"/>
+          </w:tcPr>
+          <w:p>
+            <w:pPr>
+              <w:spacing w:line="276" w:lineRule="auto"/>
+              <w:jc w:val="start"/>
+            </w:pPr>
+            <w:r>
+              <w:rPr>
+                <w:rFonts w:ascii="Times New Roman" w:cs="Times New Roman" w:eastAsia="Times New Roman" w:hAnsi="Times New Roman"/>
+                <w:b w:val="false"/>
+                <w:bCs w:val="false"/>
+                <w:sz w:val="22"/>
+                <w:szCs w:val="22"/>
+              </w:rPr>
+              <w:t xml:space="preserve">Внешний ключ на Users (автор)</w:t>
+            </w:r>
+          </w:p>
+        </w:tc>
+      </w:tr>
+      <w:tr>
+        <w:tc>
+          <w:tcPr>
+            <w:tcW w:type="dxa" w:w="2500"/>
+            <w:tcBorders>
+              <w:top w:val="single" w:sz="1"/>
+              <w:left w:val="single" w:sz="1"/>
+              <w:bottom w:val="single" w:sz="1"/>
+              <w:right w:val="single" w:sz="1"/>
+            </w:tcBorders>
+            <w:vAlign w:val="center"/>
+          </w:tcPr>
+          <w:p>
+            <w:pPr>
+              <w:spacing w:line="276" w:lineRule="auto"/>
+              <w:jc w:val="start"/>
+            </w:pPr>
+            <w:r>
+              <w:rPr>
+                <w:rFonts w:ascii="Times New Roman" w:cs="Times New Roman" w:eastAsia="Times New Roman" w:hAnsi="Times New Roman"/>
+                <w:b w:val="false"/>
+                <w:bCs w:val="false"/>
+                <w:sz w:val="22"/>
+                <w:szCs w:val="22"/>
+              </w:rPr>
+              <w:t xml:space="preserve">Rating</w:t>
+            </w:r>
+          </w:p>
+        </w:tc>
+        <w:tc>
+          <w:tcPr>
+            <w:tcW w:type="dxa" w:w="2500"/>
+            <w:tcBorders>
+              <w:top w:val="single" w:sz="1"/>
+              <w:left w:val="single" w:sz="1"/>
+              <w:bottom w:val="single" w:sz="1"/>
+              <w:right w:val="single" w:sz="1"/>
+            </w:tcBorders>
+            <w:vAlign w:val="center"/>
+          </w:tcPr>
+          <w:p>
+            <w:pPr>
+              <w:spacing w:line="276" w:lineRule="auto"/>
+              <w:jc w:val="start"/>
+            </w:pPr>
+            <w:r>
+              <w:rPr>
+                <w:rFonts w:ascii="Times New Roman" w:cs="Times New Roman" w:eastAsia="Times New Roman" w:hAnsi="Times New Roman"/>
+                <w:b w:val="false"/>
+                <w:bCs w:val="false"/>
+                <w:sz w:val="22"/>
+                <w:szCs w:val="22"/>
+              </w:rPr>
+              <w:t xml:space="preserve">INTEGER</w:t>
+            </w:r>
+          </w:p>
+        </w:tc>
+        <w:tc>
+          <w:tcPr>
+            <w:tcW w:type="dxa" w:w="4000"/>
+            <w:tcBorders>
+              <w:top w:val="single" w:sz="1"/>
+              <w:left w:val="single" w:sz="1"/>
+              <w:bottom w:val="single" w:sz="1"/>
+              <w:right w:val="single" w:sz="1"/>
+            </w:tcBorders>
+            <w:vAlign w:val="center"/>
+          </w:tcPr>
+          <w:p>
+            <w:pPr>
+              <w:spacing w:line="276" w:lineRule="auto"/>
+              <w:jc w:val="start"/>
+            </w:pPr>
+            <w:r>
+              <w:rPr>
+                <w:rFonts w:ascii="Times New Roman" w:cs="Times New Roman" w:eastAsia="Times New Roman" w:hAnsi="Times New Roman"/>
+                <w:b w:val="false"/>
+                <w:bCs w:val="false"/>
+                <w:sz w:val="22"/>
+                <w:szCs w:val="22"/>
+              </w:rPr>
+              <w:t xml:space="preserve">Рейтинг (1-5)</w:t>
+            </w:r>
+          </w:p>
+        </w:tc>
+      </w:tr>
+      <w:tr>
+        <w:tc>
+          <w:tcPr>
+            <w:tcW w:type="dxa" w:w="2500"/>
+            <w:tcBorders>
+              <w:top w:val="single" w:sz="1"/>
+              <w:left w:val="single" w:sz="1"/>
+              <w:bottom w:val="single" w:sz="1"/>
+              <w:right w:val="single" w:sz="1"/>
+            </w:tcBorders>
+            <w:vAlign w:val="center"/>
+          </w:tcPr>
+          <w:p>
+            <w:pPr>
+              <w:spacing w:line="276" w:lineRule="auto"/>
+              <w:jc w:val="start"/>
+            </w:pPr>
+            <w:r>
+              <w:rPr>
+                <w:rFonts w:ascii="Times New Roman" w:cs="Times New Roman" w:eastAsia="Times New Roman" w:hAnsi="Times New Roman"/>
+                <w:b w:val="false"/>
+                <w:bCs w:val="false"/>
+                <w:sz w:val="22"/>
+                <w:szCs w:val="22"/>
+              </w:rPr>
+              <w:t xml:space="preserve">Text</w:t>
+            </w:r>
+          </w:p>
+        </w:tc>
+        <w:tc>
+          <w:tcPr>
+            <w:tcW w:type="dxa" w:w="2500"/>
+            <w:tcBorders>
+              <w:top w:val="single" w:sz="1"/>
+              <w:left w:val="single" w:sz="1"/>
+              <w:bottom w:val="single" w:sz="1"/>
+              <w:right w:val="single" w:sz="1"/>
+            </w:tcBorders>
+            <w:vAlign w:val="center"/>
+          </w:tcPr>
+          <w:p>
+            <w:pPr>
+              <w:spacing w:line="276" w:lineRule="auto"/>
+              <w:jc w:val="start"/>
+            </w:pPr>
+            <w:r>
+              <w:rPr>
+                <w:rFonts w:ascii="Times New Roman" w:cs="Times New Roman" w:eastAsia="Times New Roman" w:hAnsi="Times New Roman"/>
+                <w:b w:val="false"/>
+                <w:bCs w:val="false"/>
+                <w:sz w:val="22"/>
+                <w:szCs w:val="22"/>
+              </w:rPr>
+              <w:t xml:space="preserve">TEXT</w:t>
+            </w:r>
+          </w:p>
+        </w:tc>
+        <w:tc>
+          <w:tcPr>
+            <w:tcW w:type="dxa" w:w="4000"/>
+            <w:tcBorders>
+              <w:top w:val="single" w:sz="1"/>
+              <w:left w:val="single" w:sz="1"/>
+              <w:bottom w:val="single" w:sz="1"/>
+              <w:right w:val="single" w:sz="1"/>
+            </w:tcBorders>
+            <w:vAlign w:val="center"/>
+          </w:tcPr>
+          <w:p>
+            <w:pPr>
+              <w:spacing w:line="276" w:lineRule="auto"/>
+              <w:jc w:val="start"/>
+            </w:pPr>
+            <w:r>
+              <w:rPr>
+                <w:rFonts w:ascii="Times New Roman" w:cs="Times New Roman" w:eastAsia="Times New Roman" w:hAnsi="Times New Roman"/>
+                <w:b w:val="false"/>
+                <w:bCs w:val="false"/>
+                <w:sz w:val="22"/>
+                <w:szCs w:val="22"/>
+              </w:rPr>
+              <w:t xml:space="preserve">Текст отзыва</w:t>
+            </w:r>
+          </w:p>
+        </w:tc>
+      </w:tr>
+      <w:tr>
+        <w:tc>
+          <w:tcPr>
+            <w:tcW w:type="dxa" w:w="2500"/>
+            <w:tcBorders>
+              <w:top w:val="single" w:sz="1"/>
+              <w:left w:val="single" w:sz="1"/>
+              <w:bottom w:val="single" w:sz="1"/>
+              <w:right w:val="single" w:sz="1"/>
+            </w:tcBorders>
+            <w:vAlign w:val="center"/>
+          </w:tcPr>
+          <w:p>
+            <w:pPr>
+              <w:spacing w:line="276" w:lineRule="auto"/>
+              <w:jc w:val="start"/>
+            </w:pPr>
+            <w:r>
+              <w:rPr>
+                <w:rFonts w:ascii="Times New Roman" w:cs="Times New Roman" w:eastAsia="Times New Roman" w:hAnsi="Times New Roman"/>
+                <w:b w:val="false"/>
+                <w:bCs w:val="false"/>
+                <w:sz w:val="22"/>
+                <w:szCs w:val="22"/>
+              </w:rPr>
+              <w:t xml:space="preserve">JobId</w:t>
+            </w:r>
+          </w:p>
+        </w:tc>
+        <w:tc>
+          <w:tcPr>
+            <w:tcW w:type="dxa" w:w="2500"/>
+            <w:tcBorders>
+              <w:top w:val="single" w:sz="1"/>
+              <w:left w:val="single" w:sz="1"/>
+              <w:bottom w:val="single" w:sz="1"/>
+              <w:right w:val="single" w:sz="1"/>
+            </w:tcBorders>
+            <w:vAlign w:val="center"/>
+          </w:tcPr>
+          <w:p>
+            <w:pPr>
+              <w:spacing w:line="276" w:lineRule="auto"/>
+              <w:jc w:val="start"/>
+            </w:pPr>
+            <w:r>
+              <w:rPr>
+                <w:rFonts w:ascii="Times New Roman" w:cs="Times New Roman" w:eastAsia="Times New Roman" w:hAnsi="Times New Roman"/>
+                <w:b w:val="false"/>
+                <w:bCs w:val="false"/>
+                <w:sz w:val="22"/>
+                <w:szCs w:val="22"/>
+              </w:rPr>
+              <w:t xml:space="preserve">GUID</w:t>
+            </w:r>
+          </w:p>
+        </w:tc>
+        <w:tc>
+          <w:tcPr>
+            <w:tcW w:type="dxa" w:w="4000"/>
+            <w:tcBorders>
+              <w:top w:val="single" w:sz="1"/>
+              <w:left w:val="single" w:sz="1"/>
+              <w:bottom w:val="single" w:sz="1"/>
+              <w:right w:val="single" w:sz="1"/>
+            </w:tcBorders>
+            <w:vAlign w:val="center"/>
+          </w:tcPr>
+          <w:p>
+            <w:pPr>
+              <w:spacing w:line="276" w:lineRule="auto"/>
+              <w:jc w:val="start"/>
+            </w:pPr>
+            <w:r>
+              <w:rPr>
+                <w:rFonts w:ascii="Times New Roman" w:cs="Times New Roman" w:eastAsia="Times New Roman" w:hAnsi="Times New Roman"/>
+                <w:b w:val="false"/>
+                <w:bCs w:val="false"/>
+                <w:sz w:val="22"/>
+                <w:szCs w:val="22"/>
+              </w:rPr>
+              <w:t xml:space="preserve">Внешний ключ на Jobs (nullable)</w:t>
+            </w:r>
+          </w:p>
+        </w:tc>
+      </w:tr>
+      <w:tr>
+        <w:tc>
+          <w:tcPr>
+            <w:tcW w:type="dxa" w:w="2500"/>
+            <w:tcBorders>
+              <w:top w:val="single" w:sz="1"/>
+              <w:left w:val="single" w:sz="1"/>
+              <w:bottom w:val="single" w:sz="1"/>
+              <w:right w:val="single" w:sz="1"/>
+            </w:tcBorders>
+            <w:vAlign w:val="center"/>
+          </w:tcPr>
+          <w:p>
+            <w:pPr>
+              <w:spacing w:line="276" w:lineRule="auto"/>
+              <w:jc w:val="start"/>
+            </w:pPr>
+            <w:r>
+              <w:rPr>
+                <w:rFonts w:ascii="Times New Roman" w:cs="Times New Roman" w:eastAsia="Times New Roman" w:hAnsi="Times New Roman"/>
+                <w:b w:val="false"/>
+                <w:bCs w:val="false"/>
+                <w:sz w:val="22"/>
+                <w:szCs w:val="22"/>
+              </w:rPr>
+              <w:t xml:space="preserve">CreatedAt</w:t>
+            </w:r>
+          </w:p>
+        </w:tc>
+        <w:tc>
+          <w:tcPr>
+            <w:tcW w:type="dxa" w:w="2500"/>
+            <w:tcBorders>
+              <w:top w:val="single" w:sz="1"/>
+              <w:left w:val="single" w:sz="1"/>
+              <w:bottom w:val="single" w:sz="1"/>
+              <w:right w:val="single" w:sz="1"/>
+            </w:tcBorders>
+            <w:vAlign w:val="center"/>
+          </w:tcPr>
+          <w:p>
+            <w:pPr>
+              <w:spacing w:line="276" w:lineRule="auto"/>
+              <w:jc w:val="start"/>
+            </w:pPr>
+            <w:r>
+              <w:rPr>
+                <w:rFonts w:ascii="Times New Roman" w:cs="Times New Roman" w:eastAsia="Times New Roman" w:hAnsi="Times New Roman"/>
+                <w:b w:val="false"/>
+                <w:bCs w:val="false"/>
+                <w:sz w:val="22"/>
+                <w:szCs w:val="22"/>
+              </w:rPr>
+              <w:t xml:space="preserve">TIMESTAMP</w:t>
+            </w:r>
+          </w:p>
+        </w:tc>
+        <w:tc>
+          <w:tcPr>
+            <w:tcW w:type="dxa" w:w="4000"/>
+            <w:tcBorders>
+              <w:top w:val="single" w:sz="1"/>
+              <w:left w:val="single" w:sz="1"/>
+              <w:bottom w:val="single" w:sz="1"/>
+              <w:right w:val="single" w:sz="1"/>
+            </w:tcBorders>
+            <w:vAlign w:val="center"/>
+          </w:tcPr>
+          <w:p>
+            <w:pPr>
+              <w:spacing w:line="276" w:lineRule="auto"/>
+              <w:jc w:val="start"/>
+            </w:pPr>
+            <w:r>
+              <w:rPr>
+                <w:rFonts w:ascii="Times New Roman" w:cs="Times New Roman" w:eastAsia="Times New Roman" w:hAnsi="Times New Roman"/>
+                <w:b w:val="false"/>
+                <w:bCs w:val="false"/>
+                <w:sz w:val="22"/>
+                <w:szCs w:val="22"/>
+              </w:rPr>
+              <w:t xml:space="preserve">Дата создания</w:t>
+            </w:r>
+          </w:p>
+        </w:tc>
+      </w:tr>
+    </w:tbl>
+    <w:p>
+      <w:pPr>
+        <w:spacing w:line="276" w:lineRule="auto"/>
+      </w:pPr>
+      <w:r>
+        <w:rPr>
+          <w:rFonts w:ascii="Times New Roman" w:cs="Times New Roman" w:eastAsia="Times New Roman" w:hAnsi="Times New Roman"/>
+          <w:sz w:val="24"/>
+          <w:szCs w:val="24"/>
+        </w:rPr>
+        <w:t xml:space="preserve"/>
+      </w:r>
+    </w:p>
+    <w:p>
+      <w:pPr>
+        <w:spacing w:line="276" w:lineRule="auto"/>
+        <w:ind w:firstLine="708"/>
+        <w:jc w:val="both"/>
+      </w:pPr>
+      <w:r>
+        <w:rPr>
+          <w:rFonts w:ascii="Times New Roman" w:cs="Times New Roman" w:eastAsia="Times New Roman" w:hAnsi="Times New Roman"/>
+          <w:b w:val="false"/>
+          <w:bCs w:val="false"/>
+          <w:i w:val="false"/>
+          <w:iCs w:val="false"/>
+          <w:sz w:val="24"/>
+          <w:szCs w:val="24"/>
+        </w:rPr>
+        <w:t xml:space="preserve">Структура таблицы RefreshTokens представлена в таблице 2.13.</w:t>
+      </w:r>
+    </w:p>
+    <w:p>
+      <w:pPr>
+        <w:spacing w:after="120" w:before="60" w:line="276" w:lineRule="auto"/>
+        <w:jc w:val="start"/>
+      </w:pPr>
+      <w:r>
+        <w:rPr>
+          <w:rFonts w:ascii="Times New Roman" w:cs="Times New Roman" w:eastAsia="Times New Roman" w:hAnsi="Times New Roman"/>
+          <w:i w:val="false"/>
+          <w:iCs w:val="false"/>
+          <w:sz w:val="22"/>
+          <w:szCs w:val="22"/>
+        </w:rPr>
+        <w:t xml:space="preserve">Таблица 2.13 — Структура таблицы RefreshTokens</w:t>
+      </w:r>
+    </w:p>
+    <w:tbl>
+      <w:tblPr>
+        <w:tblW w:type="dxa" w:w="9000"/>
+        <w:tblBorders>
+          <w:top w:val="single" w:color="auto" w:sz="4"/>
+          <w:left w:val="single" w:color="auto" w:sz="4"/>
+          <w:bottom w:val="single" w:color="auto" w:sz="4"/>
+          <w:right w:val="single" w:color="auto" w:sz="4"/>
+          <w:insideH w:val="single" w:color="auto" w:sz="4"/>
+          <w:insideV w:val="single" w:color="auto" w:sz="4"/>
+        </w:tblBorders>
+      </w:tblPr>
+      <w:tblGrid>
+        <w:gridCol w:w="100"/>
+        <w:gridCol w:w="100"/>
+        <w:gridCol w:w="100"/>
+      </w:tblGrid>
+      <w:tr>
+        <w:tc>
+          <w:tcPr>
+            <w:tcW w:type="dxa" w:w="2500"/>
+            <w:tcBorders>
+              <w:top w:val="single" w:sz="1"/>
+              <w:left w:val="single" w:sz="1"/>
+              <w:bottom w:val="single" w:sz="1"/>
+              <w:right w:val="single" w:sz="1"/>
+            </w:tcBorders>
+            <w:shd w:fill="E8E8E8" w:val="clear"/>
+            <w:vAlign w:val="center"/>
+          </w:tcPr>
+          <w:p>
+            <w:pPr>
+              <w:spacing w:line="276" w:lineRule="auto"/>
+              <w:jc w:val="center"/>
+            </w:pPr>
+            <w:r>
+              <w:rPr>
+                <w:rFonts w:ascii="Times New Roman" w:cs="Times New Roman" w:eastAsia="Times New Roman" w:hAnsi="Times New Roman"/>
+                <w:b/>
+                <w:bCs/>
+                <w:sz w:val="22"/>
+                <w:szCs w:val="22"/>
+              </w:rPr>
+              <w:t xml:space="preserve">Поле</w:t>
+            </w:r>
+          </w:p>
+        </w:tc>
+        <w:tc>
+          <w:tcPr>
+            <w:tcW w:type="dxa" w:w="2500"/>
+            <w:tcBorders>
+              <w:top w:val="single" w:sz="1"/>
+              <w:left w:val="single" w:sz="1"/>
+              <w:bottom w:val="single" w:sz="1"/>
+              <w:right w:val="single" w:sz="1"/>
+            </w:tcBorders>
+            <w:shd w:fill="E8E8E8" w:val="clear"/>
+            <w:vAlign w:val="center"/>
+          </w:tcPr>
+          <w:p>
+            <w:pPr>
+              <w:spacing w:line="276" w:lineRule="auto"/>
+              <w:jc w:val="center"/>
+            </w:pPr>
+            <w:r>
+              <w:rPr>
+                <w:rFonts w:ascii="Times New Roman" w:cs="Times New Roman" w:eastAsia="Times New Roman" w:hAnsi="Times New Roman"/>
+                <w:b/>
+                <w:bCs/>
+                <w:sz w:val="22"/>
+                <w:szCs w:val="22"/>
+              </w:rPr>
+              <w:t xml:space="preserve">Тип данных</w:t>
+            </w:r>
+          </w:p>
+        </w:tc>
+        <w:tc>
+          <w:tcPr>
+            <w:tcW w:type="dxa" w:w="4000"/>
+            <w:tcBorders>
+              <w:top w:val="single" w:sz="1"/>
+              <w:left w:val="single" w:sz="1"/>
+              <w:bottom w:val="single" w:sz="1"/>
+              <w:right w:val="single" w:sz="1"/>
+            </w:tcBorders>
+            <w:shd w:fill="E8E8E8" w:val="clear"/>
+            <w:vAlign w:val="center"/>
+          </w:tcPr>
+          <w:p>
+            <w:pPr>
+              <w:spacing w:line="276" w:lineRule="auto"/>
+              <w:jc w:val="center"/>
+            </w:pPr>
+            <w:r>
+              <w:rPr>
+                <w:rFonts w:ascii="Times New Roman" w:cs="Times New Roman" w:eastAsia="Times New Roman" w:hAnsi="Times New Roman"/>
+                <w:b/>
+                <w:bCs/>
+                <w:sz w:val="22"/>
+                <w:szCs w:val="22"/>
+              </w:rPr>
+              <w:t xml:space="preserve">Описание</w:t>
+            </w:r>
+          </w:p>
+        </w:tc>
+      </w:tr>
+      <w:tr>
+        <w:tc>
+          <w:tcPr>
+            <w:tcW w:type="dxa" w:w="2500"/>
+            <w:tcBorders>
+              <w:top w:val="single" w:sz="1"/>
+              <w:left w:val="single" w:sz="1"/>
+              <w:bottom w:val="single" w:sz="1"/>
+              <w:right w:val="single" w:sz="1"/>
+            </w:tcBorders>
+            <w:vAlign w:val="center"/>
+          </w:tcPr>
+          <w:p>
+            <w:pPr>
+              <w:spacing w:line="276" w:lineRule="auto"/>
+              <w:jc w:val="start"/>
+            </w:pPr>
+            <w:r>
+              <w:rPr>
+                <w:rFonts w:ascii="Times New Roman" w:cs="Times New Roman" w:eastAsia="Times New Roman" w:hAnsi="Times New Roman"/>
+                <w:b w:val="false"/>
+                <w:bCs w:val="false"/>
+                <w:sz w:val="22"/>
+                <w:szCs w:val="22"/>
+              </w:rPr>
+              <w:t xml:space="preserve">Id</w:t>
+            </w:r>
+          </w:p>
+        </w:tc>
+        <w:tc>
+          <w:tcPr>
+            <w:tcW w:type="dxa" w:w="2500"/>
+            <w:tcBorders>
+              <w:top w:val="single" w:sz="1"/>
+              <w:left w:val="single" w:sz="1"/>
+              <w:bottom w:val="single" w:sz="1"/>
+              <w:right w:val="single" w:sz="1"/>
+            </w:tcBorders>
+            <w:vAlign w:val="center"/>
+          </w:tcPr>
+          <w:p>
+            <w:pPr>
+              <w:spacing w:line="276" w:lineRule="auto"/>
+              <w:jc w:val="start"/>
+            </w:pPr>
+            <w:r>
+              <w:rPr>
+                <w:rFonts w:ascii="Times New Roman" w:cs="Times New Roman" w:eastAsia="Times New Roman" w:hAnsi="Times New Roman"/>
+                <w:b w:val="false"/>
+                <w:bCs w:val="false"/>
+                <w:sz w:val="22"/>
+                <w:szCs w:val="22"/>
+              </w:rPr>
+              <w:t xml:space="preserve">GUID</w:t>
+            </w:r>
+          </w:p>
+        </w:tc>
+        <w:tc>
+          <w:tcPr>
+            <w:tcW w:type="dxa" w:w="4000"/>
+            <w:tcBorders>
+              <w:top w:val="single" w:sz="1"/>
+              <w:left w:val="single" w:sz="1"/>
+              <w:bottom w:val="single" w:sz="1"/>
+              <w:right w:val="single" w:sz="1"/>
+            </w:tcBorders>
+            <w:vAlign w:val="center"/>
+          </w:tcPr>
+          <w:p>
+            <w:pPr>
+              <w:spacing w:line="276" w:lineRule="auto"/>
+              <w:jc w:val="start"/>
+            </w:pPr>
+            <w:r>
+              <w:rPr>
+                <w:rFonts w:ascii="Times New Roman" w:cs="Times New Roman" w:eastAsia="Times New Roman" w:hAnsi="Times New Roman"/>
+                <w:b w:val="false"/>
+                <w:bCs w:val="false"/>
+                <w:sz w:val="22"/>
+                <w:szCs w:val="22"/>
+              </w:rPr>
+              <w:t xml:space="preserve">Первичный ключ</w:t>
+            </w:r>
+          </w:p>
+        </w:tc>
+      </w:tr>
+      <w:tr>
+        <w:tc>
+          <w:tcPr>
+            <w:tcW w:type="dxa" w:w="2500"/>
+            <w:tcBorders>
+              <w:top w:val="single" w:sz="1"/>
+              <w:left w:val="single" w:sz="1"/>
+              <w:bottom w:val="single" w:sz="1"/>
+              <w:right w:val="single" w:sz="1"/>
+            </w:tcBorders>
+            <w:vAlign w:val="center"/>
+          </w:tcPr>
+          <w:p>
+            <w:pPr>
+              <w:spacing w:line="276" w:lineRule="auto"/>
+              <w:jc w:val="start"/>
+            </w:pPr>
+            <w:r>
+              <w:rPr>
+                <w:rFonts w:ascii="Times New Roman" w:cs="Times New Roman" w:eastAsia="Times New Roman" w:hAnsi="Times New Roman"/>
+                <w:b w:val="false"/>
+                <w:bCs w:val="false"/>
+                <w:sz w:val="22"/>
+                <w:szCs w:val="22"/>
+              </w:rPr>
+              <w:t xml:space="preserve">UserId</w:t>
+            </w:r>
+          </w:p>
+        </w:tc>
+        <w:tc>
+          <w:tcPr>
+            <w:tcW w:type="dxa" w:w="2500"/>
+            <w:tcBorders>
+              <w:top w:val="single" w:sz="1"/>
+              <w:left w:val="single" w:sz="1"/>
+              <w:bottom w:val="single" w:sz="1"/>
+              <w:right w:val="single" w:sz="1"/>
+            </w:tcBorders>
+            <w:vAlign w:val="center"/>
+          </w:tcPr>
+          <w:p>
+            <w:pPr>
+              <w:spacing w:line="276" w:lineRule="auto"/>
+              <w:jc w:val="start"/>
+            </w:pPr>
+            <w:r>
+              <w:rPr>
+                <w:rFonts w:ascii="Times New Roman" w:cs="Times New Roman" w:eastAsia="Times New Roman" w:hAnsi="Times New Roman"/>
+                <w:b w:val="false"/>
+                <w:bCs w:val="false"/>
+                <w:sz w:val="22"/>
+                <w:szCs w:val="22"/>
+              </w:rPr>
+              <w:t xml:space="preserve">GUID</w:t>
+            </w:r>
+          </w:p>
+        </w:tc>
+        <w:tc>
+          <w:tcPr>
+            <w:tcW w:type="dxa" w:w="4000"/>
+            <w:tcBorders>
+              <w:top w:val="single" w:sz="1"/>
+              <w:left w:val="single" w:sz="1"/>
+              <w:bottom w:val="single" w:sz="1"/>
+              <w:right w:val="single" w:sz="1"/>
+            </w:tcBorders>
+            <w:vAlign w:val="center"/>
+          </w:tcPr>
+          <w:p>
+            <w:pPr>
+              <w:spacing w:line="276" w:lineRule="auto"/>
+              <w:jc w:val="start"/>
+            </w:pPr>
+            <w:r>
+              <w:rPr>
+                <w:rFonts w:ascii="Times New Roman" w:cs="Times New Roman" w:eastAsia="Times New Roman" w:hAnsi="Times New Roman"/>
+                <w:b w:val="false"/>
+                <w:bCs w:val="false"/>
+                <w:sz w:val="22"/>
+                <w:szCs w:val="22"/>
+              </w:rPr>
+              <w:t xml:space="preserve">Внешний ключ на Users</w:t>
+            </w:r>
+          </w:p>
+        </w:tc>
+      </w:tr>
+      <w:tr>
+        <w:tc>
+          <w:tcPr>
+            <w:tcW w:type="dxa" w:w="2500"/>
+            <w:tcBorders>
+              <w:top w:val="single" w:sz="1"/>
+              <w:left w:val="single" w:sz="1"/>
+              <w:bottom w:val="single" w:sz="1"/>
+              <w:right w:val="single" w:sz="1"/>
+            </w:tcBorders>
+            <w:vAlign w:val="center"/>
+          </w:tcPr>
+          <w:p>
+            <w:pPr>
+              <w:spacing w:line="276" w:lineRule="auto"/>
+              <w:jc w:val="start"/>
+            </w:pPr>
+            <w:r>
+              <w:rPr>
+                <w:rFonts w:ascii="Times New Roman" w:cs="Times New Roman" w:eastAsia="Times New Roman" w:hAnsi="Times New Roman"/>
+                <w:b w:val="false"/>
+                <w:bCs w:val="false"/>
+                <w:sz w:val="22"/>
+                <w:szCs w:val="22"/>
+              </w:rPr>
+              <w:t xml:space="preserve">Token</w:t>
+            </w:r>
+          </w:p>
+        </w:tc>
+        <w:tc>
+          <w:tcPr>
+            <w:tcW w:type="dxa" w:w="2500"/>
+            <w:tcBorders>
+              <w:top w:val="single" w:sz="1"/>
+              <w:left w:val="single" w:sz="1"/>
+              <w:bottom w:val="single" w:sz="1"/>
+              <w:right w:val="single" w:sz="1"/>
+            </w:tcBorders>
+            <w:vAlign w:val="center"/>
+          </w:tcPr>
+          <w:p>
+            <w:pPr>
+              <w:spacing w:line="276" w:lineRule="auto"/>
+              <w:jc w:val="start"/>
+            </w:pPr>
+            <w:r>
+              <w:rPr>
+                <w:rFonts w:ascii="Times New Roman" w:cs="Times New Roman" w:eastAsia="Times New Roman" w:hAnsi="Times New Roman"/>
+                <w:b w:val="false"/>
+                <w:bCs w:val="false"/>
+                <w:sz w:val="22"/>
+                <w:szCs w:val="22"/>
+              </w:rPr>
+              <w:t xml:space="preserve">VARCHAR(512)</w:t>
+            </w:r>
+          </w:p>
+        </w:tc>
+        <w:tc>
+          <w:tcPr>
+            <w:tcW w:type="dxa" w:w="4000"/>
+            <w:tcBorders>
+              <w:top w:val="single" w:sz="1"/>
+              <w:left w:val="single" w:sz="1"/>
+              <w:bottom w:val="single" w:sz="1"/>
+              <w:right w:val="single" w:sz="1"/>
+            </w:tcBorders>
+            <w:vAlign w:val="center"/>
+          </w:tcPr>
+          <w:p>
+            <w:pPr>
+              <w:spacing w:line="276" w:lineRule="auto"/>
+              <w:jc w:val="start"/>
+            </w:pPr>
+            <w:r>
+              <w:rPr>
+                <w:rFonts w:ascii="Times New Roman" w:cs="Times New Roman" w:eastAsia="Times New Roman" w:hAnsi="Times New Roman"/>
+                <w:b w:val="false"/>
+                <w:bCs w:val="false"/>
+                <w:sz w:val="22"/>
+                <w:szCs w:val="22"/>
+              </w:rPr>
+              <w:t xml:space="preserve">Токен обновления (уникальный)</w:t>
+            </w:r>
+          </w:p>
+        </w:tc>
+      </w:tr>
+      <w:tr>
+        <w:tc>
+          <w:tcPr>
+            <w:tcW w:type="dxa" w:w="2500"/>
+            <w:tcBorders>
+              <w:top w:val="single" w:sz="1"/>
+              <w:left w:val="single" w:sz="1"/>
+              <w:bottom w:val="single" w:sz="1"/>
+              <w:right w:val="single" w:sz="1"/>
+            </w:tcBorders>
+            <w:vAlign w:val="center"/>
+          </w:tcPr>
+          <w:p>
+            <w:pPr>
+              <w:spacing w:line="276" w:lineRule="auto"/>
+              <w:jc w:val="start"/>
+            </w:pPr>
+            <w:r>
+              <w:rPr>
+                <w:rFonts w:ascii="Times New Roman" w:cs="Times New Roman" w:eastAsia="Times New Roman" w:hAnsi="Times New Roman"/>
+                <w:b w:val="false"/>
+                <w:bCs w:val="false"/>
+                <w:sz w:val="22"/>
+                <w:szCs w:val="22"/>
+              </w:rPr>
+              <w:t xml:space="preserve">ExpiresAt</w:t>
+            </w:r>
+          </w:p>
+        </w:tc>
+        <w:tc>
+          <w:tcPr>
+            <w:tcW w:type="dxa" w:w="2500"/>
+            <w:tcBorders>
+              <w:top w:val="single" w:sz="1"/>
+              <w:left w:val="single" w:sz="1"/>
+              <w:bottom w:val="single" w:sz="1"/>
+              <w:right w:val="single" w:sz="1"/>
+            </w:tcBorders>
+            <w:vAlign w:val="center"/>
+          </w:tcPr>
+          <w:p>
+            <w:pPr>
+              <w:spacing w:line="276" w:lineRule="auto"/>
+              <w:jc w:val="start"/>
+            </w:pPr>
+            <w:r>
+              <w:rPr>
+                <w:rFonts w:ascii="Times New Roman" w:cs="Times New Roman" w:eastAsia="Times New Roman" w:hAnsi="Times New Roman"/>
+                <w:b w:val="false"/>
+                <w:bCs w:val="false"/>
+                <w:sz w:val="22"/>
+                <w:szCs w:val="22"/>
+              </w:rPr>
+              <w:t xml:space="preserve">TIMESTAMP</w:t>
+            </w:r>
+          </w:p>
+        </w:tc>
+        <w:tc>
+          <w:tcPr>
+            <w:tcW w:type="dxa" w:w="4000"/>
+            <w:tcBorders>
+              <w:top w:val="single" w:sz="1"/>
+              <w:left w:val="single" w:sz="1"/>
+              <w:bottom w:val="single" w:sz="1"/>
+              <w:right w:val="single" w:sz="1"/>
+            </w:tcBorders>
+            <w:vAlign w:val="center"/>
+          </w:tcPr>
+          <w:p>
+            <w:pPr>
+              <w:spacing w:line="276" w:lineRule="auto"/>
+              <w:jc w:val="start"/>
+            </w:pPr>
+            <w:r>
+              <w:rPr>
+                <w:rFonts w:ascii="Times New Roman" w:cs="Times New Roman" w:eastAsia="Times New Roman" w:hAnsi="Times New Roman"/>
+                <w:b w:val="false"/>
+                <w:bCs w:val="false"/>
+                <w:sz w:val="22"/>
+                <w:szCs w:val="22"/>
+              </w:rPr>
+              <w:t xml:space="preserve">Срок действия токена</w:t>
+            </w:r>
+          </w:p>
+        </w:tc>
+      </w:tr>
+      <w:tr>
+        <w:tc>
+          <w:tcPr>
+            <w:tcW w:type="dxa" w:w="2500"/>
+            <w:tcBorders>
+              <w:top w:val="single" w:sz="1"/>
+              <w:left w:val="single" w:sz="1"/>
+              <w:bottom w:val="single" w:sz="1"/>
+              <w:right w:val="single" w:sz="1"/>
+            </w:tcBorders>
+            <w:vAlign w:val="center"/>
+          </w:tcPr>
+          <w:p>
+            <w:pPr>
+              <w:spacing w:line="276" w:lineRule="auto"/>
+              <w:jc w:val="start"/>
+            </w:pPr>
+            <w:r>
+              <w:rPr>
+                <w:rFonts w:ascii="Times New Roman" w:cs="Times New Roman" w:eastAsia="Times New Roman" w:hAnsi="Times New Roman"/>
+                <w:b w:val="false"/>
+                <w:bCs w:val="false"/>
+                <w:sz w:val="22"/>
+                <w:szCs w:val="22"/>
+              </w:rPr>
+              <w:t xml:space="preserve">IsRevoked</w:t>
+            </w:r>
+          </w:p>
+        </w:tc>
+        <w:tc>
+          <w:tcPr>
+            <w:tcW w:type="dxa" w:w="2500"/>
+            <w:tcBorders>
+              <w:top w:val="single" w:sz="1"/>
+              <w:left w:val="single" w:sz="1"/>
+              <w:bottom w:val="single" w:sz="1"/>
+              <w:right w:val="single" w:sz="1"/>
+            </w:tcBorders>
+            <w:vAlign w:val="center"/>
+          </w:tcPr>
+          <w:p>
+            <w:pPr>
+              <w:spacing w:line="276" w:lineRule="auto"/>
+              <w:jc w:val="start"/>
+            </w:pPr>
+            <w:r>
+              <w:rPr>
+                <w:rFonts w:ascii="Times New Roman" w:cs="Times New Roman" w:eastAsia="Times New Roman" w:hAnsi="Times New Roman"/>
+                <w:b w:val="false"/>
+                <w:bCs w:val="false"/>
+                <w:sz w:val="22"/>
+                <w:szCs w:val="22"/>
+              </w:rPr>
+              <w:t xml:space="preserve">BOOLEAN</w:t>
+            </w:r>
+          </w:p>
+        </w:tc>
+        <w:tc>
+          <w:tcPr>
+            <w:tcW w:type="dxa" w:w="4000"/>
+            <w:tcBorders>
+              <w:top w:val="single" w:sz="1"/>
+              <w:left w:val="single" w:sz="1"/>
+              <w:bottom w:val="single" w:sz="1"/>
+              <w:right w:val="single" w:sz="1"/>
+            </w:tcBorders>
+            <w:vAlign w:val="center"/>
+          </w:tcPr>
+          <w:p>
+            <w:pPr>
+              <w:spacing w:line="276" w:lineRule="auto"/>
+              <w:jc w:val="start"/>
+            </w:pPr>
+            <w:r>
+              <w:rPr>
+                <w:rFonts w:ascii="Times New Roman" w:cs="Times New Roman" w:eastAsia="Times New Roman" w:hAnsi="Times New Roman"/>
+                <w:b w:val="false"/>
+                <w:bCs w:val="false"/>
+                <w:sz w:val="22"/>
+                <w:szCs w:val="22"/>
+              </w:rPr>
+              <w:t xml:space="preserve">Токен отозван</w:t>
+            </w:r>
+          </w:p>
+        </w:tc>
+      </w:tr>
+      <w:tr>
+        <w:tc>
+          <w:tcPr>
+            <w:tcW w:type="dxa" w:w="2500"/>
+            <w:tcBorders>
+              <w:top w:val="single" w:sz="1"/>
+              <w:left w:val="single" w:sz="1"/>
+              <w:bottom w:val="single" w:sz="1"/>
+              <w:right w:val="single" w:sz="1"/>
+            </w:tcBorders>
+            <w:vAlign w:val="center"/>
+          </w:tcPr>
+          <w:p>
+            <w:pPr>
+              <w:spacing w:line="276" w:lineRule="auto"/>
+              <w:jc w:val="start"/>
+            </w:pPr>
+            <w:r>
+              <w:rPr>
+                <w:rFonts w:ascii="Times New Roman" w:cs="Times New Roman" w:eastAsia="Times New Roman" w:hAnsi="Times New Roman"/>
+                <w:b w:val="false"/>
+                <w:bCs w:val="false"/>
+                <w:sz w:val="22"/>
+                <w:szCs w:val="22"/>
+              </w:rPr>
+              <w:t xml:space="preserve">CreatedAt</w:t>
+            </w:r>
+          </w:p>
+        </w:tc>
+        <w:tc>
+          <w:tcPr>
+            <w:tcW w:type="dxa" w:w="2500"/>
+            <w:tcBorders>
+              <w:top w:val="single" w:sz="1"/>
+              <w:left w:val="single" w:sz="1"/>
+              <w:bottom w:val="single" w:sz="1"/>
+              <w:right w:val="single" w:sz="1"/>
+            </w:tcBorders>
+            <w:vAlign w:val="center"/>
+          </w:tcPr>
+          <w:p>
+            <w:pPr>
+              <w:spacing w:line="276" w:lineRule="auto"/>
+              <w:jc w:val="start"/>
+            </w:pPr>
+            <w:r>
+              <w:rPr>
+                <w:rFonts w:ascii="Times New Roman" w:cs="Times New Roman" w:eastAsia="Times New Roman" w:hAnsi="Times New Roman"/>
+                <w:b w:val="false"/>
+                <w:bCs w:val="false"/>
+                <w:sz w:val="22"/>
+                <w:szCs w:val="22"/>
+              </w:rPr>
+              <w:t xml:space="preserve">TIMESTAMP</w:t>
+            </w:r>
+          </w:p>
+        </w:tc>
+        <w:tc>
+          <w:tcPr>
+            <w:tcW w:type="dxa" w:w="4000"/>
+            <w:tcBorders>
+              <w:top w:val="single" w:sz="1"/>
+              <w:left w:val="single" w:sz="1"/>
+              <w:bottom w:val="single" w:sz="1"/>
+              <w:right w:val="single" w:sz="1"/>
+            </w:tcBorders>
+            <w:vAlign w:val="center"/>
+          </w:tcPr>
+          <w:p>
+            <w:pPr>
+              <w:spacing w:line="276" w:lineRule="auto"/>
+              <w:jc w:val="start"/>
+            </w:pPr>
+            <w:r>
+              <w:rPr>
+                <w:rFonts w:ascii="Times New Roman" w:cs="Times New Roman" w:eastAsia="Times New Roman" w:hAnsi="Times New Roman"/>
+                <w:b w:val="false"/>
+                <w:bCs w:val="false"/>
+                <w:sz w:val="22"/>
+                <w:szCs w:val="22"/>
+              </w:rPr>
+              <w:t xml:space="preserve">Дата создания</w:t>
+            </w:r>
+          </w:p>
+        </w:tc>
+      </w:tr>
+    </w:tbl>
+    <w:p>
+      <w:pPr>
+        <w:spacing w:line="276" w:lineRule="auto"/>
+      </w:pPr>
+      <w:r>
+        <w:rPr>
+          <w:rFonts w:ascii="Times New Roman" w:cs="Times New Roman" w:eastAsia="Times New Roman" w:hAnsi="Times New Roman"/>
+          <w:sz w:val="24"/>
+          <w:szCs w:val="24"/>
+        </w:rPr>
+        <w:t xml:space="preserve"/>
+      </w:r>
+    </w:p>
+    <w:p>
+      <w:pPr>
+        <w:spacing w:line="276" w:lineRule="auto"/>
+        <w:ind w:firstLine="708"/>
+        <w:jc w:val="both"/>
+      </w:pPr>
+      <w:r>
+        <w:rPr>
+          <w:rFonts w:ascii="Times New Roman" w:cs="Times New Roman" w:eastAsia="Times New Roman" w:hAnsi="Times New Roman"/>
+          <w:b w:val="false"/>
+          <w:bCs w:val="false"/>
+          <w:i w:val="false"/>
+          <w:iCs w:val="false"/>
+          <w:sz w:val="24"/>
+          <w:szCs w:val="24"/>
+        </w:rPr>
+        <w:t xml:space="preserve">Структура таблицы EmailVerificationTokens представлена в таблице 2.14.</w:t>
+      </w:r>
+    </w:p>
+    <w:p>
+      <w:pPr>
+        <w:spacing w:after="120" w:before="60" w:line="276" w:lineRule="auto"/>
+        <w:jc w:val="start"/>
+      </w:pPr>
+      <w:r>
+        <w:rPr>
+          <w:rFonts w:ascii="Times New Roman" w:cs="Times New Roman" w:eastAsia="Times New Roman" w:hAnsi="Times New Roman"/>
+          <w:i w:val="false"/>
+          <w:iCs w:val="false"/>
+          <w:sz w:val="22"/>
+          <w:szCs w:val="22"/>
+        </w:rPr>
+        <w:t xml:space="preserve">Таблица 2.14 — Структура таблицы EmailVerificationTokens</w:t>
+      </w:r>
+    </w:p>
+    <w:tbl>
+      <w:tblPr>
+        <w:tblW w:type="dxa" w:w="9000"/>
+        <w:tblBorders>
+          <w:top w:val="single" w:color="auto" w:sz="4"/>
+          <w:left w:val="single" w:color="auto" w:sz="4"/>
+          <w:bottom w:val="single" w:color="auto" w:sz="4"/>
+          <w:right w:val="single" w:color="auto" w:sz="4"/>
+          <w:insideH w:val="single" w:color="auto" w:sz="4"/>
+          <w:insideV w:val="single" w:color="auto" w:sz="4"/>
+        </w:tblBorders>
+      </w:tblPr>
+      <w:tblGrid>
+        <w:gridCol w:w="100"/>
+        <w:gridCol w:w="100"/>
+        <w:gridCol w:w="100"/>
+      </w:tblGrid>
+      <w:tr>
+        <w:tc>
+          <w:tcPr>
+            <w:tcW w:type="dxa" w:w="2500"/>
+            <w:tcBorders>
+              <w:top w:val="single" w:sz="1"/>
+              <w:left w:val="single" w:sz="1"/>
+              <w:bottom w:val="single" w:sz="1"/>
+              <w:right w:val="single" w:sz="1"/>
+            </w:tcBorders>
+            <w:shd w:fill="E8E8E8" w:val="clear"/>
+            <w:vAlign w:val="center"/>
+          </w:tcPr>
+          <w:p>
+            <w:pPr>
+              <w:spacing w:line="276" w:lineRule="auto"/>
+              <w:jc w:val="center"/>
+            </w:pPr>
+            <w:r>
+              <w:rPr>
+                <w:rFonts w:ascii="Times New Roman" w:cs="Times New Roman" w:eastAsia="Times New Roman" w:hAnsi="Times New Roman"/>
+                <w:b/>
+                <w:bCs/>
+                <w:sz w:val="22"/>
+                <w:szCs w:val="22"/>
+              </w:rPr>
+              <w:t xml:space="preserve">Поле</w:t>
+            </w:r>
+          </w:p>
+        </w:tc>
+        <w:tc>
+          <w:tcPr>
+            <w:tcW w:type="dxa" w:w="2500"/>
+            <w:tcBorders>
+              <w:top w:val="single" w:sz="1"/>
+              <w:left w:val="single" w:sz="1"/>
+              <w:bottom w:val="single" w:sz="1"/>
+              <w:right w:val="single" w:sz="1"/>
+            </w:tcBorders>
+            <w:shd w:fill="E8E8E8" w:val="clear"/>
+            <w:vAlign w:val="center"/>
+          </w:tcPr>
+          <w:p>
+            <w:pPr>
+              <w:spacing w:line="276" w:lineRule="auto"/>
+              <w:jc w:val="center"/>
+            </w:pPr>
+            <w:r>
+              <w:rPr>
+                <w:rFonts w:ascii="Times New Roman" w:cs="Times New Roman" w:eastAsia="Times New Roman" w:hAnsi="Times New Roman"/>
+                <w:b/>
+                <w:bCs/>
+                <w:sz w:val="22"/>
+                <w:szCs w:val="22"/>
+              </w:rPr>
+              <w:t xml:space="preserve">Тип данных</w:t>
+            </w:r>
+          </w:p>
+        </w:tc>
+        <w:tc>
+          <w:tcPr>
+            <w:tcW w:type="dxa" w:w="4000"/>
+            <w:tcBorders>
+              <w:top w:val="single" w:sz="1"/>
+              <w:left w:val="single" w:sz="1"/>
+              <w:bottom w:val="single" w:sz="1"/>
+              <w:right w:val="single" w:sz="1"/>
+            </w:tcBorders>
+            <w:shd w:fill="E8E8E8" w:val="clear"/>
+            <w:vAlign w:val="center"/>
+          </w:tcPr>
+          <w:p>
+            <w:pPr>
+              <w:spacing w:line="276" w:lineRule="auto"/>
+              <w:jc w:val="center"/>
+            </w:pPr>
+            <w:r>
+              <w:rPr>
+                <w:rFonts w:ascii="Times New Roman" w:cs="Times New Roman" w:eastAsia="Times New Roman" w:hAnsi="Times New Roman"/>
+                <w:b/>
+                <w:bCs/>
+                <w:sz w:val="22"/>
+                <w:szCs w:val="22"/>
+              </w:rPr>
+              <w:t xml:space="preserve">Описание</w:t>
+            </w:r>
+          </w:p>
+        </w:tc>
+      </w:tr>
+      <w:tr>
+        <w:tc>
+          <w:tcPr>
+            <w:tcW w:type="dxa" w:w="2500"/>
+            <w:tcBorders>
+              <w:top w:val="single" w:sz="1"/>
+              <w:left w:val="single" w:sz="1"/>
+              <w:bottom w:val="single" w:sz="1"/>
+              <w:right w:val="single" w:sz="1"/>
+            </w:tcBorders>
+            <w:vAlign w:val="center"/>
+          </w:tcPr>
+          <w:p>
+            <w:pPr>
+              <w:spacing w:line="276" w:lineRule="auto"/>
+              <w:jc w:val="start"/>
+            </w:pPr>
+            <w:r>
+              <w:rPr>
+                <w:rFonts w:ascii="Times New Roman" w:cs="Times New Roman" w:eastAsia="Times New Roman" w:hAnsi="Times New Roman"/>
+                <w:b w:val="false"/>
+                <w:bCs w:val="false"/>
+                <w:sz w:val="22"/>
+                <w:szCs w:val="22"/>
+              </w:rPr>
+              <w:t xml:space="preserve">Id</w:t>
+            </w:r>
+          </w:p>
+        </w:tc>
+        <w:tc>
+          <w:tcPr>
+            <w:tcW w:type="dxa" w:w="2500"/>
+            <w:tcBorders>
+              <w:top w:val="single" w:sz="1"/>
+              <w:left w:val="single" w:sz="1"/>
+              <w:bottom w:val="single" w:sz="1"/>
+              <w:right w:val="single" w:sz="1"/>
+            </w:tcBorders>
+            <w:vAlign w:val="center"/>
+          </w:tcPr>
+          <w:p>
+            <w:pPr>
+              <w:spacing w:line="276" w:lineRule="auto"/>
+              <w:jc w:val="start"/>
+            </w:pPr>
+            <w:r>
+              <w:rPr>
+                <w:rFonts w:ascii="Times New Roman" w:cs="Times New Roman" w:eastAsia="Times New Roman" w:hAnsi="Times New Roman"/>
+                <w:b w:val="false"/>
+                <w:bCs w:val="false"/>
+                <w:sz w:val="22"/>
+                <w:szCs w:val="22"/>
+              </w:rPr>
+              <w:t xml:space="preserve">GUID</w:t>
+            </w:r>
+          </w:p>
+        </w:tc>
+        <w:tc>
+          <w:tcPr>
+            <w:tcW w:type="dxa" w:w="4000"/>
+            <w:tcBorders>
+              <w:top w:val="single" w:sz="1"/>
+              <w:left w:val="single" w:sz="1"/>
+              <w:bottom w:val="single" w:sz="1"/>
+              <w:right w:val="single" w:sz="1"/>
+            </w:tcBorders>
+            <w:vAlign w:val="center"/>
+          </w:tcPr>
+          <w:p>
+            <w:pPr>
+              <w:spacing w:line="276" w:lineRule="auto"/>
+              <w:jc w:val="start"/>
+            </w:pPr>
+            <w:r>
+              <w:rPr>
+                <w:rFonts w:ascii="Times New Roman" w:cs="Times New Roman" w:eastAsia="Times New Roman" w:hAnsi="Times New Roman"/>
+                <w:b w:val="false"/>
+                <w:bCs w:val="false"/>
+                <w:sz w:val="22"/>
+                <w:szCs w:val="22"/>
+              </w:rPr>
+              <w:t xml:space="preserve">Первичный ключ</w:t>
+            </w:r>
+          </w:p>
+        </w:tc>
+      </w:tr>
+      <w:tr>
+        <w:tc>
+          <w:tcPr>
+            <w:tcW w:type="dxa" w:w="2500"/>
+            <w:tcBorders>
+              <w:top w:val="single" w:sz="1"/>
+              <w:left w:val="single" w:sz="1"/>
+              <w:bottom w:val="single" w:sz="1"/>
+              <w:right w:val="single" w:sz="1"/>
+            </w:tcBorders>
+            <w:vAlign w:val="center"/>
+          </w:tcPr>
+          <w:p>
+            <w:pPr>
+              <w:spacing w:line="276" w:lineRule="auto"/>
+              <w:jc w:val="start"/>
+            </w:pPr>
+            <w:r>
+              <w:rPr>
+                <w:rFonts w:ascii="Times New Roman" w:cs="Times New Roman" w:eastAsia="Times New Roman" w:hAnsi="Times New Roman"/>
+                <w:b w:val="false"/>
+                <w:bCs w:val="false"/>
+                <w:sz w:val="22"/>
+                <w:szCs w:val="22"/>
+              </w:rPr>
+              <w:t xml:space="preserve">UserId</w:t>
+            </w:r>
+          </w:p>
+        </w:tc>
+        <w:tc>
+          <w:tcPr>
+            <w:tcW w:type="dxa" w:w="2500"/>
+            <w:tcBorders>
+              <w:top w:val="single" w:sz="1"/>
+              <w:left w:val="single" w:sz="1"/>
+              <w:bottom w:val="single" w:sz="1"/>
+              <w:right w:val="single" w:sz="1"/>
+            </w:tcBorders>
+            <w:vAlign w:val="center"/>
+          </w:tcPr>
+          <w:p>
+            <w:pPr>
+              <w:spacing w:line="276" w:lineRule="auto"/>
+              <w:jc w:val="start"/>
+            </w:pPr>
+            <w:r>
+              <w:rPr>
+                <w:rFonts w:ascii="Times New Roman" w:cs="Times New Roman" w:eastAsia="Times New Roman" w:hAnsi="Times New Roman"/>
+                <w:b w:val="false"/>
+                <w:bCs w:val="false"/>
+                <w:sz w:val="22"/>
+                <w:szCs w:val="22"/>
+              </w:rPr>
+              <w:t xml:space="preserve">GUID</w:t>
+            </w:r>
+          </w:p>
+        </w:tc>
+        <w:tc>
+          <w:tcPr>
+            <w:tcW w:type="dxa" w:w="4000"/>
+            <w:tcBorders>
+              <w:top w:val="single" w:sz="1"/>
+              <w:left w:val="single" w:sz="1"/>
+              <w:bottom w:val="single" w:sz="1"/>
+              <w:right w:val="single" w:sz="1"/>
+            </w:tcBorders>
+            <w:vAlign w:val="center"/>
+          </w:tcPr>
+          <w:p>
+            <w:pPr>
+              <w:spacing w:line="276" w:lineRule="auto"/>
+              <w:jc w:val="start"/>
+            </w:pPr>
+            <w:r>
+              <w:rPr>
+                <w:rFonts w:ascii="Times New Roman" w:cs="Times New Roman" w:eastAsia="Times New Roman" w:hAnsi="Times New Roman"/>
+                <w:b w:val="false"/>
+                <w:bCs w:val="false"/>
+                <w:sz w:val="22"/>
+                <w:szCs w:val="22"/>
+              </w:rPr>
+              <w:t xml:space="preserve">Внешний ключ на Users</w:t>
+            </w:r>
+          </w:p>
+        </w:tc>
+      </w:tr>
+      <w:tr>
+        <w:tc>
+          <w:tcPr>
+            <w:tcW w:type="dxa" w:w="2500"/>
+            <w:tcBorders>
+              <w:top w:val="single" w:sz="1"/>
+              <w:left w:val="single" w:sz="1"/>
+              <w:bottom w:val="single" w:sz="1"/>
+              <w:right w:val="single" w:sz="1"/>
+            </w:tcBorders>
+            <w:vAlign w:val="center"/>
+          </w:tcPr>
+          <w:p>
+            <w:pPr>
+              <w:spacing w:line="276" w:lineRule="auto"/>
+              <w:jc w:val="start"/>
+            </w:pPr>
+            <w:r>
+              <w:rPr>
+                <w:rFonts w:ascii="Times New Roman" w:cs="Times New Roman" w:eastAsia="Times New Roman" w:hAnsi="Times New Roman"/>
+                <w:b w:val="false"/>
+                <w:bCs w:val="false"/>
+                <w:sz w:val="22"/>
+                <w:szCs w:val="22"/>
+              </w:rPr>
+              <w:t xml:space="preserve">Token</w:t>
+            </w:r>
+          </w:p>
+        </w:tc>
+        <w:tc>
+          <w:tcPr>
+            <w:tcW w:type="dxa" w:w="2500"/>
+            <w:tcBorders>
+              <w:top w:val="single" w:sz="1"/>
+              <w:left w:val="single" w:sz="1"/>
+              <w:bottom w:val="single" w:sz="1"/>
+              <w:right w:val="single" w:sz="1"/>
+            </w:tcBorders>
+            <w:vAlign w:val="center"/>
+          </w:tcPr>
+          <w:p>
+            <w:pPr>
+              <w:spacing w:line="276" w:lineRule="auto"/>
+              <w:jc w:val="start"/>
+            </w:pPr>
+            <w:r>
+              <w:rPr>
+                <w:rFonts w:ascii="Times New Roman" w:cs="Times New Roman" w:eastAsia="Times New Roman" w:hAnsi="Times New Roman"/>
+                <w:b w:val="false"/>
+                <w:bCs w:val="false"/>
+                <w:sz w:val="22"/>
+                <w:szCs w:val="22"/>
+              </w:rPr>
+              <w:t xml:space="preserve">VARCHAR(256)</w:t>
+            </w:r>
+          </w:p>
+        </w:tc>
+        <w:tc>
+          <w:tcPr>
+            <w:tcW w:type="dxa" w:w="4000"/>
+            <w:tcBorders>
+              <w:top w:val="single" w:sz="1"/>
+              <w:left w:val="single" w:sz="1"/>
+              <w:bottom w:val="single" w:sz="1"/>
+              <w:right w:val="single" w:sz="1"/>
+            </w:tcBorders>
+            <w:vAlign w:val="center"/>
+          </w:tcPr>
+          <w:p>
+            <w:pPr>
+              <w:spacing w:line="276" w:lineRule="auto"/>
+              <w:jc w:val="start"/>
+            </w:pPr>
+            <w:r>
+              <w:rPr>
+                <w:rFonts w:ascii="Times New Roman" w:cs="Times New Roman" w:eastAsia="Times New Roman" w:hAnsi="Times New Roman"/>
+                <w:b w:val="false"/>
+                <w:bCs w:val="false"/>
+                <w:sz w:val="22"/>
+                <w:szCs w:val="22"/>
+              </w:rPr>
+              <w:t xml:space="preserve">Токен верификации (уникальный)</w:t>
+            </w:r>
+          </w:p>
+        </w:tc>
+      </w:tr>
+      <w:tr>
+        <w:tc>
+          <w:tcPr>
+            <w:tcW w:type="dxa" w:w="2500"/>
+            <w:tcBorders>
+              <w:top w:val="single" w:sz="1"/>
+              <w:left w:val="single" w:sz="1"/>
+              <w:bottom w:val="single" w:sz="1"/>
+              <w:right w:val="single" w:sz="1"/>
+            </w:tcBorders>
+            <w:vAlign w:val="center"/>
+          </w:tcPr>
+          <w:p>
+            <w:pPr>
+              <w:spacing w:line="276" w:lineRule="auto"/>
+              <w:jc w:val="start"/>
+            </w:pPr>
+            <w:r>
+              <w:rPr>
+                <w:rFonts w:ascii="Times New Roman" w:cs="Times New Roman" w:eastAsia="Times New Roman" w:hAnsi="Times New Roman"/>
+                <w:b w:val="false"/>
+                <w:bCs w:val="false"/>
+                <w:sz w:val="22"/>
+                <w:szCs w:val="22"/>
+              </w:rPr>
+              <w:t xml:space="preserve">ExpiresAt</w:t>
+            </w:r>
+          </w:p>
+        </w:tc>
+        <w:tc>
+          <w:tcPr>
+            <w:tcW w:type="dxa" w:w="2500"/>
+            <w:tcBorders>
+              <w:top w:val="single" w:sz="1"/>
+              <w:left w:val="single" w:sz="1"/>
+              <w:bottom w:val="single" w:sz="1"/>
+              <w:right w:val="single" w:sz="1"/>
+            </w:tcBorders>
+            <w:vAlign w:val="center"/>
+          </w:tcPr>
+          <w:p>
+            <w:pPr>
+              <w:spacing w:line="276" w:lineRule="auto"/>
+              <w:jc w:val="start"/>
+            </w:pPr>
+            <w:r>
+              <w:rPr>
+                <w:rFonts w:ascii="Times New Roman" w:cs="Times New Roman" w:eastAsia="Times New Roman" w:hAnsi="Times New Roman"/>
+                <w:b w:val="false"/>
+                <w:bCs w:val="false"/>
+                <w:sz w:val="22"/>
+                <w:szCs w:val="22"/>
+              </w:rPr>
+              <w:t xml:space="preserve">TIMESTAMP</w:t>
+            </w:r>
+          </w:p>
+        </w:tc>
+        <w:tc>
+          <w:tcPr>
+            <w:tcW w:type="dxa" w:w="4000"/>
+            <w:tcBorders>
+              <w:top w:val="single" w:sz="1"/>
+              <w:left w:val="single" w:sz="1"/>
+              <w:bottom w:val="single" w:sz="1"/>
+              <w:right w:val="single" w:sz="1"/>
+            </w:tcBorders>
+            <w:vAlign w:val="center"/>
+          </w:tcPr>
+          <w:p>
+            <w:pPr>
+              <w:spacing w:line="276" w:lineRule="auto"/>
+              <w:jc w:val="start"/>
+            </w:pPr>
+            <w:r>
+              <w:rPr>
+                <w:rFonts w:ascii="Times New Roman" w:cs="Times New Roman" w:eastAsia="Times New Roman" w:hAnsi="Times New Roman"/>
+                <w:b w:val="false"/>
+                <w:bCs w:val="false"/>
+                <w:sz w:val="22"/>
+                <w:szCs w:val="22"/>
+              </w:rPr>
+              <w:t xml:space="preserve">Срок действия токена</w:t>
+            </w:r>
+          </w:p>
+        </w:tc>
+      </w:tr>
+      <w:tr>
+        <w:tc>
+          <w:tcPr>
+            <w:tcW w:type="dxa" w:w="2500"/>
+            <w:tcBorders>
+              <w:top w:val="single" w:sz="1"/>
+              <w:left w:val="single" w:sz="1"/>
+              <w:bottom w:val="single" w:sz="1"/>
+              <w:right w:val="single" w:sz="1"/>
+            </w:tcBorders>
+            <w:vAlign w:val="center"/>
+          </w:tcPr>
+          <w:p>
+            <w:pPr>
+              <w:spacing w:line="276" w:lineRule="auto"/>
+              <w:jc w:val="start"/>
+            </w:pPr>
+            <w:r>
+              <w:rPr>
+                <w:rFonts w:ascii="Times New Roman" w:cs="Times New Roman" w:eastAsia="Times New Roman" w:hAnsi="Times New Roman"/>
+                <w:b w:val="false"/>
+                <w:bCs w:val="false"/>
+                <w:sz w:val="22"/>
+                <w:szCs w:val="22"/>
+              </w:rPr>
+              <w:t xml:space="preserve">IsUsed</w:t>
+            </w:r>
+          </w:p>
+        </w:tc>
+        <w:tc>
+          <w:tcPr>
+            <w:tcW w:type="dxa" w:w="2500"/>
+            <w:tcBorders>
+              <w:top w:val="single" w:sz="1"/>
+              <w:left w:val="single" w:sz="1"/>
+              <w:bottom w:val="single" w:sz="1"/>
+              <w:right w:val="single" w:sz="1"/>
+            </w:tcBorders>
+            <w:vAlign w:val="center"/>
+          </w:tcPr>
+          <w:p>
+            <w:pPr>
+              <w:spacing w:line="276" w:lineRule="auto"/>
+              <w:jc w:val="start"/>
+            </w:pPr>
+            <w:r>
+              <w:rPr>
+                <w:rFonts w:ascii="Times New Roman" w:cs="Times New Roman" w:eastAsia="Times New Roman" w:hAnsi="Times New Roman"/>
+                <w:b w:val="false"/>
+                <w:bCs w:val="false"/>
+                <w:sz w:val="22"/>
+                <w:szCs w:val="22"/>
+              </w:rPr>
+              <w:t xml:space="preserve">BOOLEAN</w:t>
+            </w:r>
+          </w:p>
+        </w:tc>
+        <w:tc>
+          <w:tcPr>
+            <w:tcW w:type="dxa" w:w="4000"/>
+            <w:tcBorders>
+              <w:top w:val="single" w:sz="1"/>
+              <w:left w:val="single" w:sz="1"/>
+              <w:bottom w:val="single" w:sz="1"/>
+              <w:right w:val="single" w:sz="1"/>
+            </w:tcBorders>
+            <w:vAlign w:val="center"/>
+          </w:tcPr>
+          <w:p>
+            <w:pPr>
+              <w:spacing w:line="276" w:lineRule="auto"/>
+              <w:jc w:val="start"/>
+            </w:pPr>
+            <w:r>
+              <w:rPr>
+                <w:rFonts w:ascii="Times New Roman" w:cs="Times New Roman" w:eastAsia="Times New Roman" w:hAnsi="Times New Roman"/>
+                <w:b w:val="false"/>
+                <w:bCs w:val="false"/>
+                <w:sz w:val="22"/>
+                <w:szCs w:val="22"/>
+              </w:rPr>
+              <w:t xml:space="preserve">Токен использован</w:t>
+            </w:r>
+          </w:p>
+        </w:tc>
+      </w:tr>
+      <w:tr>
+        <w:tc>
+          <w:tcPr>
+            <w:tcW w:type="dxa" w:w="2500"/>
+            <w:tcBorders>
+              <w:top w:val="single" w:sz="1"/>
+              <w:left w:val="single" w:sz="1"/>
+              <w:bottom w:val="single" w:sz="1"/>
+              <w:right w:val="single" w:sz="1"/>
+            </w:tcBorders>
+            <w:vAlign w:val="center"/>
+          </w:tcPr>
+          <w:p>
+            <w:pPr>
+              <w:spacing w:line="276" w:lineRule="auto"/>
+              <w:jc w:val="start"/>
+            </w:pPr>
+            <w:r>
+              <w:rPr>
+                <w:rFonts w:ascii="Times New Roman" w:cs="Times New Roman" w:eastAsia="Times New Roman" w:hAnsi="Times New Roman"/>
+                <w:b w:val="false"/>
+                <w:bCs w:val="false"/>
+                <w:sz w:val="22"/>
+                <w:szCs w:val="22"/>
+              </w:rPr>
+              <w:t xml:space="preserve">CreatedAt</w:t>
+            </w:r>
+          </w:p>
+        </w:tc>
+        <w:tc>
+          <w:tcPr>
+            <w:tcW w:type="dxa" w:w="2500"/>
+            <w:tcBorders>
+              <w:top w:val="single" w:sz="1"/>
+              <w:left w:val="single" w:sz="1"/>
+              <w:bottom w:val="single" w:sz="1"/>
+              <w:right w:val="single" w:sz="1"/>
+            </w:tcBorders>
+            <w:vAlign w:val="center"/>
+          </w:tcPr>
+          <w:p>
+            <w:pPr>
+              <w:spacing w:line="276" w:lineRule="auto"/>
+              <w:jc w:val="start"/>
+            </w:pPr>
+            <w:r>
+              <w:rPr>
+                <w:rFonts w:ascii="Times New Roman" w:cs="Times New Roman" w:eastAsia="Times New Roman" w:hAnsi="Times New Roman"/>
+                <w:b w:val="false"/>
+                <w:bCs w:val="false"/>
+                <w:sz w:val="22"/>
+                <w:szCs w:val="22"/>
+              </w:rPr>
+              <w:t xml:space="preserve">TIMESTAMP</w:t>
+            </w:r>
+          </w:p>
+        </w:tc>
+        <w:tc>
+          <w:tcPr>
+            <w:tcW w:type="dxa" w:w="4000"/>
+            <w:tcBorders>
+              <w:top w:val="single" w:sz="1"/>
+              <w:left w:val="single" w:sz="1"/>
+              <w:bottom w:val="single" w:sz="1"/>
+              <w:right w:val="single" w:sz="1"/>
+            </w:tcBorders>
+            <w:vAlign w:val="center"/>
+          </w:tcPr>
+          <w:p>
+            <w:pPr>
+              <w:spacing w:line="276" w:lineRule="auto"/>
+              <w:jc w:val="start"/>
+            </w:pPr>
+            <w:r>
+              <w:rPr>
+                <w:rFonts w:ascii="Times New Roman" w:cs="Times New Roman" w:eastAsia="Times New Roman" w:hAnsi="Times New Roman"/>
+                <w:b w:val="false"/>
+                <w:bCs w:val="false"/>
+                <w:sz w:val="22"/>
+                <w:szCs w:val="22"/>
+              </w:rPr>
+              <w:t xml:space="preserve">Дата создания</w:t>
+            </w:r>
+          </w:p>
+        </w:tc>
+      </w:tr>
+    </w:tbl>
+    <w:p>
+      <w:pPr>
+        <w:spacing w:line="276" w:lineRule="auto"/>
+      </w:pPr>
+      <w:r>
+        <w:rPr>
+          <w:rFonts w:ascii="Times New Roman" w:cs="Times New Roman" w:eastAsia="Times New Roman" w:hAnsi="Times New Roman"/>
+          <w:sz w:val="24"/>
+          <w:szCs w:val="24"/>
+        </w:rPr>
+        <w:t xml:space="preserve"/>
+      </w:r>
+    </w:p>
+    <w:p>
+      <w:pPr>
+        <w:spacing w:line="276" w:lineRule="auto"/>
+        <w:ind w:firstLine="708"/>
+        <w:jc w:val="both"/>
+      </w:pPr>
+      <w:r>
+        <w:rPr>
+          <w:rFonts w:ascii="Times New Roman" w:cs="Times New Roman" w:eastAsia="Times New Roman" w:hAnsi="Times New Roman"/>
+          <w:b w:val="false"/>
+          <w:bCs w:val="false"/>
+          <w:i w:val="false"/>
+          <w:iCs w:val="false"/>
+          <w:sz w:val="24"/>
+          <w:szCs w:val="24"/>
+        </w:rPr>
         <w:t xml:space="preserve">Диаграмма базы данных представлена на рисунке 2.5.</w:t>
       </w:r>
     </w:p>
@@ -11502,7 +13928,7 @@
       <w:r>
         <w:drawing>
           <wp:inline distT="0" distB="0" distL="0" distR="0">
-            <wp:extent cx="3619500" cy="2895600"/>
+            <wp:extent cx="3619500" cy="3810000"/>
             <wp:effectExtent t="0" r="0" b="0" l="0"/>
             <wp:docPr id="1" name="" descr="" title=""/>
             <wp:cNvGraphicFramePr>
@@ -11527,7 +13953,7 @@
                   <pic:spPr bwMode="auto">
                     <a:xfrm>
                       <a:off x="0" y="0"/>
-                      <a:ext cx="3619500" cy="2895600"/>
+                      <a:ext cx="3619500" cy="3810000"/>
                     </a:xfrm>
                     <a:prstGeom prst="rect">
                       <a:avLst/>
@@ -11684,6 +14110,192 @@
           <w:sz w:val="24"/>
           <w:szCs w:val="24"/>
         </w:rPr>
+        <w:t xml:space="preserve">User (1) → (N) Post — исполнитель может иметь несколько публикаций</w:t>
+      </w:r>
+      <w:r>
+        <w:rPr>
+          <w:rFonts w:ascii="Times New Roman" w:cs="Times New Roman" w:eastAsia="Times New Roman" w:hAnsi="Times New Roman"/>
+          <w:sz w:val="24"/>
+          <w:szCs w:val="24"/>
+        </w:rPr>
+        <w:t xml:space="preserve">;</w:t>
+      </w:r>
+    </w:p>
+    <w:p>
+      <w:pPr>
+        <w:spacing w:line="276" w:lineRule="auto"/>
+        <w:ind w:left="708" w:hanging="396"/>
+        <w:jc w:val="both"/>
+      </w:pPr>
+      <w:r>
+        <w:rPr>
+          <w:rFonts w:ascii="Times New Roman" w:cs="Times New Roman" w:eastAsia="Times New Roman" w:hAnsi="Times New Roman"/>
+          <w:sz w:val="24"/>
+          <w:szCs w:val="24"/>
+        </w:rPr>
+        <w:t xml:space="preserve">— </w:t>
+      </w:r>
+      <w:r>
+        <w:rPr>
+          <w:rFonts w:ascii="Times New Roman" w:cs="Times New Roman" w:eastAsia="Times New Roman" w:hAnsi="Times New Roman"/>
+          <w:sz w:val="24"/>
+          <w:szCs w:val="24"/>
+        </w:rPr>
+        <w:t xml:space="preserve">User (1) → (N) Review — пользователь может получить и написать несколько отзывов</w:t>
+      </w:r>
+      <w:r>
+        <w:rPr>
+          <w:rFonts w:ascii="Times New Roman" w:cs="Times New Roman" w:eastAsia="Times New Roman" w:hAnsi="Times New Roman"/>
+          <w:sz w:val="24"/>
+          <w:szCs w:val="24"/>
+        </w:rPr>
+        <w:t xml:space="preserve">;</w:t>
+      </w:r>
+    </w:p>
+    <w:p>
+      <w:pPr>
+        <w:spacing w:line="276" w:lineRule="auto"/>
+        <w:ind w:left="708" w:hanging="396"/>
+        <w:jc w:val="both"/>
+      </w:pPr>
+      <w:r>
+        <w:rPr>
+          <w:rFonts w:ascii="Times New Roman" w:cs="Times New Roman" w:eastAsia="Times New Roman" w:hAnsi="Times New Roman"/>
+          <w:sz w:val="24"/>
+          <w:szCs w:val="24"/>
+        </w:rPr>
+        <w:t xml:space="preserve">— </w:t>
+      </w:r>
+      <w:r>
+        <w:rPr>
+          <w:rFonts w:ascii="Times New Roman" w:cs="Times New Roman" w:eastAsia="Times New Roman" w:hAnsi="Times New Roman"/>
+          <w:sz w:val="24"/>
+          <w:szCs w:val="24"/>
+        </w:rPr>
+        <w:t xml:space="preserve">User (1) → (N) Chat — пользователь может участвовать в нескольких чатах (как инициатор и как участник)</w:t>
+      </w:r>
+      <w:r>
+        <w:rPr>
+          <w:rFonts w:ascii="Times New Roman" w:cs="Times New Roman" w:eastAsia="Times New Roman" w:hAnsi="Times New Roman"/>
+          <w:sz w:val="24"/>
+          <w:szCs w:val="24"/>
+        </w:rPr>
+        <w:t xml:space="preserve">;</w:t>
+      </w:r>
+    </w:p>
+    <w:p>
+      <w:pPr>
+        <w:spacing w:line="276" w:lineRule="auto"/>
+        <w:ind w:left="708" w:hanging="396"/>
+        <w:jc w:val="both"/>
+      </w:pPr>
+      <w:r>
+        <w:rPr>
+          <w:rFonts w:ascii="Times New Roman" w:cs="Times New Roman" w:eastAsia="Times New Roman" w:hAnsi="Times New Roman"/>
+          <w:sz w:val="24"/>
+          <w:szCs w:val="24"/>
+        </w:rPr>
+        <w:t xml:space="preserve">— </w:t>
+      </w:r>
+      <w:r>
+        <w:rPr>
+          <w:rFonts w:ascii="Times New Roman" w:cs="Times New Roman" w:eastAsia="Times New Roman" w:hAnsi="Times New Roman"/>
+          <w:sz w:val="24"/>
+          <w:szCs w:val="24"/>
+        </w:rPr>
+        <w:t xml:space="preserve">User (1) → (N) Message — пользователь может отправить несколько сообщений</w:t>
+      </w:r>
+      <w:r>
+        <w:rPr>
+          <w:rFonts w:ascii="Times New Roman" w:cs="Times New Roman" w:eastAsia="Times New Roman" w:hAnsi="Times New Roman"/>
+          <w:sz w:val="24"/>
+          <w:szCs w:val="24"/>
+        </w:rPr>
+        <w:t xml:space="preserve">;</w:t>
+      </w:r>
+    </w:p>
+    <w:p>
+      <w:pPr>
+        <w:spacing w:line="276" w:lineRule="auto"/>
+        <w:ind w:left="708" w:hanging="396"/>
+        <w:jc w:val="both"/>
+      </w:pPr>
+      <w:r>
+        <w:rPr>
+          <w:rFonts w:ascii="Times New Roman" w:cs="Times New Roman" w:eastAsia="Times New Roman" w:hAnsi="Times New Roman"/>
+          <w:sz w:val="24"/>
+          <w:szCs w:val="24"/>
+        </w:rPr>
+        <w:t xml:space="preserve">— </w:t>
+      </w:r>
+      <w:r>
+        <w:rPr>
+          <w:rFonts w:ascii="Times New Roman" w:cs="Times New Roman" w:eastAsia="Times New Roman" w:hAnsi="Times New Roman"/>
+          <w:sz w:val="24"/>
+          <w:szCs w:val="24"/>
+        </w:rPr>
+        <w:t xml:space="preserve">User (1) → (N) RefreshToken — пользователь может иметь несколько токенов обновления</w:t>
+      </w:r>
+      <w:r>
+        <w:rPr>
+          <w:rFonts w:ascii="Times New Roman" w:cs="Times New Roman" w:eastAsia="Times New Roman" w:hAnsi="Times New Roman"/>
+          <w:sz w:val="24"/>
+          <w:szCs w:val="24"/>
+        </w:rPr>
+        <w:t xml:space="preserve">;</w:t>
+      </w:r>
+    </w:p>
+    <w:p>
+      <w:pPr>
+        <w:spacing w:line="276" w:lineRule="auto"/>
+        <w:ind w:left="708" w:hanging="396"/>
+        <w:jc w:val="both"/>
+      </w:pPr>
+      <w:r>
+        <w:rPr>
+          <w:rFonts w:ascii="Times New Roman" w:cs="Times New Roman" w:eastAsia="Times New Roman" w:hAnsi="Times New Roman"/>
+          <w:sz w:val="24"/>
+          <w:szCs w:val="24"/>
+        </w:rPr>
+        <w:t xml:space="preserve">— </w:t>
+      </w:r>
+      <w:r>
+        <w:rPr>
+          <w:rFonts w:ascii="Times New Roman" w:cs="Times New Roman" w:eastAsia="Times New Roman" w:hAnsi="Times New Roman"/>
+          <w:sz w:val="24"/>
+          <w:szCs w:val="24"/>
+        </w:rPr>
+        <w:t xml:space="preserve">User (1) → (N) EmailVerificationToken — пользователь может иметь несколько токенов верификации</w:t>
+      </w:r>
+      <w:r>
+        <w:rPr>
+          <w:rFonts w:ascii="Times New Roman" w:cs="Times New Roman" w:eastAsia="Times New Roman" w:hAnsi="Times New Roman"/>
+          <w:sz w:val="24"/>
+          <w:szCs w:val="24"/>
+        </w:rPr>
+        <w:t xml:space="preserve">;</w:t>
+      </w:r>
+    </w:p>
+    <w:p>
+      <w:pPr>
+        <w:spacing w:line="276" w:lineRule="auto"/>
+        <w:ind w:left="708" w:hanging="396"/>
+        <w:jc w:val="both"/>
+      </w:pPr>
+      <w:r>
+        <w:rPr>
+          <w:rFonts w:ascii="Times New Roman" w:cs="Times New Roman" w:eastAsia="Times New Roman" w:hAnsi="Times New Roman"/>
+          <w:sz w:val="24"/>
+          <w:szCs w:val="24"/>
+        </w:rPr>
+        <w:t xml:space="preserve">— </w:t>
+      </w:r>
+      <w:r>
+        <w:rPr>
+          <w:rFonts w:ascii="Times New Roman" w:cs="Times New Roman" w:eastAsia="Times New Roman" w:hAnsi="Times New Roman"/>
+          <w:sz w:val="24"/>
+          <w:szCs w:val="24"/>
+        </w:rPr>
         <w:t xml:space="preserve">Category (1) → (N) Job — одна категория содержит несколько заказов</w:t>
       </w:r>
       <w:r>
@@ -11777,7 +14389,7 @@
           <w:sz w:val="24"/>
           <w:szCs w:val="24"/>
         </w:rPr>
-        <w:t xml:space="preserve">User (1) → (N) Chat — пользователь может участвовать в нескольких чатах</w:t>
+        <w:t xml:space="preserve">Job (1) → (N) JobAttachment — заказ может иметь несколько вложений</w:t>
       </w:r>
       <w:r>
         <w:rPr>
@@ -11808,69 +14420,131 @@
           <w:sz w:val="24"/>
           <w:szCs w:val="24"/>
         </w:rPr>
+        <w:t xml:space="preserve">Job (1) → (N) Chat — заказ может быть связан с несколькими чатами</w:t>
+      </w:r>
+      <w:r>
+        <w:rPr>
+          <w:rFonts w:ascii="Times New Roman" w:cs="Times New Roman" w:eastAsia="Times New Roman" w:hAnsi="Times New Roman"/>
+          <w:sz w:val="24"/>
+          <w:szCs w:val="24"/>
+        </w:rPr>
+        <w:t xml:space="preserve">;</w:t>
+      </w:r>
+    </w:p>
+    <w:p>
+      <w:pPr>
+        <w:spacing w:line="276" w:lineRule="auto"/>
+        <w:ind w:left="708" w:hanging="396"/>
+        <w:jc w:val="both"/>
+      </w:pPr>
+      <w:r>
+        <w:rPr>
+          <w:rFonts w:ascii="Times New Roman" w:cs="Times New Roman" w:eastAsia="Times New Roman" w:hAnsi="Times New Roman"/>
+          <w:sz w:val="24"/>
+          <w:szCs w:val="24"/>
+        </w:rPr>
+        <w:t xml:space="preserve">— </w:t>
+      </w:r>
+      <w:r>
+        <w:rPr>
+          <w:rFonts w:ascii="Times New Roman" w:cs="Times New Roman" w:eastAsia="Times New Roman" w:hAnsi="Times New Roman"/>
+          <w:sz w:val="24"/>
+          <w:szCs w:val="24"/>
+        </w:rPr>
+        <w:t xml:space="preserve">Skill (1) → (N) JobSkill — навык может входить в несколько заказов</w:t>
+      </w:r>
+      <w:r>
+        <w:rPr>
+          <w:rFonts w:ascii="Times New Roman" w:cs="Times New Roman" w:eastAsia="Times New Roman" w:hAnsi="Times New Roman"/>
+          <w:sz w:val="24"/>
+          <w:szCs w:val="24"/>
+        </w:rPr>
+        <w:t xml:space="preserve">;</w:t>
+      </w:r>
+    </w:p>
+    <w:p>
+      <w:pPr>
+        <w:spacing w:line="276" w:lineRule="auto"/>
+        <w:ind w:left="708" w:hanging="396"/>
+        <w:jc w:val="both"/>
+      </w:pPr>
+      <w:r>
+        <w:rPr>
+          <w:rFonts w:ascii="Times New Roman" w:cs="Times New Roman" w:eastAsia="Times New Roman" w:hAnsi="Times New Roman"/>
+          <w:sz w:val="24"/>
+          <w:szCs w:val="24"/>
+        </w:rPr>
+        <w:t xml:space="preserve">— </w:t>
+      </w:r>
+      <w:r>
+        <w:rPr>
+          <w:rFonts w:ascii="Times New Roman" w:cs="Times New Roman" w:eastAsia="Times New Roman" w:hAnsi="Times New Roman"/>
+          <w:sz w:val="24"/>
+          <w:szCs w:val="24"/>
+        </w:rPr>
+        <w:t xml:space="preserve">Skill (1) → (N) ProposalSkill — навык может быть указан в нескольких предложениях</w:t>
+      </w:r>
+      <w:r>
+        <w:rPr>
+          <w:rFonts w:ascii="Times New Roman" w:cs="Times New Roman" w:eastAsia="Times New Roman" w:hAnsi="Times New Roman"/>
+          <w:sz w:val="24"/>
+          <w:szCs w:val="24"/>
+        </w:rPr>
+        <w:t xml:space="preserve">;</w:t>
+      </w:r>
+    </w:p>
+    <w:p>
+      <w:pPr>
+        <w:spacing w:line="276" w:lineRule="auto"/>
+        <w:ind w:left="708" w:hanging="396"/>
+        <w:jc w:val="both"/>
+      </w:pPr>
+      <w:r>
+        <w:rPr>
+          <w:rFonts w:ascii="Times New Roman" w:cs="Times New Roman" w:eastAsia="Times New Roman" w:hAnsi="Times New Roman"/>
+          <w:sz w:val="24"/>
+          <w:szCs w:val="24"/>
+        </w:rPr>
+        <w:t xml:space="preserve">— </w:t>
+      </w:r>
+      <w:r>
+        <w:rPr>
+          <w:rFonts w:ascii="Times New Roman" w:cs="Times New Roman" w:eastAsia="Times New Roman" w:hAnsi="Times New Roman"/>
+          <w:sz w:val="24"/>
+          <w:szCs w:val="24"/>
+        </w:rPr>
+        <w:t xml:space="preserve">Proposal (1) → (N) ProposalSkill — предложение может требовать несколько навыков</w:t>
+      </w:r>
+      <w:r>
+        <w:rPr>
+          <w:rFonts w:ascii="Times New Roman" w:cs="Times New Roman" w:eastAsia="Times New Roman" w:hAnsi="Times New Roman"/>
+          <w:sz w:val="24"/>
+          <w:szCs w:val="24"/>
+        </w:rPr>
+        <w:t xml:space="preserve">;</w:t>
+      </w:r>
+    </w:p>
+    <w:p>
+      <w:pPr>
+        <w:spacing w:line="276" w:lineRule="auto"/>
+        <w:ind w:left="708" w:hanging="396"/>
+        <w:jc w:val="both"/>
+      </w:pPr>
+      <w:r>
+        <w:rPr>
+          <w:rFonts w:ascii="Times New Roman" w:cs="Times New Roman" w:eastAsia="Times New Roman" w:hAnsi="Times New Roman"/>
+          <w:sz w:val="24"/>
+          <w:szCs w:val="24"/>
+        </w:rPr>
+        <w:t xml:space="preserve">— </w:t>
+      </w:r>
+      <w:r>
+        <w:rPr>
+          <w:rFonts w:ascii="Times New Roman" w:cs="Times New Roman" w:eastAsia="Times New Roman" w:hAnsi="Times New Roman"/>
+          <w:sz w:val="24"/>
+          <w:szCs w:val="24"/>
+        </w:rPr>
         <w:t xml:space="preserve">Chat (1) → (N) Message — чат содержит несколько сообщений</w:t>
-      </w:r>
-      <w:r>
-        <w:rPr>
-          <w:rFonts w:ascii="Times New Roman" w:cs="Times New Roman" w:eastAsia="Times New Roman" w:hAnsi="Times New Roman"/>
-          <w:sz w:val="24"/>
-          <w:szCs w:val="24"/>
-        </w:rPr>
-        <w:t xml:space="preserve">;</w:t>
-      </w:r>
-    </w:p>
-    <w:p>
-      <w:pPr>
-        <w:spacing w:line="276" w:lineRule="auto"/>
-        <w:ind w:left="708" w:hanging="396"/>
-        <w:jc w:val="both"/>
-      </w:pPr>
-      <w:r>
-        <w:rPr>
-          <w:rFonts w:ascii="Times New Roman" w:cs="Times New Roman" w:eastAsia="Times New Roman" w:hAnsi="Times New Roman"/>
-          <w:sz w:val="24"/>
-          <w:szCs w:val="24"/>
-        </w:rPr>
-        <w:t xml:space="preserve">— </w:t>
-      </w:r>
-      <w:r>
-        <w:rPr>
-          <w:rFonts w:ascii="Times New Roman" w:cs="Times New Roman" w:eastAsia="Times New Roman" w:hAnsi="Times New Roman"/>
-          <w:sz w:val="24"/>
-          <w:szCs w:val="24"/>
-        </w:rPr>
-        <w:t xml:space="preserve">User (1) → (N) Review — пользователь может получить несколько отзывов</w:t>
-      </w:r>
-      <w:r>
-        <w:rPr>
-          <w:rFonts w:ascii="Times New Roman" w:cs="Times New Roman" w:eastAsia="Times New Roman" w:hAnsi="Times New Roman"/>
-          <w:sz w:val="24"/>
-          <w:szCs w:val="24"/>
-        </w:rPr>
-        <w:t xml:space="preserve">;</w:t>
-      </w:r>
-    </w:p>
-    <w:p>
-      <w:pPr>
-        <w:spacing w:line="276" w:lineRule="auto"/>
-        <w:ind w:left="708" w:hanging="396"/>
-        <w:jc w:val="both"/>
-      </w:pPr>
-      <w:r>
-        <w:rPr>
-          <w:rFonts w:ascii="Times New Roman" w:cs="Times New Roman" w:eastAsia="Times New Roman" w:hAnsi="Times New Roman"/>
-          <w:sz w:val="24"/>
-          <w:szCs w:val="24"/>
-        </w:rPr>
-        <w:t xml:space="preserve">— </w:t>
-      </w:r>
-      <w:r>
-        <w:rPr>
-          <w:rFonts w:ascii="Times New Roman" w:cs="Times New Roman" w:eastAsia="Times New Roman" w:hAnsi="Times New Roman"/>
-          <w:sz w:val="24"/>
-          <w:szCs w:val="24"/>
-        </w:rPr>
-        <w:t xml:space="preserve">User (1) → (N) Post — исполнитель может иметь несколько публикаций</w:t>
       </w:r>
       <w:r>
         <w:rPr>
@@ -20708,7 +23382,7 @@
           <w:sz w:val="24"/>
           <w:szCs w:val="24"/>
         </w:rPr>
-        <w:t xml:space="preserve">разработана модель базы данных PostgreSQL, включающая 10 основных таблиц с реляционными связями</w:t>
+        <w:t xml:space="preserve">разработана модель базы данных PostgreSQL, включающая 14 основных таблиц с реляционными связями</w:t>
       </w:r>
       <w:r>
         <w:rPr>
